--- a/Fase 2/Evidencias del Proyecto/SICMA_MCK_v1.0.docx
+++ b/Fase 2/Evidencias del Proyecto/SICMA_MCK_v1.0.docx
@@ -362,10 +362,568 @@
         <w:t>2026-10-17</w:t>
       </w:r>
     </w:p>
+    <w:p>
+      <w:pPr>
+        <w:spacing w:before="360" w:after="160"/>
+      </w:pPr>
+      <w:r>
+        <w:rPr>
+          <w:b/>
+          <w:color w:val="002840"/>
+          <w:sz w:val="32"/>
+        </w:rPr>
+        <w:t>Tabla de contenido</w:t>
+      </w:r>
+    </w:p>
+    <w:p>
+      <w:pPr>
+        <w:pStyle w:val="toc1"/>
+      </w:pPr>
+      <w:r>
+        <w:fldChar w:fldCharType="begin"/>
+      </w:r>
+      <w:r>
+        <w:instrText xml:space="preserve"> TOC \o "2-4" \h \z \u </w:instrText>
+      </w:r>
+      <w:r>
+        <w:fldChar w:fldCharType="separate"/>
+      </w:r>
+      <w:r>
+        <w:t>Control de cambios</w:t>
+      </w:r>
+      <w:r>
+        <w:tab/>
+      </w:r>
+      <w:r>
+        <w:t>4</w:t>
+      </w:r>
+    </w:p>
+    <w:p>
+      <w:pPr>
+        <w:pStyle w:val="toc1"/>
+      </w:pPr>
+      <w:r>
+        <w:t>Resumen y propósito</w:t>
+      </w:r>
+      <w:r>
+        <w:tab/>
+      </w:r>
+      <w:r>
+        <w:t>4</w:t>
+      </w:r>
+    </w:p>
+    <w:p>
+      <w:pPr>
+        <w:pStyle w:val="toc1"/>
+      </w:pPr>
+      <w:r>
+        <w:t>Criterios y guía de estilo</w:t>
+      </w:r>
+      <w:r>
+        <w:tab/>
+      </w:r>
+      <w:r>
+        <w:t>4</w:t>
+      </w:r>
+    </w:p>
+    <w:p>
+      <w:pPr>
+        <w:pStyle w:val="toc1"/>
+      </w:pPr>
+      <w:r>
+        <w:t>Vistas web</w:t>
+      </w:r>
+      <w:r>
+        <w:tab/>
+      </w:r>
+      <w:r>
+        <w:t>4</w:t>
+      </w:r>
+    </w:p>
+    <w:p>
+      <w:pPr>
+        <w:pStyle w:val="toc2"/>
+      </w:pPr>
+      <w:r>
+        <w:t>Pantallas existentes (capturas reales)</w:t>
+      </w:r>
+      <w:r>
+        <w:tab/>
+      </w:r>
+      <w:r>
+        <w:t>5</w:t>
+      </w:r>
+    </w:p>
+    <w:p>
+      <w:pPr>
+        <w:pStyle w:val="toc3"/>
+      </w:pPr>
+      <w:r>
+        <w:t>MW-01 · Inicio de sesión (CU-01)</w:t>
+      </w:r>
+      <w:r>
+        <w:tab/>
+      </w:r>
+      <w:r>
+        <w:t>5</w:t>
+      </w:r>
+    </w:p>
+    <w:p>
+      <w:pPr>
+        <w:pStyle w:val="toc3"/>
+      </w:pPr>
+      <w:r>
+        <w:t>MW-02 · Recuperar contraseña en dos pasos (CU-02)</w:t>
+      </w:r>
+      <w:r>
+        <w:tab/>
+      </w:r>
+      <w:r>
+        <w:t>6</w:t>
+      </w:r>
+    </w:p>
+    <w:p>
+      <w:pPr>
+        <w:pStyle w:val="toc3"/>
+      </w:pPr>
+      <w:r>
+        <w:t>MW-03 · Usuarios y roles (CU-03)</w:t>
+      </w:r>
+      <w:r>
+        <w:tab/>
+      </w:r>
+      <w:r>
+        <w:t>7</w:t>
+      </w:r>
+    </w:p>
+    <w:p>
+      <w:pPr>
+        <w:pStyle w:val="toc3"/>
+      </w:pPr>
+      <w:r>
+        <w:t>MW-04 · Panel (CU-13, CU-24)</w:t>
+      </w:r>
+      <w:r>
+        <w:tab/>
+      </w:r>
+      <w:r>
+        <w:t>8</w:t>
+      </w:r>
+    </w:p>
+    <w:p>
+      <w:pPr>
+        <w:pStyle w:val="toc3"/>
+      </w:pPr>
+      <w:r>
+        <w:t>MW-05 · Lista de activos (CU-05)</w:t>
+      </w:r>
+      <w:r>
+        <w:tab/>
+      </w:r>
+      <w:r>
+        <w:t>8</w:t>
+      </w:r>
+    </w:p>
+    <w:p>
+      <w:pPr>
+        <w:pStyle w:val="toc3"/>
+      </w:pPr>
+      <w:r>
+        <w:t>MW-06 · Ficha del activo e historial (CU-05)</w:t>
+      </w:r>
+      <w:r>
+        <w:tab/>
+      </w:r>
+      <w:r>
+        <w:t>9</w:t>
+      </w:r>
+    </w:p>
+    <w:p>
+      <w:pPr>
+        <w:pStyle w:val="toc3"/>
+      </w:pPr>
+      <w:r>
+        <w:t>MW-07 · Monitoreo de ambiente (CU-13)</w:t>
+      </w:r>
+      <w:r>
+        <w:tab/>
+      </w:r>
+      <w:r>
+        <w:t>10</w:t>
+      </w:r>
+    </w:p>
+    <w:p>
+      <w:pPr>
+        <w:pStyle w:val="toc3"/>
+      </w:pPr>
+      <w:r>
+        <w:t>MW-08 · Dispositivos Arduino (CU-07, CU-11 en parte)</w:t>
+      </w:r>
+      <w:r>
+        <w:tab/>
+      </w:r>
+      <w:r>
+        <w:t>10</w:t>
+      </w:r>
+    </w:p>
+    <w:p>
+      <w:pPr>
+        <w:pStyle w:val="toc3"/>
+      </w:pPr>
+      <w:r>
+        <w:t>MW-09 · Registro de accesos (CU-18)</w:t>
+      </w:r>
+      <w:r>
+        <w:tab/>
+      </w:r>
+      <w:r>
+        <w:t>11</w:t>
+      </w:r>
+    </w:p>
+    <w:p>
+      <w:pPr>
+        <w:pStyle w:val="toc3"/>
+      </w:pPr>
+      <w:r>
+        <w:t>MW-10 · Lista de intervenciones (CU-19 a CU-23, lista)</w:t>
+      </w:r>
+      <w:r>
+        <w:tab/>
+      </w:r>
+      <w:r>
+        <w:t>12</w:t>
+      </w:r>
+    </w:p>
+    <w:p>
+      <w:pPr>
+        <w:pStyle w:val="toc2"/>
+      </w:pPr>
+      <w:r>
+        <w:t>Pantallas nuevas (diseño)</w:t>
+      </w:r>
+      <w:r>
+        <w:tab/>
+      </w:r>
+      <w:r>
+        <w:t>12</w:t>
+      </w:r>
+    </w:p>
+    <w:p>
+      <w:pPr>
+        <w:pStyle w:val="toc3"/>
+      </w:pPr>
+      <w:r>
+        <w:t>MW-11 · Navegación propuesta</w:t>
+      </w:r>
+      <w:r>
+        <w:tab/>
+      </w:r>
+      <w:r>
+        <w:t>12</w:t>
+      </w:r>
+    </w:p>
+    <w:p>
+      <w:pPr>
+        <w:pStyle w:val="toc3"/>
+      </w:pPr>
+      <w:r>
+        <w:t>MW-12 · Crear y editar activo (CU-04)</w:t>
+      </w:r>
+      <w:r>
+        <w:tab/>
+      </w:r>
+      <w:r>
+        <w:t>13</w:t>
+      </w:r>
+    </w:p>
+    <w:p>
+      <w:pPr>
+        <w:pStyle w:val="toc3"/>
+      </w:pPr>
+      <w:r>
+        <w:t>MW-13 · Zonas y ubicaciones (CU-06)</w:t>
+      </w:r>
+      <w:r>
+        <w:tab/>
+      </w:r>
+      <w:r>
+        <w:t>14</w:t>
+      </w:r>
+    </w:p>
+    <w:p>
+      <w:pPr>
+        <w:pStyle w:val="toc3"/>
+      </w:pPr>
+      <w:r>
+        <w:t>MW-14 · Tipos y estados de activo (CU-08)</w:t>
+      </w:r>
+      <w:r>
+        <w:tab/>
+      </w:r>
+      <w:r>
+        <w:t>15</w:t>
+      </w:r>
+    </w:p>
+    <w:p>
+      <w:pPr>
+        <w:pStyle w:val="toc3"/>
+      </w:pPr>
+      <w:r>
+        <w:t>MW-15 · Responsables de alerta (CU-09)</w:t>
+      </w:r>
+      <w:r>
+        <w:tab/>
+      </w:r>
+      <w:r>
+        <w:t>16</w:t>
+      </w:r>
+    </w:p>
+    <w:p>
+      <w:pPr>
+        <w:pStyle w:val="toc3"/>
+      </w:pPr>
+      <w:r>
+        <w:t>MW-16 · Alertas (CU-13, resultado de CU-12)</w:t>
+      </w:r>
+      <w:r>
+        <w:tab/>
+      </w:r>
+      <w:r>
+        <w:t>16</w:t>
+      </w:r>
+    </w:p>
+    <w:p>
+      <w:pPr>
+        <w:pStyle w:val="toc3"/>
+      </w:pPr>
+      <w:r>
+        <w:t>MW-17 · Detalle de alerta (CU-13)</w:t>
+      </w:r>
+      <w:r>
+        <w:tab/>
+      </w:r>
+      <w:r>
+        <w:t>17</w:t>
+      </w:r>
+    </w:p>
+    <w:p>
+      <w:pPr>
+        <w:pStyle w:val="toc3"/>
+      </w:pPr>
+      <w:r>
+        <w:t>MW-18 · Servidores (CU-14, CU-15)</w:t>
+      </w:r>
+      <w:r>
+        <w:tab/>
+      </w:r>
+      <w:r>
+        <w:t>17</w:t>
+      </w:r>
+    </w:p>
+    <w:p>
+      <w:pPr>
+        <w:pStyle w:val="toc3"/>
+      </w:pPr>
+      <w:r>
+        <w:t>MW-19 · Huellas (CU-16)</w:t>
+      </w:r>
+      <w:r>
+        <w:tab/>
+      </w:r>
+      <w:r>
+        <w:t>18</w:t>
+      </w:r>
+    </w:p>
+    <w:p>
+      <w:pPr>
+        <w:pStyle w:val="toc3"/>
+      </w:pPr>
+      <w:r>
+        <w:t>MW-20 · Intervención pendiente (CU-20)</w:t>
+      </w:r>
+      <w:r>
+        <w:tab/>
+      </w:r>
+      <w:r>
+        <w:t>19</w:t>
+      </w:r>
+    </w:p>
+    <w:p>
+      <w:pPr>
+        <w:pStyle w:val="toc3"/>
+      </w:pPr>
+      <w:r>
+        <w:t>MW-21 · Asignar técnico y agendar (CU-21)</w:t>
+      </w:r>
+      <w:r>
+        <w:tab/>
+      </w:r>
+      <w:r>
+        <w:t>19</w:t>
+      </w:r>
+    </w:p>
+    <w:p>
+      <w:pPr>
+        <w:pStyle w:val="toc3"/>
+      </w:pPr>
+      <w:r>
+        <w:t>MW-22 · Ejecutar y cerrar (CU-23)</w:t>
+      </w:r>
+      <w:r>
+        <w:tab/>
+      </w:r>
+      <w:r>
+        <w:t>20</w:t>
+      </w:r>
+    </w:p>
+    <w:p>
+      <w:pPr>
+        <w:pStyle w:val="toc2"/>
+      </w:pPr>
+      <w:r>
+        <w:t>Casos sin pantalla propia</w:t>
+      </w:r>
+      <w:r>
+        <w:tab/>
+      </w:r>
+      <w:r>
+        <w:t>21</w:t>
+      </w:r>
+    </w:p>
+    <w:p>
+      <w:pPr>
+        <w:pStyle w:val="toc1"/>
+      </w:pPr>
+      <w:r>
+        <w:t>Vistas móviles</w:t>
+      </w:r>
+      <w:r>
+        <w:tab/>
+      </w:r>
+      <w:r>
+        <w:t>21</w:t>
+      </w:r>
+    </w:p>
+    <w:p>
+      <w:pPr>
+        <w:pStyle w:val="toc3"/>
+      </w:pPr>
+      <w:r>
+        <w:t>MM-01 · Panel (CU-25, existente)</w:t>
+      </w:r>
+      <w:r>
+        <w:tab/>
+      </w:r>
+      <w:r>
+        <w:t>22</w:t>
+      </w:r>
+    </w:p>
+    <w:p>
+      <w:pPr>
+        <w:pStyle w:val="toc3"/>
+      </w:pPr>
+      <w:r>
+        <w:t>MM-02 · Activos (CU-25, existente)</w:t>
+      </w:r>
+      <w:r>
+        <w:tab/>
+      </w:r>
+      <w:r>
+        <w:t>23</w:t>
+      </w:r>
+    </w:p>
+    <w:p>
+      <w:pPr>
+        <w:pStyle w:val="toc3"/>
+      </w:pPr>
+      <w:r>
+        <w:t>MM-03 · Ambiente (CU-25, existente)</w:t>
+      </w:r>
+      <w:r>
+        <w:tab/>
+      </w:r>
+      <w:r>
+        <w:t>24</w:t>
+      </w:r>
+    </w:p>
+    <w:p>
+      <w:pPr>
+        <w:pStyle w:val="toc3"/>
+      </w:pPr>
+      <w:r>
+        <w:t>MM-04 · Alertas (CU-25, diseño nuevo)</w:t>
+      </w:r>
+      <w:r>
+        <w:tab/>
+      </w:r>
+      <w:r>
+        <w:t>24</w:t>
+      </w:r>
+    </w:p>
+    <w:p>
+      <w:pPr>
+        <w:pStyle w:val="toc1"/>
+      </w:pPr>
+      <w:r>
+        <w:t>Trazabilidad</w:t>
+      </w:r>
+      <w:r>
+        <w:tab/>
+      </w:r>
+      <w:r>
+        <w:t>25</w:t>
+      </w:r>
+    </w:p>
+    <w:p>
+      <w:pPr>
+        <w:pStyle w:val="toc1"/>
+      </w:pPr>
+      <w:r>
+        <w:t>Supuestos y pendientes</w:t>
+      </w:r>
+      <w:r>
+        <w:tab/>
+      </w:r>
+      <w:r>
+        <w:t>26</w:t>
+      </w:r>
+    </w:p>
+    <w:p>
+      <w:pPr>
+        <w:pStyle w:val="toc1"/>
+      </w:pPr>
+      <w:r>
+        <w:t>Glosario y referencias</w:t>
+      </w:r>
+      <w:r>
+        <w:tab/>
+      </w:r>
+      <w:r>
+        <w:t>27</w:t>
+      </w:r>
+    </w:p>
+    <w:p>
+      <w:pPr>
+        <w:pStyle w:val="toc2"/>
+      </w:pPr>
+      <w:r>
+        <w:t>Referencias</w:t>
+      </w:r>
+      <w:r>
+        <w:tab/>
+      </w:r>
+      <w:r>
+        <w:t>27</w:t>
+      </w:r>
+      <w:r>
+        <w:fldChar w:fldCharType="end"/>
+      </w:r>
+    </w:p>
     <w:bookmarkStart w:id="20" w:name="control-de-cambios"/>
     <w:p>
       <w:pPr>
         <w:pStyle w:val="Heading2"/>
+        <w:pageBreakBefore/>
       </w:pPr>
       <w:r>
         <w:t xml:space="preserve">Control de cambios</w:t>
@@ -650,7 +1208,7 @@
               <w:rPr>
                 <w:sz w:val="18"/>
               </w:rPr>
-              <w:t>Pasa de borrador a vigente. Se agrega la portada y se actualizan las referencias a las versiones vigentes de los demás documentos.</w:t>
+              <w:t>Pasa de borrador a vigente. Se agrega la portada y se actualizan las referencias a las versiones vigentes de los demás documentos. Se agrega la tabla de contenido, la numeración de páginas y se completa la lista de referencias.</w:t>
             </w:r>
           </w:p>
         </w:tc>
@@ -5746,44 +6304,170 @@
     </w:tbl>
     <w:p>
       <w:pPr>
+        <w:pStyle w:val="Heading3"/>
+      </w:pPr>
+      <w:r>
+        <w:t>Referencias</w:t>
+      </w:r>
+    </w:p>
+    <w:p>
+      <w:pPr>
         <w:pStyle w:val="BodyText"/>
       </w:pPr>
       <w:r>
         <w:rPr>
-          <w:bCs/>
           <w:b/>
         </w:rPr>
-        <w:t xml:space="preserve">Referencias</w:t>
-      </w:r>
-    </w:p>
-    <w:p>
-      <w:pPr>
-        <w:numPr>
-          <w:ilvl w:val="0"/>
-          <w:numId w:val="1003"/>
-        </w:numPr>
+        <w:t>Documentos del proyecto</w:t>
+      </w:r>
+    </w:p>
+    <w:p>
+      <w:pPr>
         <w:pStyle w:val="Compact"/>
-      </w:pPr>
-      <w:r>
-        <w:t>SICMA-REQ v1.0, SICMA-CUS v1.0, SICMA-CLA v1.0, SICMA-ACT v1.0, SICMA-BDD v1.0.</w:t>
-      </w:r>
-    </w:p>
-    <w:p>
-      <w:pPr>
-        <w:numPr>
-          <w:ilvl w:val="0"/>
-          <w:numId w:val="1003"/>
-        </w:numPr>
+        <w:spacing w:after="60"/>
+        <w:ind w:left="510" w:hanging="510"/>
+      </w:pPr>
+      <w:r>
+        <w:rPr>
+          <w:b w:val="0"/>
+        </w:rPr>
+        <w:t>[1] Equipo SICMA. Formato Universal de documentos SICMA. 2026.</w:t>
+      </w:r>
+    </w:p>
+    <w:p>
+      <w:pPr>
         <w:pStyle w:val="Compact"/>
-      </w:pPr>
-      <w:r>
-        <w:t xml:space="preserve">Repositorio del equipo, carpeta sicma-frontend (Angular 20, Ionic 9).</w:t>
+        <w:spacing w:after="60"/>
+        <w:ind w:left="510" w:hanging="510"/>
+      </w:pPr>
+      <w:r>
+        <w:rPr>
+          <w:b w:val="0"/>
+        </w:rPr>
+        <w:t>[2] SICMA-REQ v1.0. Requerimientos. Equipo SICMA, 2026-10-17.</w:t>
+      </w:r>
+    </w:p>
+    <w:p>
+      <w:pPr>
+        <w:pStyle w:val="Compact"/>
+        <w:spacing w:after="60"/>
+        <w:ind w:left="510" w:hanging="510"/>
+      </w:pPr>
+      <w:r>
+        <w:rPr>
+          <w:b w:val="0"/>
+        </w:rPr>
+        <w:t>[3] SICMA-CUS v1.0. Casos de Uso. Equipo SICMA, 2026-10-17.</w:t>
+      </w:r>
+    </w:p>
+    <w:p>
+      <w:pPr>
+        <w:pStyle w:val="Compact"/>
+        <w:spacing w:after="60"/>
+        <w:ind w:left="510" w:hanging="510"/>
+      </w:pPr>
+      <w:r>
+        <w:rPr>
+          <w:b w:val="0"/>
+        </w:rPr>
+        <w:t>[4] SICMA-CLA v1.0. Diagrama de Clases. Equipo SICMA, 2026-10-17.</w:t>
+      </w:r>
+    </w:p>
+    <w:p>
+      <w:pPr>
+        <w:pStyle w:val="Compact"/>
+        <w:spacing w:after="60"/>
+        <w:ind w:left="510" w:hanging="510"/>
+      </w:pPr>
+      <w:r>
+        <w:rPr>
+          <w:b w:val="0"/>
+        </w:rPr>
+        <w:t>[5] SICMA-ACT v1.0. Diagramas de Actividad. Equipo SICMA, 2026-10-17.</w:t>
+      </w:r>
+    </w:p>
+    <w:p>
+      <w:pPr>
+        <w:pStyle w:val="Compact"/>
+        <w:spacing w:after="60"/>
+        <w:ind w:left="510" w:hanging="510"/>
+      </w:pPr>
+      <w:r>
+        <w:rPr>
+          <w:b w:val="0"/>
+        </w:rPr>
+        <w:t>[6] SICMA-BDD v1.0. Modelo de Base de Datos. Equipo SICMA, 2026-10-17.</w:t>
+      </w:r>
+    </w:p>
+    <w:p>
+      <w:pPr>
+        <w:pStyle w:val="Compact"/>
+        <w:spacing w:after="60"/>
+        <w:ind w:left="510" w:hanging="510"/>
+      </w:pPr>
+      <w:r>
+        <w:rPr>
+          <w:b w:val="0"/>
+        </w:rPr>
+        <w:t>[7] Equipo SICMA. Repositorio del proyecto, https://github.com/AlvaroGonbri/Capstone (carpetas Software y Fase 2).</w:t>
+      </w:r>
+    </w:p>
+    <w:p>
+      <w:pPr>
+        <w:pStyle w:val="BodyText"/>
+      </w:pPr>
+      <w:r>
+        <w:rPr>
+          <w:b/>
+        </w:rPr>
+        <w:t>Normas y fuentes externas</w:t>
+      </w:r>
+    </w:p>
+    <w:p>
+      <w:pPr>
+        <w:pStyle w:val="Compact"/>
+        <w:spacing w:after="60"/>
+        <w:ind w:left="510" w:hanging="510"/>
+      </w:pPr>
+      <w:r>
+        <w:rPr>
+          <w:b w:val="0"/>
+        </w:rPr>
+        <w:t>[8] Google. Angular documentation. https://angular.dev/</w:t>
+      </w:r>
+    </w:p>
+    <w:p>
+      <w:pPr>
+        <w:pStyle w:val="Compact"/>
+        <w:spacing w:after="60"/>
+        <w:ind w:left="510" w:hanging="510"/>
+      </w:pPr>
+      <w:r>
+        <w:rPr>
+          <w:b w:val="0"/>
+        </w:rPr>
+        <w:t>[9] Ionic. Ionic Framework documentation. https://ionicframework.com/docs</w:t>
+      </w:r>
+    </w:p>
+    <w:p>
+      <w:pPr>
+        <w:pStyle w:val="Compact"/>
+        <w:spacing w:after="60"/>
+        <w:ind w:left="510" w:hanging="510"/>
+      </w:pPr>
+      <w:r>
+        <w:rPr>
+          <w:b w:val="0"/>
+        </w:rPr>
+        <w:t>[10] W3C. (2023). Web Content Accessibility Guidelines (WCAG) 2.2. W3C Recommendation. https://www.w3.org/TR/WCAG22/</w:t>
       </w:r>
     </w:p>
     <w:bookmarkEnd w:id="137"/>
     <w:sectPr>
+      <w:footerReference w:type="default" r:id="rId10"/>
       <w:pgSz w:w="12240" w:h="15840"/>
       <w:pgMar w:left="1247" w:right="1247" w:top="1247" w:bottom="1247"/>
+      <w:titlePg/>
     </w:sectPr>
   </w:body>
 </w:document>
@@ -5791,6 +6475,101 @@
 
 <file path=word/comments.xml><?xml version="1.0" encoding="utf-8"?>
 <w:comments xmlns:w="http://schemas.openxmlformats.org/wordprocessingml/2006/main" xmlns:m="http://schemas.openxmlformats.org/officeDocument/2006/math" xmlns:r="http://schemas.openxmlformats.org/officeDocument/2006/relationships" xmlns:o="urn:schemas-microsoft-com:office:office" xmlns:v="urn:schemas-microsoft-com:vml" xmlns:w10="urn:schemas-microsoft-com:office:word" xmlns:a="http://schemas.openxmlformats.org/drawingml/2006/main" xmlns:pic="http://schemas.openxmlformats.org/drawingml/2006/picture" xmlns:wp="http://schemas.openxmlformats.org/drawingml/2006/wordprocessingDrawing"/>
+</file>
+
+<file path=word/footer1.xml><?xml version="1.0" encoding="utf-8"?>
+<w:ftr xmlns:m="http://schemas.openxmlformats.org/officeDocument/2006/math" xmlns:mc="http://schemas.openxmlformats.org/markup-compatibility/2006" xmlns:mo="http://schemas.microsoft.com/office/mac/office/2008/main" xmlns:mv="urn:schemas-microsoft-com:mac:vml" xmlns:o="urn:schemas-microsoft-com:office:office" xmlns:r="http://schemas.openxmlformats.org/officeDocument/2006/relationships" xmlns:v="urn:schemas-microsoft-com:vml" xmlns:w10="urn:schemas-microsoft-com:office:word" xmlns:w14="http://schemas.microsoft.com/office/word/2010/wordml" xmlns:w="http://schemas.openxmlformats.org/wordprocessingml/2006/main" xmlns:wne="http://schemas.microsoft.com/office/word/2006/wordml" xmlns:wp14="http://schemas.microsoft.com/office/word/2010/wordprocessingDrawing" xmlns:wp="http://schemas.openxmlformats.org/drawingml/2006/wordprocessingDrawing" xmlns:wpc="http://schemas.microsoft.com/office/word/2010/wordprocessingCanvas" xmlns:wpg="http://schemas.microsoft.com/office/word/2010/wordprocessingGroup" xmlns:wpi="http://schemas.microsoft.com/office/word/2010/wordprocessingInk" xmlns:wps="http://schemas.microsoft.com/office/word/2010/wordprocessingShape" mc:Ignorable="w14 wp14">
+  <w:p>
+    <w:pPr>
+      <w:pStyle w:val="Footer"/>
+      <w:jc w:val="right"/>
+    </w:pPr>
+    <w:r>
+      <w:rPr>
+        <w:color w:val="595959"/>
+        <w:sz w:val="17"/>
+      </w:rPr>
+      <w:t xml:space="preserve">SICMA-MCK · Versión 1.0 · Página </w:t>
+    </w:r>
+    <w:r>
+      <w:rPr>
+        <w:color w:val="595959"/>
+        <w:sz w:val="17"/>
+      </w:rPr>
+      <w:fldChar w:fldCharType="begin"/>
+    </w:r>
+    <w:r>
+      <w:rPr>
+        <w:color w:val="595959"/>
+        <w:sz w:val="17"/>
+      </w:rPr>
+      <w:instrText xml:space="preserve"> PAGE </w:instrText>
+    </w:r>
+    <w:r>
+      <w:rPr>
+        <w:color w:val="595959"/>
+        <w:sz w:val="17"/>
+      </w:rPr>
+      <w:fldChar w:fldCharType="separate"/>
+    </w:r>
+    <w:r>
+      <w:rPr>
+        <w:color w:val="595959"/>
+        <w:sz w:val="17"/>
+      </w:rPr>
+      <w:t>1</w:t>
+    </w:r>
+    <w:r>
+      <w:rPr>
+        <w:color w:val="595959"/>
+        <w:sz w:val="17"/>
+      </w:rPr>
+      <w:fldChar w:fldCharType="end"/>
+    </w:r>
+    <w:r>
+      <w:rPr>
+        <w:color w:val="595959"/>
+        <w:sz w:val="17"/>
+      </w:rPr>
+      <w:t xml:space="preserve"> de </w:t>
+    </w:r>
+    <w:r>
+      <w:rPr>
+        <w:color w:val="595959"/>
+        <w:sz w:val="17"/>
+      </w:rPr>
+      <w:fldChar w:fldCharType="begin"/>
+    </w:r>
+    <w:r>
+      <w:rPr>
+        <w:color w:val="595959"/>
+        <w:sz w:val="17"/>
+      </w:rPr>
+      <w:instrText xml:space="preserve"> NUMPAGES </w:instrText>
+    </w:r>
+    <w:r>
+      <w:rPr>
+        <w:color w:val="595959"/>
+        <w:sz w:val="17"/>
+      </w:rPr>
+      <w:fldChar w:fldCharType="separate"/>
+    </w:r>
+    <w:r>
+      <w:rPr>
+        <w:color w:val="595959"/>
+        <w:sz w:val="17"/>
+      </w:rPr>
+      <w:t>1</w:t>
+    </w:r>
+    <w:r>
+      <w:rPr>
+        <w:color w:val="595959"/>
+        <w:sz w:val="17"/>
+      </w:rPr>
+      <w:fldChar w:fldCharType="end"/>
+    </w:r>
+  </w:p>
+</w:ftr>
 </file>
 
 <file path=word/footnotes.xml><?xml version="1.0" encoding="utf-8"?>
@@ -6754,6 +7533,66 @@
     <w:basedOn w:val="VerbatimChar"/>
     <w:rPr/>
   </w:style>
+  <w:style w:type="paragraph" w:customStyle="1" w:styleId="toc1">
+    <w:name w:val="toc 1"/>
+    <w:basedOn w:val="Normal"/>
+    <w:pPr>
+      <w:tabs>
+        <w:tab w:pos="9746" w:val="right" w:leader="dot"/>
+      </w:tabs>
+      <w:spacing w:after="60" w:before="80"/>
+      <w:ind w:left="0"/>
+    </w:pPr>
+    <w:rPr>
+      <w:b/>
+      <w:sz w:val="20"/>
+    </w:rPr>
+  </w:style>
+  <w:style w:type="paragraph" w:customStyle="1" w:styleId="toc2">
+    <w:name w:val="toc 2"/>
+    <w:basedOn w:val="Normal"/>
+    <w:pPr>
+      <w:tabs>
+        <w:tab w:pos="9746" w:val="right" w:leader="dot"/>
+      </w:tabs>
+      <w:spacing w:after="40" w:before="0"/>
+      <w:ind w:left="283"/>
+    </w:pPr>
+    <w:rPr>
+      <w:b w:val="0"/>
+      <w:sz w:val="20"/>
+    </w:rPr>
+  </w:style>
+  <w:style w:type="paragraph" w:customStyle="1" w:styleId="toc3">
+    <w:name w:val="toc 3"/>
+    <w:basedOn w:val="Normal"/>
+    <w:pPr>
+      <w:tabs>
+        <w:tab w:pos="9746" w:val="right" w:leader="dot"/>
+      </w:tabs>
+      <w:spacing w:after="40" w:before="0"/>
+      <w:ind w:left="567"/>
+    </w:pPr>
+    <w:rPr>
+      <w:b w:val="0"/>
+      <w:sz w:val="20"/>
+    </w:rPr>
+  </w:style>
+  <w:style w:type="paragraph" w:customStyle="1" w:styleId="toc4">
+    <w:name w:val="toc 4"/>
+    <w:basedOn w:val="Normal"/>
+    <w:pPr>
+      <w:tabs>
+        <w:tab w:pos="9746" w:val="right" w:leader="dot"/>
+      </w:tabs>
+      <w:spacing w:after="40" w:before="0"/>
+      <w:ind w:left="850"/>
+    </w:pPr>
+    <w:rPr>
+      <w:b w:val="0"/>
+      <w:sz w:val="20"/>
+    </w:rPr>
+  </w:style>
 </w:styles>
 </file>
 

--- a/Fase 2/Evidencias del Proyecto/SICMA_MCK_v1.0.docx
+++ b/Fase 2/Evidencias del Proyecto/SICMA_MCK_v1.0.docx
@@ -102,22 +102,6 @@
         </w:rPr>
         <w:t>SICMA-MCK</w:t>
       </w:r>
-      <w:r>
-        <w:rPr>
-          <w:color w:val="5A6672"/>
-          <w:sz w:val="26"/>
-        </w:rPr>
-        <w:t xml:space="preserve">  ·  </w:t>
-      </w:r>
-      <w:r>
-        <w:rPr>
-          <w:b/>
-          <w:color w:val="FFFFFF"/>
-          <w:sz w:val="21"/>
-          <w:shd w:val="clear" w:color="auto" w:fill="002840"/>
-        </w:rPr>
-        <w:t xml:space="preserve"> VIGENTE </w:t>
-      </w:r>
     </w:p>
     <w:p>
       <w:pPr>
@@ -1208,7 +1192,7 @@
               <w:rPr>
                 <w:sz w:val="18"/>
               </w:rPr>
-              <w:t>Pasa de borrador a vigente. Se agrega la portada y se actualizan las referencias a las versiones vigentes de los demás documentos. Se agrega la tabla de contenido, la numeración de páginas y se completa la lista de referencias.</w:t>
+              <w:t>Pasa de borrador a vigente. Se agrega la portada y se actualizan las referencias a las versiones vigentes de los demás documentos. Se agrega la tabla de contenido, la numeración de páginas y se completa la lista de referencias. Se quita la etiqueta Vigente de la portada.</w:t>
             </w:r>
           </w:p>
         </w:tc>

--- a/Fase 2/Evidencias del Proyecto/SICMA_MCK_v1.0.docx
+++ b/Fase 2/Evidencias del Proyecto/SICMA_MCK_v1.0.docx
@@ -118,13 +118,13 @@
         <w:tblInd w:w="108" w:type="dxa"/>
       </w:tblPr>
       <w:tblGrid>
-        <w:gridCol w:w="4873"/>
-        <w:gridCol w:w="4873"/>
+        <w:gridCol w:w="4365"/>
+        <w:gridCol w:w="4365"/>
       </w:tblGrid>
       <w:tr>
         <w:tc>
           <w:tcPr>
-            <w:tcW w:type="dxa" w:w="4762"/>
+            <w:tcW w:type="dxa" w:w="4265"/>
             <w:tcMar>
               <w:top w:w="160" w:type="dxa"/>
               <w:left w:w="0" w:type="dxa"/>
@@ -204,7 +204,7 @@
         </w:tc>
         <w:tc>
           <w:tcPr>
-            <w:tcW w:type="dxa" w:w="4762"/>
+            <w:tcW w:type="dxa" w:w="4265"/>
             <w:tcMar>
               <w:top w:w="160" w:type="dxa"/>
               <w:left w:w="0" w:type="dxa"/>
@@ -477,7 +477,7 @@
         <w:tab/>
       </w:r>
       <w:r>
-        <w:t>7</w:t>
+        <w:t>8</w:t>
       </w:r>
     </w:p>
     <w:p>
@@ -505,7 +505,7 @@
         <w:tab/>
       </w:r>
       <w:r>
-        <w:t>8</w:t>
+        <w:t>9</w:t>
       </w:r>
     </w:p>
     <w:p>
@@ -519,7 +519,7 @@
         <w:tab/>
       </w:r>
       <w:r>
-        <w:t>9</w:t>
+        <w:t>10</w:t>
       </w:r>
     </w:p>
     <w:p>
@@ -533,7 +533,7 @@
         <w:tab/>
       </w:r>
       <w:r>
-        <w:t>10</w:t>
+        <w:t>11</w:t>
       </w:r>
     </w:p>
     <w:p>
@@ -547,7 +547,7 @@
         <w:tab/>
       </w:r>
       <w:r>
-        <w:t>10</w:t>
+        <w:t>12</w:t>
       </w:r>
     </w:p>
     <w:p>
@@ -561,7 +561,7 @@
         <w:tab/>
       </w:r>
       <w:r>
-        <w:t>11</w:t>
+        <w:t>13</w:t>
       </w:r>
     </w:p>
     <w:p>
@@ -575,7 +575,7 @@
         <w:tab/>
       </w:r>
       <w:r>
-        <w:t>12</w:t>
+        <w:t>14</w:t>
       </w:r>
     </w:p>
     <w:p>
@@ -589,7 +589,7 @@
         <w:tab/>
       </w:r>
       <w:r>
-        <w:t>12</w:t>
+        <w:t>15</w:t>
       </w:r>
     </w:p>
     <w:p>
@@ -603,7 +603,7 @@
         <w:tab/>
       </w:r>
       <w:r>
-        <w:t>12</w:t>
+        <w:t>15</w:t>
       </w:r>
     </w:p>
     <w:p>
@@ -617,7 +617,7 @@
         <w:tab/>
       </w:r>
       <w:r>
-        <w:t>13</w:t>
+        <w:t>16</w:t>
       </w:r>
     </w:p>
     <w:p>
@@ -631,7 +631,7 @@
         <w:tab/>
       </w:r>
       <w:r>
-        <w:t>14</w:t>
+        <w:t>17</w:t>
       </w:r>
     </w:p>
     <w:p>
@@ -645,7 +645,7 @@
         <w:tab/>
       </w:r>
       <w:r>
-        <w:t>15</w:t>
+        <w:t>18</w:t>
       </w:r>
     </w:p>
     <w:p>
@@ -659,7 +659,7 @@
         <w:tab/>
       </w:r>
       <w:r>
-        <w:t>16</w:t>
+        <w:t>19</w:t>
       </w:r>
     </w:p>
     <w:p>
@@ -673,7 +673,7 @@
         <w:tab/>
       </w:r>
       <w:r>
-        <w:t>16</w:t>
+        <w:t>20</w:t>
       </w:r>
     </w:p>
     <w:p>
@@ -687,7 +687,7 @@
         <w:tab/>
       </w:r>
       <w:r>
-        <w:t>17</w:t>
+        <w:t>20</w:t>
       </w:r>
     </w:p>
     <w:p>
@@ -701,7 +701,7 @@
         <w:tab/>
       </w:r>
       <w:r>
-        <w:t>17</w:t>
+        <w:t>21</w:t>
       </w:r>
     </w:p>
     <w:p>
@@ -715,7 +715,7 @@
         <w:tab/>
       </w:r>
       <w:r>
-        <w:t>18</w:t>
+        <w:t>22</w:t>
       </w:r>
     </w:p>
     <w:p>
@@ -729,7 +729,7 @@
         <w:tab/>
       </w:r>
       <w:r>
-        <w:t>19</w:t>
+        <w:t>23</w:t>
       </w:r>
     </w:p>
     <w:p>
@@ -743,7 +743,7 @@
         <w:tab/>
       </w:r>
       <w:r>
-        <w:t>19</w:t>
+        <w:t>24</w:t>
       </w:r>
     </w:p>
     <w:p>
@@ -757,7 +757,7 @@
         <w:tab/>
       </w:r>
       <w:r>
-        <w:t>20</w:t>
+        <w:t>25</w:t>
       </w:r>
     </w:p>
     <w:p>
@@ -771,7 +771,7 @@
         <w:tab/>
       </w:r>
       <w:r>
-        <w:t>21</w:t>
+        <w:t>26</w:t>
       </w:r>
     </w:p>
     <w:p>
@@ -785,7 +785,7 @@
         <w:tab/>
       </w:r>
       <w:r>
-        <w:t>21</w:t>
+        <w:t>26</w:t>
       </w:r>
     </w:p>
     <w:p>
@@ -799,7 +799,7 @@
         <w:tab/>
       </w:r>
       <w:r>
-        <w:t>22</w:t>
+        <w:t>27</w:t>
       </w:r>
     </w:p>
     <w:p>
@@ -813,7 +813,7 @@
         <w:tab/>
       </w:r>
       <w:r>
-        <w:t>23</w:t>
+        <w:t>28</w:t>
       </w:r>
     </w:p>
     <w:p>
@@ -827,7 +827,7 @@
         <w:tab/>
       </w:r>
       <w:r>
-        <w:t>24</w:t>
+        <w:t>29</w:t>
       </w:r>
     </w:p>
     <w:p>
@@ -841,7 +841,7 @@
         <w:tab/>
       </w:r>
       <w:r>
-        <w:t>24</w:t>
+        <w:t>29</w:t>
       </w:r>
     </w:p>
     <w:p>
@@ -855,7 +855,7 @@
         <w:tab/>
       </w:r>
       <w:r>
-        <w:t>25</w:t>
+        <w:t>30</w:t>
       </w:r>
     </w:p>
     <w:p>
@@ -869,7 +869,7 @@
         <w:tab/>
       </w:r>
       <w:r>
-        <w:t>26</w:t>
+        <w:t>31</w:t>
       </w:r>
     </w:p>
     <w:p>
@@ -883,7 +883,7 @@
         <w:tab/>
       </w:r>
       <w:r>
-        <w:t>27</w:t>
+        <w:t>32</w:t>
       </w:r>
     </w:p>
     <w:p>
@@ -897,7 +897,7 @@
         <w:tab/>
       </w:r>
       <w:r>
-        <w:t>27</w:t>
+        <w:t>32</w:t>
       </w:r>
       <w:r>
         <w:fldChar w:fldCharType="end"/>
@@ -929,10 +929,10 @@
         </w:tblBorders>
       </w:tblPr>
       <w:tblGrid>
-        <w:gridCol w:w="1980"/>
-        <w:gridCol w:w="1980"/>
-        <w:gridCol w:w="1980"/>
-        <w:gridCol w:w="1980"/>
+        <w:gridCol w:w="972"/>
+        <w:gridCol w:w="1237"/>
+        <w:gridCol w:w="1502"/>
+        <w:gridCol w:w="5126"/>
       </w:tblGrid>
       <w:tr>
         <w:trPr>
@@ -940,6 +940,7 @@
         </w:trPr>
         <w:tc>
           <w:tcPr>
+            <w:tcW w:w="972" w:type="dxa"/>
             <w:shd w:val="clear" w:color="auto" w:fill="D9E2F3"/>
           </w:tcPr>
           <w:p>
@@ -958,6 +959,7 @@
         </w:tc>
         <w:tc>
           <w:tcPr>
+            <w:tcW w:w="1237" w:type="dxa"/>
             <w:shd w:val="clear" w:color="auto" w:fill="D9E2F3"/>
           </w:tcPr>
           <w:p>
@@ -976,6 +978,7 @@
         </w:tc>
         <w:tc>
           <w:tcPr>
+            <w:tcW w:w="1502" w:type="dxa"/>
             <w:shd w:val="clear" w:color="auto" w:fill="D9E2F3"/>
           </w:tcPr>
           <w:p>
@@ -994,6 +997,7 @@
         </w:tc>
         <w:tc>
           <w:tcPr>
+            <w:tcW w:w="5126" w:type="dxa"/>
             <w:shd w:val="clear" w:color="auto" w:fill="D9E2F3"/>
           </w:tcPr>
           <w:p>
@@ -1013,7 +1017,9 @@
       </w:tr>
       <w:tr>
         <w:tc>
-          <w:tcPr/>
+          <w:tcPr>
+            <w:tcW w:w="972" w:type="dxa"/>
+          </w:tcPr>
           <w:p>
             <w:pPr>
               <w:pStyle w:val="Compact"/>
@@ -1028,7 +1034,9 @@
           </w:p>
         </w:tc>
         <w:tc>
-          <w:tcPr/>
+          <w:tcPr>
+            <w:tcW w:w="1237" w:type="dxa"/>
+          </w:tcPr>
           <w:p>
             <w:pPr>
               <w:pStyle w:val="Compact"/>
@@ -1043,7 +1051,9 @@
           </w:p>
         </w:tc>
         <w:tc>
-          <w:tcPr/>
+          <w:tcPr>
+            <w:tcW w:w="1502" w:type="dxa"/>
+          </w:tcPr>
           <w:p>
             <w:pPr>
               <w:pStyle w:val="Compact"/>
@@ -1058,7 +1068,9 @@
           </w:p>
         </w:tc>
         <w:tc>
-          <w:tcPr/>
+          <w:tcPr>
+            <w:tcW w:w="5126" w:type="dxa"/>
+          </w:tcPr>
           <w:p>
             <w:pPr>
               <w:pStyle w:val="Compact"/>
@@ -1075,7 +1087,9 @@
       </w:tr>
       <w:tr>
         <w:tc>
-          <w:tcPr/>
+          <w:tcPr>
+            <w:tcW w:w="972" w:type="dxa"/>
+          </w:tcPr>
           <w:p>
             <w:pPr>
               <w:pStyle w:val="Compact"/>
@@ -1090,7 +1104,9 @@
           </w:p>
         </w:tc>
         <w:tc>
-          <w:tcPr/>
+          <w:tcPr>
+            <w:tcW w:w="1237" w:type="dxa"/>
+          </w:tcPr>
           <w:p>
             <w:pPr>
               <w:pStyle w:val="Compact"/>
@@ -1105,7 +1121,9 @@
           </w:p>
         </w:tc>
         <w:tc>
-          <w:tcPr/>
+          <w:tcPr>
+            <w:tcW w:w="1502" w:type="dxa"/>
+          </w:tcPr>
           <w:p>
             <w:pPr>
               <w:pStyle w:val="Compact"/>
@@ -1120,7 +1138,9 @@
           </w:p>
         </w:tc>
         <w:tc>
-          <w:tcPr/>
+          <w:tcPr>
+            <w:tcW w:w="5126" w:type="dxa"/>
+          </w:tcPr>
           <w:p>
             <w:pPr>
               <w:pStyle w:val="Compact"/>
@@ -1137,7 +1157,9 @@
       </w:tr>
       <w:tr>
         <w:tc>
-          <w:tcPr/>
+          <w:tcPr>
+            <w:tcW w:w="972" w:type="dxa"/>
+          </w:tcPr>
           <w:p>
             <w:pPr>
               <w:pStyle w:val="Compact"/>
@@ -1152,7 +1174,9 @@
           </w:p>
         </w:tc>
         <w:tc>
-          <w:tcPr/>
+          <w:tcPr>
+            <w:tcW w:w="1237" w:type="dxa"/>
+          </w:tcPr>
           <w:p>
             <w:pPr>
               <w:pStyle w:val="Compact"/>
@@ -1167,7 +1191,9 @@
           </w:p>
         </w:tc>
         <w:tc>
-          <w:tcPr/>
+          <w:tcPr>
+            <w:tcW w:w="1502" w:type="dxa"/>
+          </w:tcPr>
           <w:p>
             <w:pPr>
               <w:pStyle w:val="Compact"/>
@@ -1182,17 +1208,19 @@
           </w:p>
         </w:tc>
         <w:tc>
-          <w:tcPr/>
-          <w:p>
-            <w:pPr>
-              <w:pStyle w:val="Compact"/>
-              <w:jc w:val="left"/>
-            </w:pPr>
-            <w:r>
-              <w:rPr>
-                <w:sz w:val="18"/>
-              </w:rPr>
-              <w:t>Pasa de borrador a vigente. Se agrega la portada y se actualizan las referencias a las versiones vigentes de los demás documentos. Se agrega la tabla de contenido, la numeración de páginas y se completa la lista de referencias. Se quita la etiqueta Vigente de la portada.</w:t>
+          <w:tcPr>
+            <w:tcW w:w="5126" w:type="dxa"/>
+          </w:tcPr>
+          <w:p>
+            <w:pPr>
+              <w:pStyle w:val="Compact"/>
+              <w:jc w:val="left"/>
+            </w:pPr>
+            <w:r>
+              <w:rPr>
+                <w:sz w:val="18"/>
+              </w:rPr>
+              <w:t>Pasa de borrador a vigente. Se agrega la portada y se actualizan las referencias a las versiones vigentes de los demás documentos. Se agrega la tabla de contenido, la numeración de páginas y se completa la lista de referencias. Se quita la etiqueta Vigente de la portada. Se aplica el formato de entrega (márgenes de 3 cm, interlineado 1,5, sangría y texto justificado).</w:t>
             </w:r>
           </w:p>
         </w:tc>
@@ -1211,16 +1239,28 @@
     <w:p>
       <w:pPr>
         <w:pStyle w:val="FirstParagraph"/>
-      </w:pPr>
-      <w:r>
+        <w:spacing w:line="360" w:lineRule="auto" w:before="160" w:after="0"/>
+        <w:ind w:firstLine="709"/>
+        <w:jc w:val="both"/>
+      </w:pPr>
+      <w:r>
+        <w:rPr>
+          <w:sz w:val="22"/>
+        </w:rPr>
         <w:t>Este documento reune los mockups de SICMA: las pantallas web y las vistas móviles de solo lectura que cubren los 25 casos de uso del SICMA-CUS v1.0. Sirve para validar con el docente y el cliente cómo se verá y se usará el sistema antes de terminar la construcción.</w:t>
       </w:r>
     </w:p>
     <w:p>
       <w:pPr>
         <w:pStyle w:val="BodyText"/>
-      </w:pPr>
-      <w:r>
+        <w:spacing w:line="360" w:lineRule="auto" w:before="160" w:after="0"/>
+        <w:ind w:firstLine="709"/>
+        <w:jc w:val="both"/>
+      </w:pPr>
+      <w:r>
+        <w:rPr>
+          <w:sz w:val="22"/>
+        </w:rPr>
         <w:t xml:space="preserve">Las pantallas son de dos tipos:</w:t>
       </w:r>
     </w:p>
@@ -1265,8 +1305,14 @@
     <w:p>
       <w:pPr>
         <w:pStyle w:val="FirstParagraph"/>
-      </w:pPr>
-      <w:r>
+        <w:spacing w:line="360" w:lineRule="auto" w:before="160" w:after="0"/>
+        <w:ind w:firstLine="709"/>
+        <w:jc w:val="both"/>
+      </w:pPr>
+      <w:r>
+        <w:rPr>
+          <w:sz w:val="22"/>
+        </w:rPr>
         <w:t xml:space="preserve">Los casos CU-10, CU-17 y CU-22 son procesos automáticos sin pantalla propia, CU-19 se registra en un formulario externo (Microsoft Forms) y CU-24 se resuelve en Power BI. Se explican en texto y no se dibujan. Las diferencias entre el frontend actual y los documentos se listan en Supuestos y pendientes.</w:t>
       </w:r>
     </w:p>
@@ -1283,8 +1329,14 @@
     <w:p>
       <w:pPr>
         <w:pStyle w:val="FirstParagraph"/>
-      </w:pPr>
-      <w:r>
+        <w:spacing w:line="360" w:lineRule="auto" w:before="160" w:after="0"/>
+        <w:ind w:firstLine="709"/>
+        <w:jc w:val="both"/>
+      </w:pPr>
+      <w:r>
+        <w:rPr>
+          <w:sz w:val="22"/>
+        </w:rPr>
         <w:t xml:space="preserve">Todas las pantallas siguen el frontend real del equipo, para que lo diseñado se pueda construir sin cambiar el estilo.</w:t>
       </w:r>
     </w:p>
@@ -1576,36 +1628,56 @@
     <w:p>
       <w:pPr>
         <w:pStyle w:val="BodyText"/>
+        <w:spacing w:line="360" w:lineRule="auto" w:before="160" w:after="0"/>
+        <w:ind w:firstLine="709"/>
+        <w:jc w:val="both"/>
       </w:pPr>
       <w:r>
         <w:rPr>
           <w:bCs/>
           <w:b/>
+          <w:sz w:val="22"/>
         </w:rPr>
         <w:t xml:space="preserve">Menú propuesto.</w:t>
       </w:r>
       <w:r>
+        <w:rPr>
+          <w:sz w:val="22"/>
+        </w:rPr>
         <w:t xml:space="preserve"> </w:t>
       </w:r>
       <w:r>
+        <w:rPr>
+          <w:sz w:val="22"/>
+        </w:rPr>
         <w:t xml:space="preserve">El menú actual no tiene entradas para varias pantallas nuevas. Se propone: Panel, Activos, Ubicaciones, Tipos y estados, Monitoreo, Alertas, Responsables, Arduinos, Servidores, Accesos, Huellas e Intervenciones. Se muestra en las pantallas nuevas y en la vista de navegación; las capturas reales conservan el menú actual.</w:t>
       </w:r>
     </w:p>
     <w:p>
       <w:pPr>
         <w:pStyle w:val="BodyText"/>
+        <w:spacing w:line="360" w:lineRule="auto" w:before="160" w:after="0"/>
+        <w:ind w:firstLine="709"/>
+        <w:jc w:val="both"/>
       </w:pPr>
       <w:r>
         <w:rPr>
           <w:bCs/>
           <w:b/>
+          <w:sz w:val="22"/>
         </w:rPr>
         <w:t xml:space="preserve">Datos de las capturas.</w:t>
       </w:r>
       <w:r>
+        <w:rPr>
+          <w:sz w:val="22"/>
+        </w:rPr>
         <w:t xml:space="preserve"> </w:t>
       </w:r>
       <w:r>
+        <w:rPr>
+          <w:sz w:val="22"/>
+        </w:rPr>
         <w:t xml:space="preserve">Usuarios de prueba admin@sicma.cl, tecnico@sicma.cl y jefatura@sicma.cl, con datos simulados. Los nombres de personas son ficticios.</w:t>
       </w:r>
     </w:p>
@@ -1622,8 +1694,14 @@
     <w:p>
       <w:pPr>
         <w:pStyle w:val="FirstParagraph"/>
-      </w:pPr>
-      <w:r>
+        <w:spacing w:line="360" w:lineRule="auto" w:before="160" w:after="0"/>
+        <w:ind w:firstLine="709"/>
+        <w:jc w:val="both"/>
+      </w:pPr>
+      <w:r>
+        <w:rPr>
+          <w:sz w:val="22"/>
+        </w:rPr>
         <w:t xml:space="preserve">Cada vista indica su código (MW-nn), los casos de uso que cubre y si es una captura real del frontend o un diseño nuevo.</w:t>
       </w:r>
     </w:p>
@@ -1648,8 +1726,14 @@
     <w:p>
       <w:pPr>
         <w:pStyle w:val="FirstParagraph"/>
-      </w:pPr>
-      <w:r>
+        <w:spacing w:line="360" w:lineRule="auto" w:before="160" w:after="0"/>
+        <w:ind w:firstLine="709"/>
+        <w:jc w:val="both"/>
+      </w:pPr>
+      <w:r>
+        <w:rPr>
+          <w:sz w:val="22"/>
+        </w:rPr>
         <w:t xml:space="preserve">Correo y contraseña, enlace a recuperar contraseña. El cierre de sesión está en el menú lateral.</w:t>
       </w:r>
     </w:p>
@@ -1721,8 +1805,14 @@
     <w:p>
       <w:pPr>
         <w:pStyle w:val="FirstParagraph"/>
-      </w:pPr>
-      <w:r>
+        <w:spacing w:line="360" w:lineRule="auto" w:before="160" w:after="0"/>
+        <w:ind w:firstLine="709"/>
+        <w:jc w:val="both"/>
+      </w:pPr>
+      <w:r>
+        <w:rPr>
+          <w:sz w:val="22"/>
+        </w:rPr>
         <w:t xml:space="preserve">Paso 1: se pide el correo. Paso 2: se ingresa el código recibido y la nueva contraseña.</w:t>
       </w:r>
     </w:p>
@@ -1849,8 +1939,14 @@
     <w:p>
       <w:pPr>
         <w:pStyle w:val="FirstParagraph"/>
-      </w:pPr>
-      <w:r>
+        <w:spacing w:line="360" w:lineRule="auto" w:before="160" w:after="0"/>
+        <w:ind w:firstLine="709"/>
+        <w:jc w:val="both"/>
+      </w:pPr>
+      <w:r>
+        <w:rPr>
+          <w:sz w:val="22"/>
+        </w:rPr>
         <w:t xml:space="preserve">Lista de cuentas con nombre, usuario, correo, minutos de inactividad y rol, y un formulario para crear o editar (rol y cuenta activa). Solo para el Administrador.</w:t>
       </w:r>
     </w:p>
@@ -1922,8 +2018,14 @@
     <w:p>
       <w:pPr>
         <w:pStyle w:val="FirstParagraph"/>
-      </w:pPr>
-      <w:r>
+        <w:spacing w:line="360" w:lineRule="auto" w:before="160" w:after="0"/>
+        <w:ind w:firstLine="709"/>
+        <w:jc w:val="both"/>
+      </w:pPr>
+      <w:r>
+        <w:rPr>
+          <w:sz w:val="22"/>
+        </w:rPr>
         <w:t xml:space="preserve">Tarjetas con activos operativos sobre el total y activos en falla, sensores en alerta, y accesos de hoy con los denegados.</w:t>
       </w:r>
     </w:p>
@@ -1995,8 +2097,14 @@
     <w:p>
       <w:pPr>
         <w:pStyle w:val="FirstParagraph"/>
-      </w:pPr>
-      <w:r>
+        <w:spacing w:line="360" w:lineRule="auto" w:before="160" w:after="0"/>
+        <w:ind w:firstLine="709"/>
+        <w:jc w:val="both"/>
+      </w:pPr>
+      <w:r>
+        <w:rPr>
+          <w:sz w:val="22"/>
+        </w:rPr>
         <w:t xml:space="preserve">Búsqueda por código, nombre, rack o serie y filtros Todos, Operativos, Mantención, En falla y De baja. Cada fila lleva una insignia de estado.</w:t>
       </w:r>
     </w:p>
@@ -2068,8 +2176,14 @@
     <w:p>
       <w:pPr>
         <w:pStyle w:val="FirstParagraph"/>
-      </w:pPr>
-      <w:r>
+        <w:spacing w:line="360" w:lineRule="auto" w:before="160" w:after="0"/>
+        <w:ind w:firstLine="709"/>
+        <w:jc w:val="both"/>
+      </w:pPr>
+      <w:r>
+        <w:rPr>
+          <w:sz w:val="22"/>
+        </w:rPr>
         <w:t xml:space="preserve">Estado, tipo, marca y modelo, número de serie, ubicación, responsable, fecha de adquisición e intervenciones del activo.</w:t>
       </w:r>
     </w:p>
@@ -2141,8 +2255,14 @@
     <w:p>
       <w:pPr>
         <w:pStyle w:val="FirstParagraph"/>
-      </w:pPr>
-      <w:r>
+        <w:spacing w:line="360" w:lineRule="auto" w:before="160" w:after="0"/>
+        <w:ind w:firstLine="709"/>
+        <w:jc w:val="both"/>
+      </w:pPr>
+      <w:r>
+        <w:rPr>
+          <w:sz w:val="22"/>
+        </w:rPr>
         <w:t xml:space="preserve">Cantidad de sensores fuera de rango, umbrales vigentes y una tarjeta por sensor con temperatura y humedad, coloreada según su estado.</w:t>
       </w:r>
     </w:p>
@@ -2214,8 +2334,14 @@
     <w:p>
       <w:pPr>
         <w:pStyle w:val="FirstParagraph"/>
-      </w:pPr>
-      <w:r>
+        <w:spacing w:line="360" w:lineRule="auto" w:before="160" w:after="0"/>
+        <w:ind w:firstLine="709"/>
+        <w:jc w:val="both"/>
+      </w:pPr>
+      <w:r>
+        <w:rPr>
+          <w:sz w:val="22"/>
+        </w:rPr>
         <w:t xml:space="preserve">Lista de dispositivos con estado, última temperatura y rango de temperatura configurable; el Auditor solo consulta. El frontend define los rangos por dispositivo; el diseño de datos los define por ubicación y variable (pendiente D-34).</w:t>
       </w:r>
     </w:p>
@@ -2287,8 +2413,14 @@
     <w:p>
       <w:pPr>
         <w:pStyle w:val="FirstParagraph"/>
-      </w:pPr>
-      <w:r>
+        <w:spacing w:line="360" w:lineRule="auto" w:before="160" w:after="0"/>
+        <w:ind w:firstLine="709"/>
+        <w:jc w:val="both"/>
+      </w:pPr>
+      <w:r>
+        <w:rPr>
+          <w:sz w:val="22"/>
+        </w:rPr>
         <w:t xml:space="preserve">Intentos de acceso con persona, movimiento, puerta, sitio y resultado, con filtros Todos, Autorizados y Denegados. Solo lectura.</w:t>
       </w:r>
     </w:p>
@@ -2360,8 +2492,14 @@
     <w:p>
       <w:pPr>
         <w:pStyle w:val="FirstParagraph"/>
-      </w:pPr>
-      <w:r>
+        <w:spacing w:line="360" w:lineRule="auto" w:before="160" w:after="0"/>
+        <w:ind w:firstLine="709"/>
+        <w:jc w:val="both"/>
+      </w:pPr>
+      <w:r>
+        <w:rPr>
+          <w:sz w:val="22"/>
+        </w:rPr>
         <w:t xml:space="preserve">Lista con estado de cada intervención. El detalle y las acciones por estado son diseño nuevo (MW-20 a MW-22).</w:t>
       </w:r>
     </w:p>
@@ -2434,8 +2572,14 @@
     <w:p>
       <w:pPr>
         <w:pStyle w:val="FirstParagraph"/>
-      </w:pPr>
-      <w:r>
+        <w:spacing w:line="360" w:lineRule="auto" w:before="160" w:after="0"/>
+        <w:ind w:firstLine="709"/>
+        <w:jc w:val="both"/>
+      </w:pPr>
+      <w:r>
+        <w:rPr>
+          <w:sz w:val="22"/>
+        </w:rPr>
         <w:t xml:space="preserve">Estas pantallas no existen todavía en el frontend. Están armadas con los mismos componentes Ionic, colores e insignias que las existentes, y usan el menú propuesto.</w:t>
       </w:r>
     </w:p>
@@ -2451,8 +2595,14 @@
     <w:p>
       <w:pPr>
         <w:pStyle w:val="FirstParagraph"/>
-      </w:pPr>
-      <w:r>
+        <w:spacing w:line="360" w:lineRule="auto" w:before="160" w:after="0"/>
+        <w:ind w:firstLine="709"/>
+        <w:jc w:val="both"/>
+      </w:pPr>
+      <w:r>
+        <w:rPr>
+          <w:sz w:val="22"/>
+        </w:rPr>
         <w:t xml:space="preserve">Menú lateral con las doce entradas. Cada rol ve solo las que le corresponden.</w:t>
       </w:r>
     </w:p>
@@ -2524,8 +2674,14 @@
     <w:p>
       <w:pPr>
         <w:pStyle w:val="FirstParagraph"/>
-      </w:pPr>
-      <w:r>
+        <w:spacing w:line="360" w:lineRule="auto" w:before="160" w:after="0"/>
+        <w:ind w:firstLine="709"/>
+        <w:jc w:val="both"/>
+      </w:pPr>
+      <w:r>
+        <w:rPr>
+          <w:sz w:val="22"/>
+        </w:rPr>
         <w:t xml:space="preserve">Formulario de activo con campos obligatorios marcados con *. Si el código ya existe se muestra el error en el campo. Cada cambio queda en el historial del activo.</w:t>
       </w:r>
     </w:p>
@@ -2597,8 +2753,14 @@
     <w:p>
       <w:pPr>
         <w:pStyle w:val="FirstParagraph"/>
-      </w:pPr>
-      <w:r>
+        <w:spacing w:line="360" w:lineRule="auto" w:before="160" w:after="0"/>
+        <w:ind w:firstLine="709"/>
+        <w:jc w:val="both"/>
+      </w:pPr>
+      <w:r>
+        <w:rPr>
+          <w:sz w:val="22"/>
+        </w:rPr>
         <w:t xml:space="preserve">Lista de ubicaciones (zona, rack y unidad) con estado activa o inactiva, y un formulario para crear o editar. Una ubicación no se elimina, se desactiva.</w:t>
       </w:r>
     </w:p>
@@ -2670,8 +2832,14 @@
     <w:p>
       <w:pPr>
         <w:pStyle w:val="FirstParagraph"/>
-      </w:pPr>
-      <w:r>
+        <w:spacing w:line="360" w:lineRule="auto" w:before="160" w:after="0"/>
+        <w:ind w:firstLine="709"/>
+        <w:jc w:val="both"/>
+      </w:pPr>
+      <w:r>
+        <w:rPr>
+          <w:sz w:val="22"/>
+        </w:rPr>
         <w:t xml:space="preserve">Dos listas, una de tipos y otra de estados, que alimentan el formulario de activos. Un tipo o estado en uso no se elimina, se desactiva. Los estados mostrados siguen el CLA; el frontend actual usa otros (pendiente D-35).</w:t>
       </w:r>
     </w:p>
@@ -2743,8 +2911,14 @@
     <w:p>
       <w:pPr>
         <w:pStyle w:val="FirstParagraph"/>
-      </w:pPr>
-      <w:r>
+        <w:spacing w:line="360" w:lineRule="auto" w:before="160" w:after="0"/>
+        <w:ind w:firstLine="709"/>
+        <w:jc w:val="both"/>
+      </w:pPr>
+      <w:r>
+        <w:rPr>
+          <w:sz w:val="22"/>
+        </w:rPr>
         <w:t xml:space="preserve">Personas que reciben el correo de alerta por zona o por activo.</w:t>
       </w:r>
     </w:p>
@@ -2816,8 +2990,14 @@
     <w:p>
       <w:pPr>
         <w:pStyle w:val="FirstParagraph"/>
-      </w:pPr>
-      <w:r>
+        <w:spacing w:line="360" w:lineRule="auto" w:before="160" w:after="0"/>
+        <w:ind w:firstLine="709"/>
+        <w:jc w:val="both"/>
+      </w:pPr>
+      <w:r>
+        <w:rPr>
+          <w:sz w:val="22"/>
+        </w:rPr>
         <w:t xml:space="preserve">Lista de alertas ambientales y de servidores, con filtros Todas, Nuevas, Reconocidas y Cerradas, severidad y número de ocurrencias. El envío del correo es automático y no tiene pantalla.</w:t>
       </w:r>
     </w:p>
@@ -2889,8 +3069,14 @@
     <w:p>
       <w:pPr>
         <w:pStyle w:val="FirstParagraph"/>
-      </w:pPr>
-      <w:r>
+        <w:spacing w:line="360" w:lineRule="auto" w:before="160" w:after="0"/>
+        <w:ind w:firstLine="709"/>
+        <w:jc w:val="both"/>
+      </w:pPr>
+      <w:r>
+        <w:rPr>
+          <w:sz w:val="22"/>
+        </w:rPr>
         <w:t xml:space="preserve">Lectura que originó la alerta, umbral vigente, sensor, correos enviados con su resultado (enviado o fallido) y gestión: reconocer o cerrar la alerta registrando causa y acción.</w:t>
       </w:r>
     </w:p>
@@ -2962,8 +3148,14 @@
     <w:p>
       <w:pPr>
         <w:pStyle w:val="FirstParagraph"/>
-      </w:pPr>
-      <w:r>
+        <w:spacing w:line="360" w:lineRule="auto" w:before="160" w:after="0"/>
+        <w:ind w:firstLine="709"/>
+        <w:jc w:val="both"/>
+      </w:pPr>
+      <w:r>
+        <w:rPr>
+          <w:sz w:val="22"/>
+        </w:rPr>
         <w:t xml:space="preserve">Estado de los servidores según Zabbix, con el activo vinculado y el problema vigente. Si Zabbix no responde se conserva el último estado y se avisa con la hora de la última sincronización. La sincronización cada minuto es automática.</w:t>
       </w:r>
     </w:p>
@@ -3035,8 +3227,14 @@
     <w:p>
       <w:pPr>
         <w:pStyle w:val="FirstParagraph"/>
-      </w:pPr>
-      <w:r>
+        <w:spacing w:line="360" w:lineRule="auto" w:before="160" w:after="0"/>
+        <w:ind w:firstLine="709"/>
+        <w:jc w:val="both"/>
+      </w:pPr>
+      <w:r>
+        <w:rPr>
+          <w:sz w:val="22"/>
+        </w:rPr>
         <w:t xml:space="preserve">Personas con huella (vigente o revocada) y formularios para asociar y revocar. SICMA guarda solo el identificador del lector, nunca la huella. Se registra a pedido del departamento de contratistas.</w:t>
       </w:r>
     </w:p>
@@ -3108,8 +3306,14 @@
     <w:p>
       <w:pPr>
         <w:pStyle w:val="FirstParagraph"/>
-      </w:pPr>
-      <w:r>
+        <w:spacing w:line="360" w:lineRule="auto" w:before="160" w:after="0"/>
+        <w:ind w:firstLine="709"/>
+        <w:jc w:val="both"/>
+      </w:pPr>
+      <w:r>
+        <w:rPr>
+          <w:sz w:val="22"/>
+        </w:rPr>
         <w:t xml:space="preserve">Solicitud recibida desde Microsoft Forms, con ventana, activos afectados, impacto y plan de reversa. La Jefatura aprueba o rechaza en Microsoft Teams y SICMA muestra el estado de la aprobación y registra la decisión cuando llega. Si una intervención aprobada cambia activos, horario o impacto, vuelve a Pendiente.</w:t>
       </w:r>
     </w:p>
@@ -3181,8 +3385,14 @@
     <w:p>
       <w:pPr>
         <w:pStyle w:val="FirstParagraph"/>
-      </w:pPr>
-      <w:r>
+        <w:spacing w:line="360" w:lineRule="auto" w:before="160" w:after="0"/>
+        <w:ind w:firstLine="709"/>
+        <w:jc w:val="both"/>
+      </w:pPr>
+      <w:r>
+        <w:rPr>
+          <w:sz w:val="22"/>
+        </w:rPr>
         <w:t xml:space="preserve">Intervención aprobada: se elige al técnico entre los usuarios activos con rol Técnico y se agenda; lo hace el Administrador. Si el técnico ya tiene otra intervención en ese horario se muestra el error. Si el calendario no responde la asignación queda guardada y el agendamiento se reintenta.</w:t>
       </w:r>
     </w:p>
@@ -3254,8 +3464,14 @@
     <w:p>
       <w:pPr>
         <w:pStyle w:val="FirstParagraph"/>
-      </w:pPr>
-      <w:r>
+        <w:spacing w:line="360" w:lineRule="auto" w:before="160" w:after="0"/>
+        <w:ind w:firstLine="709"/>
+        <w:jc w:val="both"/>
+      </w:pPr>
+      <w:r>
+        <w:rPr>
+          <w:sz w:val="22"/>
+        </w:rPr>
         <w:t xml:space="preserve">Intervención en ejecución: bitácora con notas del técnico, cierre con resultado (exitosa, fallida o sin resultado) y historial de estados.</w:t>
       </w:r>
     </w:p>
@@ -3592,8 +3808,14 @@
     <w:p>
       <w:pPr>
         <w:pStyle w:val="FirstParagraph"/>
-      </w:pPr>
-      <w:r>
+        <w:spacing w:line="360" w:lineRule="auto" w:before="160" w:after="0"/>
+        <w:ind w:firstLine="709"/>
+        <w:jc w:val="both"/>
+      </w:pPr>
+      <w:r>
+        <w:rPr>
+          <w:sz w:val="22"/>
+        </w:rPr>
         <w:t xml:space="preserve">El móvil (APK con Capacitor, mismo código que la web) ofrece solo consulta (CU-25, RF-PLT-02): panel, activos, ambiente y alertas. Las acciones de escritura quedan en la web. En pantalla chica el menú lateral pasa a menú hamburguesa y las listas ocupan todo el ancho. Capturas a 390 x 844 px.</w:t>
       </w:r>
     </w:p>
@@ -3804,8 +4026,14 @@
     <w:p>
       <w:pPr>
         <w:pStyle w:val="FirstParagraph"/>
-      </w:pPr>
-      <w:r>
+        <w:spacing w:line="360" w:lineRule="auto" w:before="160" w:after="0"/>
+        <w:ind w:firstLine="709"/>
+        <w:jc w:val="both"/>
+      </w:pPr>
+      <w:r>
+        <w:rPr>
+          <w:sz w:val="22"/>
+        </w:rPr>
         <w:t xml:space="preserve">Misma lista que MW-16 sin acciones de gestión.</w:t>
       </w:r>
     </w:p>
@@ -3878,8 +4106,14 @@
     <w:p>
       <w:pPr>
         <w:pStyle w:val="FirstParagraph"/>
-      </w:pPr>
-      <w:r>
+        <w:spacing w:line="360" w:lineRule="auto" w:before="160" w:after="0"/>
+        <w:ind w:firstLine="709"/>
+        <w:jc w:val="both"/>
+      </w:pPr>
+      <w:r>
+        <w:rPr>
+          <w:sz w:val="22"/>
+        </w:rPr>
         <w:t>Cada caso de uso del SICMA-CUS v1.0 queda cubierto por una vista o por una explicación de por qué no la tiene. Las clases y tablas de cada caso están en SICMA-CLA y SICMA-BDD.</w:t>
       </w:r>
     </w:p>
@@ -5151,11 +5385,15 @@
     <w:p>
       <w:pPr>
         <w:pStyle w:val="FirstParagraph"/>
+        <w:spacing w:line="360" w:lineRule="auto" w:before="160" w:after="0"/>
+        <w:ind w:firstLine="709"/>
+        <w:jc w:val="both"/>
       </w:pPr>
       <w:r>
         <w:rPr>
           <w:bCs/>
           <w:b/>
+          <w:sz w:val="22"/>
         </w:rPr>
         <w:t xml:space="preserve">Supuestos</w:t>
       </w:r>
@@ -5199,11 +5437,15 @@
     <w:p>
       <w:pPr>
         <w:pStyle w:val="FirstParagraph"/>
+        <w:spacing w:line="360" w:lineRule="auto" w:before="160" w:after="0"/>
+        <w:ind w:firstLine="709"/>
+        <w:jc w:val="both"/>
       </w:pPr>
       <w:r>
         <w:rPr>
           <w:bCs/>
           <w:b/>
+          <w:sz w:val="22"/>
         </w:rPr>
         <w:t xml:space="preserve">Pendientes</w:t>
       </w:r>
@@ -6297,10 +6539,15 @@
     <w:p>
       <w:pPr>
         <w:pStyle w:val="BodyText"/>
+        <w:keepNext/>
+        <w:spacing w:line="360" w:lineRule="auto" w:before="160" w:after="0"/>
+        <w:ind w:firstLine="709"/>
+        <w:jc w:val="both"/>
       </w:pPr>
       <w:r>
         <w:rPr>
           <w:b/>
+          <w:sz w:val="22"/>
         </w:rPr>
         <w:t>Documentos del proyecto</w:t>
       </w:r>
@@ -6399,10 +6646,15 @@
     <w:p>
       <w:pPr>
         <w:pStyle w:val="BodyText"/>
+        <w:keepNext/>
+        <w:spacing w:line="360" w:lineRule="auto" w:before="160" w:after="0"/>
+        <w:ind w:firstLine="709"/>
+        <w:jc w:val="both"/>
       </w:pPr>
       <w:r>
         <w:rPr>
           <w:b/>
+          <w:sz w:val="22"/>
         </w:rPr>
         <w:t>Normas y fuentes externas</w:t>
       </w:r>
@@ -6450,7 +6702,7 @@
     <w:sectPr>
       <w:footerReference w:type="default" r:id="rId10"/>
       <w:pgSz w:w="12240" w:h="15840"/>
-      <w:pgMar w:left="1247" w:right="1247" w:top="1247" w:bottom="1247"/>
+      <w:pgMar w:left="1701" w:right="1701" w:top="1701" w:bottom="1701" w:header="850" w:footer="964"/>
       <w:titlePg/>
     </w:sectPr>
   </w:body>
@@ -7522,7 +7774,7 @@
     <w:basedOn w:val="Normal"/>
     <w:pPr>
       <w:tabs>
-        <w:tab w:pos="9746" w:val="right" w:leader="dot"/>
+        <w:tab w:pos="8838" w:val="right" w:leader="dot"/>
       </w:tabs>
       <w:spacing w:after="60" w:before="80"/>
       <w:ind w:left="0"/>
@@ -7537,7 +7789,7 @@
     <w:basedOn w:val="Normal"/>
     <w:pPr>
       <w:tabs>
-        <w:tab w:pos="9746" w:val="right" w:leader="dot"/>
+        <w:tab w:pos="8838" w:val="right" w:leader="dot"/>
       </w:tabs>
       <w:spacing w:after="40" w:before="0"/>
       <w:ind w:left="283"/>
@@ -7552,7 +7804,7 @@
     <w:basedOn w:val="Normal"/>
     <w:pPr>
       <w:tabs>
-        <w:tab w:pos="9746" w:val="right" w:leader="dot"/>
+        <w:tab w:pos="8838" w:val="right" w:leader="dot"/>
       </w:tabs>
       <w:spacing w:after="40" w:before="0"/>
       <w:ind w:left="567"/>
@@ -7567,7 +7819,7 @@
     <w:basedOn w:val="Normal"/>
     <w:pPr>
       <w:tabs>
-        <w:tab w:pos="9746" w:val="right" w:leader="dot"/>
+        <w:tab w:pos="8838" w:val="right" w:leader="dot"/>
       </w:tabs>
       <w:spacing w:after="40" w:before="0"/>
       <w:ind w:left="850"/>

--- a/Fase 2/Evidencias del Proyecto/SICMA_MCK_v1.0.docx
+++ b/Fase 2/Evidencias del Proyecto/SICMA_MCK_v1.0.docx
@@ -1220,7 +1220,7 @@
               <w:rPr>
                 <w:sz w:val="18"/>
               </w:rPr>
-              <w:t>Pasa de borrador a vigente. Se agrega la portada y se actualizan las referencias a las versiones vigentes de los demás documentos. Se agrega la tabla de contenido, la numeración de páginas y se completa la lista de referencias. Se quita la etiqueta Vigente de la portada. Se aplica el formato de entrega (márgenes de 3 cm, interlineado 1,5, sangría y texto justificado).</w:t>
+              <w:t>Pasa de borrador a vigente. Se agrega la portada y se actualizan las referencias a las versiones vigentes de los demás documentos. Se agrega la tabla de contenido, la numeración de páginas y se completa la lista de referencias. Se quita la etiqueta Vigente de la portada. Se aplica el formato de entrega (márgenes de 3 cm, interlineado 1,5, sangría y texto justificado). Se corrige una tilde. Se ajusta el ancho de las columnas de las tablas.</w:t>
             </w:r>
           </w:p>
         </w:tc>
@@ -1247,7 +1247,7 @@
         <w:rPr>
           <w:sz w:val="22"/>
         </w:rPr>
-        <w:t>Este documento reune los mockups de SICMA: las pantallas web y las vistas móviles de solo lectura que cubren los 25 casos de uso del SICMA-CUS v1.0. Sirve para validar con el docente y el cliente cómo se verá y se usará el sistema antes de terminar la construcción.</w:t>
+        <w:t>Este documento reúne los mockups de SICMA: las pantallas web y las vistas móviles de solo lectura que cubren los 25 casos de uso del SICMA-CUS v1.0. Sirve para validar con el docente y el cliente cómo se verá y se usará el sistema antes de terminar la construcción.</w:t>
       </w:r>
     </w:p>
     <w:p>
@@ -1356,8 +1356,8 @@
         </w:tblBorders>
       </w:tblPr>
       <w:tblGrid>
-        <w:gridCol w:w="3960"/>
-        <w:gridCol w:w="3960"/>
+        <w:gridCol w:w="2460"/>
+        <w:gridCol w:w="5457"/>
       </w:tblGrid>
       <w:tr>
         <w:trPr>
@@ -1365,6 +1365,7 @@
         </w:trPr>
         <w:tc>
           <w:tcPr>
+            <w:tcW w:w="2460" w:type="dxa"/>
             <w:shd w:val="clear" w:color="auto" w:fill="D9E2F3"/>
           </w:tcPr>
           <w:p>
@@ -1383,6 +1384,7 @@
         </w:tc>
         <w:tc>
           <w:tcPr>
+            <w:tcW w:w="5457" w:type="dxa"/>
             <w:shd w:val="clear" w:color="auto" w:fill="D9E2F3"/>
           </w:tcPr>
           <w:p>
@@ -1402,7 +1404,9 @@
       </w:tr>
       <w:tr>
         <w:tc>
-          <w:tcPr/>
+          <w:tcPr>
+            <w:tcW w:w="2460" w:type="dxa"/>
+          </w:tcPr>
           <w:p>
             <w:pPr>
               <w:pStyle w:val="Compact"/>
@@ -1417,7 +1421,9 @@
           </w:p>
         </w:tc>
         <w:tc>
-          <w:tcPr/>
+          <w:tcPr>
+            <w:tcW w:w="5457" w:type="dxa"/>
+          </w:tcPr>
           <w:p>
             <w:pPr>
               <w:pStyle w:val="Compact"/>
@@ -1434,7 +1440,9 @@
       </w:tr>
       <w:tr>
         <w:tc>
-          <w:tcPr/>
+          <w:tcPr>
+            <w:tcW w:w="2460" w:type="dxa"/>
+          </w:tcPr>
           <w:p>
             <w:pPr>
               <w:pStyle w:val="Compact"/>
@@ -1449,7 +1457,9 @@
           </w:p>
         </w:tc>
         <w:tc>
-          <w:tcPr/>
+          <w:tcPr>
+            <w:tcW w:w="5457" w:type="dxa"/>
+          </w:tcPr>
           <w:p>
             <w:pPr>
               <w:pStyle w:val="Compact"/>
@@ -1466,7 +1476,9 @@
       </w:tr>
       <w:tr>
         <w:tc>
-          <w:tcPr/>
+          <w:tcPr>
+            <w:tcW w:w="2460" w:type="dxa"/>
+          </w:tcPr>
           <w:p>
             <w:pPr>
               <w:pStyle w:val="Compact"/>
@@ -1481,7 +1493,9 @@
           </w:p>
         </w:tc>
         <w:tc>
-          <w:tcPr/>
+          <w:tcPr>
+            <w:tcW w:w="5457" w:type="dxa"/>
+          </w:tcPr>
           <w:p>
             <w:pPr>
               <w:pStyle w:val="Compact"/>
@@ -1498,7 +1512,9 @@
       </w:tr>
       <w:tr>
         <w:tc>
-          <w:tcPr/>
+          <w:tcPr>
+            <w:tcW w:w="2460" w:type="dxa"/>
+          </w:tcPr>
           <w:p>
             <w:pPr>
               <w:pStyle w:val="Compact"/>
@@ -1513,7 +1529,9 @@
           </w:p>
         </w:tc>
         <w:tc>
-          <w:tcPr/>
+          <w:tcPr>
+            <w:tcW w:w="5457" w:type="dxa"/>
+          </w:tcPr>
           <w:p>
             <w:pPr>
               <w:pStyle w:val="Compact"/>
@@ -1530,7 +1548,9 @@
       </w:tr>
       <w:tr>
         <w:tc>
-          <w:tcPr/>
+          <w:tcPr>
+            <w:tcW w:w="2460" w:type="dxa"/>
+          </w:tcPr>
           <w:p>
             <w:pPr>
               <w:pStyle w:val="Compact"/>
@@ -1545,7 +1565,9 @@
           </w:p>
         </w:tc>
         <w:tc>
-          <w:tcPr/>
+          <w:tcPr>
+            <w:tcW w:w="5457" w:type="dxa"/>
+          </w:tcPr>
           <w:p>
             <w:pPr>
               <w:pStyle w:val="Compact"/>
@@ -1562,7 +1584,9 @@
       </w:tr>
       <w:tr>
         <w:tc>
-          <w:tcPr/>
+          <w:tcPr>
+            <w:tcW w:w="2460" w:type="dxa"/>
+          </w:tcPr>
           <w:p>
             <w:pPr>
               <w:pStyle w:val="Compact"/>
@@ -1577,7 +1601,9 @@
           </w:p>
         </w:tc>
         <w:tc>
-          <w:tcPr/>
+          <w:tcPr>
+            <w:tcW w:w="5457" w:type="dxa"/>
+          </w:tcPr>
           <w:p>
             <w:pPr>
               <w:pStyle w:val="Compact"/>
@@ -1594,7 +1620,9 @@
       </w:tr>
       <w:tr>
         <w:tc>
-          <w:tcPr/>
+          <w:tcPr>
+            <w:tcW w:w="2460" w:type="dxa"/>
+          </w:tcPr>
           <w:p>
             <w:pPr>
               <w:pStyle w:val="Compact"/>
@@ -1609,7 +1637,9 @@
           </w:p>
         </w:tc>
         <w:tc>
-          <w:tcPr/>
+          <w:tcPr>
+            <w:tcW w:w="5457" w:type="dxa"/>
+          </w:tcPr>
           <w:p>
             <w:pPr>
               <w:pStyle w:val="Compact"/>
@@ -3557,8 +3587,8 @@
         </w:tblBorders>
       </w:tblPr>
       <w:tblGrid>
-        <w:gridCol w:w="3960"/>
-        <w:gridCol w:w="3960"/>
+        <w:gridCol w:w="3467"/>
+        <w:gridCol w:w="4450"/>
       </w:tblGrid>
       <w:tr>
         <w:trPr>
@@ -3566,6 +3596,7 @@
         </w:trPr>
         <w:tc>
           <w:tcPr>
+            <w:tcW w:w="3467" w:type="dxa"/>
             <w:shd w:val="clear" w:color="auto" w:fill="D9E2F3"/>
           </w:tcPr>
           <w:p>
@@ -3584,6 +3615,7 @@
         </w:tc>
         <w:tc>
           <w:tcPr>
+            <w:tcW w:w="4450" w:type="dxa"/>
             <w:shd w:val="clear" w:color="auto" w:fill="D9E2F3"/>
           </w:tcPr>
           <w:p>
@@ -3603,7 +3635,9 @@
       </w:tr>
       <w:tr>
         <w:tc>
-          <w:tcPr/>
+          <w:tcPr>
+            <w:tcW w:w="3467" w:type="dxa"/>
+          </w:tcPr>
           <w:p>
             <w:pPr>
               <w:pStyle w:val="Compact"/>
@@ -3618,7 +3652,9 @@
           </w:p>
         </w:tc>
         <w:tc>
-          <w:tcPr/>
+          <w:tcPr>
+            <w:tcW w:w="4450" w:type="dxa"/>
+          </w:tcPr>
           <w:p>
             <w:pPr>
               <w:pStyle w:val="Compact"/>
@@ -3635,7 +3671,9 @@
       </w:tr>
       <w:tr>
         <w:tc>
-          <w:tcPr/>
+          <w:tcPr>
+            <w:tcW w:w="3467" w:type="dxa"/>
+          </w:tcPr>
           <w:p>
             <w:pPr>
               <w:pStyle w:val="Compact"/>
@@ -3650,7 +3688,9 @@
           </w:p>
         </w:tc>
         <w:tc>
-          <w:tcPr/>
+          <w:tcPr>
+            <w:tcW w:w="4450" w:type="dxa"/>
+          </w:tcPr>
           <w:p>
             <w:pPr>
               <w:pStyle w:val="Compact"/>
@@ -3667,7 +3707,9 @@
       </w:tr>
       <w:tr>
         <w:tc>
-          <w:tcPr/>
+          <w:tcPr>
+            <w:tcW w:w="3467" w:type="dxa"/>
+          </w:tcPr>
           <w:p>
             <w:pPr>
               <w:pStyle w:val="Compact"/>
@@ -3682,7 +3724,9 @@
           </w:p>
         </w:tc>
         <w:tc>
-          <w:tcPr/>
+          <w:tcPr>
+            <w:tcW w:w="4450" w:type="dxa"/>
+          </w:tcPr>
           <w:p>
             <w:pPr>
               <w:pStyle w:val="Compact"/>
@@ -3699,7 +3743,9 @@
       </w:tr>
       <w:tr>
         <w:tc>
-          <w:tcPr/>
+          <w:tcPr>
+            <w:tcW w:w="3467" w:type="dxa"/>
+          </w:tcPr>
           <w:p>
             <w:pPr>
               <w:pStyle w:val="Compact"/>
@@ -3714,7 +3760,9 @@
           </w:p>
         </w:tc>
         <w:tc>
-          <w:tcPr/>
+          <w:tcPr>
+            <w:tcW w:w="4450" w:type="dxa"/>
+          </w:tcPr>
           <w:p>
             <w:pPr>
               <w:pStyle w:val="Compact"/>
@@ -3731,7 +3779,9 @@
       </w:tr>
       <w:tr>
         <w:tc>
-          <w:tcPr/>
+          <w:tcPr>
+            <w:tcW w:w="3467" w:type="dxa"/>
+          </w:tcPr>
           <w:p>
             <w:pPr>
               <w:pStyle w:val="Compact"/>
@@ -3746,7 +3796,9 @@
           </w:p>
         </w:tc>
         <w:tc>
-          <w:tcPr/>
+          <w:tcPr>
+            <w:tcW w:w="4450" w:type="dxa"/>
+          </w:tcPr>
           <w:p>
             <w:pPr>
               <w:pStyle w:val="Compact"/>
@@ -3763,7 +3815,9 @@
       </w:tr>
       <w:tr>
         <w:tc>
-          <w:tcPr/>
+          <w:tcPr>
+            <w:tcW w:w="3467" w:type="dxa"/>
+          </w:tcPr>
           <w:p>
             <w:pPr>
               <w:pStyle w:val="Compact"/>
@@ -3778,7 +3832,9 @@
           </w:p>
         </w:tc>
         <w:tc>
-          <w:tcPr/>
+          <w:tcPr>
+            <w:tcW w:w="4450" w:type="dxa"/>
+          </w:tcPr>
           <w:p>
             <w:pPr>
               <w:pStyle w:val="Compact"/>
@@ -4133,9 +4189,9 @@
         </w:tblBorders>
       </w:tblPr>
       <w:tblGrid>
-        <w:gridCol w:w="2640"/>
-        <w:gridCol w:w="2640"/>
-        <w:gridCol w:w="2640"/>
+        <w:gridCol w:w="3525"/>
+        <w:gridCol w:w="2332"/>
+        <w:gridCol w:w="2058"/>
       </w:tblGrid>
       <w:tr>
         <w:trPr>
@@ -4143,6 +4199,7 @@
         </w:trPr>
         <w:tc>
           <w:tcPr>
+            <w:tcW w:w="3525" w:type="dxa"/>
             <w:shd w:val="clear" w:color="auto" w:fill="D9E2F3"/>
           </w:tcPr>
           <w:p>
@@ -4161,6 +4218,7 @@
         </w:tc>
         <w:tc>
           <w:tcPr>
+            <w:tcW w:w="2332" w:type="dxa"/>
             <w:shd w:val="clear" w:color="auto" w:fill="D9E2F3"/>
           </w:tcPr>
           <w:p>
@@ -4179,6 +4237,7 @@
         </w:tc>
         <w:tc>
           <w:tcPr>
+            <w:tcW w:w="2058" w:type="dxa"/>
             <w:shd w:val="clear" w:color="auto" w:fill="D9E2F3"/>
           </w:tcPr>
           <w:p>
@@ -4198,7 +4257,9 @@
       </w:tr>
       <w:tr>
         <w:tc>
-          <w:tcPr/>
+          <w:tcPr>
+            <w:tcW w:w="3525" w:type="dxa"/>
+          </w:tcPr>
           <w:p>
             <w:pPr>
               <w:pStyle w:val="Compact"/>
@@ -4213,7 +4274,9 @@
           </w:p>
         </w:tc>
         <w:tc>
-          <w:tcPr/>
+          <w:tcPr>
+            <w:tcW w:w="2332" w:type="dxa"/>
+          </w:tcPr>
           <w:p>
             <w:pPr>
               <w:pStyle w:val="Compact"/>
@@ -4228,7 +4291,9 @@
           </w:p>
         </w:tc>
         <w:tc>
-          <w:tcPr/>
+          <w:tcPr>
+            <w:tcW w:w="2058" w:type="dxa"/>
+          </w:tcPr>
           <w:p>
             <w:pPr>
               <w:pStyle w:val="Compact"/>
@@ -4245,7 +4310,9 @@
       </w:tr>
       <w:tr>
         <w:tc>
-          <w:tcPr/>
+          <w:tcPr>
+            <w:tcW w:w="3525" w:type="dxa"/>
+          </w:tcPr>
           <w:p>
             <w:pPr>
               <w:pStyle w:val="Compact"/>
@@ -4260,7 +4327,9 @@
           </w:p>
         </w:tc>
         <w:tc>
-          <w:tcPr/>
+          <w:tcPr>
+            <w:tcW w:w="2332" w:type="dxa"/>
+          </w:tcPr>
           <w:p>
             <w:pPr>
               <w:pStyle w:val="Compact"/>
@@ -4275,7 +4344,9 @@
           </w:p>
         </w:tc>
         <w:tc>
-          <w:tcPr/>
+          <w:tcPr>
+            <w:tcW w:w="2058" w:type="dxa"/>
+          </w:tcPr>
           <w:p>
             <w:pPr>
               <w:pStyle w:val="Compact"/>
@@ -4292,7 +4363,9 @@
       </w:tr>
       <w:tr>
         <w:tc>
-          <w:tcPr/>
+          <w:tcPr>
+            <w:tcW w:w="3525" w:type="dxa"/>
+          </w:tcPr>
           <w:p>
             <w:pPr>
               <w:pStyle w:val="Compact"/>
@@ -4307,7 +4380,9 @@
           </w:p>
         </w:tc>
         <w:tc>
-          <w:tcPr/>
+          <w:tcPr>
+            <w:tcW w:w="2332" w:type="dxa"/>
+          </w:tcPr>
           <w:p>
             <w:pPr>
               <w:pStyle w:val="Compact"/>
@@ -4322,7 +4397,9 @@
           </w:p>
         </w:tc>
         <w:tc>
-          <w:tcPr/>
+          <w:tcPr>
+            <w:tcW w:w="2058" w:type="dxa"/>
+          </w:tcPr>
           <w:p>
             <w:pPr>
               <w:pStyle w:val="Compact"/>
@@ -4339,7 +4416,9 @@
       </w:tr>
       <w:tr>
         <w:tc>
-          <w:tcPr/>
+          <w:tcPr>
+            <w:tcW w:w="3525" w:type="dxa"/>
+          </w:tcPr>
           <w:p>
             <w:pPr>
               <w:pStyle w:val="Compact"/>
@@ -4354,7 +4433,9 @@
           </w:p>
         </w:tc>
         <w:tc>
-          <w:tcPr/>
+          <w:tcPr>
+            <w:tcW w:w="2332" w:type="dxa"/>
+          </w:tcPr>
           <w:p>
             <w:pPr>
               <w:pStyle w:val="Compact"/>
@@ -4369,7 +4450,9 @@
           </w:p>
         </w:tc>
         <w:tc>
-          <w:tcPr/>
+          <w:tcPr>
+            <w:tcW w:w="2058" w:type="dxa"/>
+          </w:tcPr>
           <w:p>
             <w:pPr>
               <w:pStyle w:val="Compact"/>
@@ -4386,7 +4469,9 @@
       </w:tr>
       <w:tr>
         <w:tc>
-          <w:tcPr/>
+          <w:tcPr>
+            <w:tcW w:w="3525" w:type="dxa"/>
+          </w:tcPr>
           <w:p>
             <w:pPr>
               <w:pStyle w:val="Compact"/>
@@ -4401,7 +4486,9 @@
           </w:p>
         </w:tc>
         <w:tc>
-          <w:tcPr/>
+          <w:tcPr>
+            <w:tcW w:w="2332" w:type="dxa"/>
+          </w:tcPr>
           <w:p>
             <w:pPr>
               <w:pStyle w:val="Compact"/>
@@ -4416,7 +4503,9 @@
           </w:p>
         </w:tc>
         <w:tc>
-          <w:tcPr/>
+          <w:tcPr>
+            <w:tcW w:w="2058" w:type="dxa"/>
+          </w:tcPr>
           <w:p>
             <w:pPr>
               <w:pStyle w:val="Compact"/>
@@ -4433,7 +4522,9 @@
       </w:tr>
       <w:tr>
         <w:tc>
-          <w:tcPr/>
+          <w:tcPr>
+            <w:tcW w:w="3525" w:type="dxa"/>
+          </w:tcPr>
           <w:p>
             <w:pPr>
               <w:pStyle w:val="Compact"/>
@@ -4448,7 +4539,9 @@
           </w:p>
         </w:tc>
         <w:tc>
-          <w:tcPr/>
+          <w:tcPr>
+            <w:tcW w:w="2332" w:type="dxa"/>
+          </w:tcPr>
           <w:p>
             <w:pPr>
               <w:pStyle w:val="Compact"/>
@@ -4463,7 +4556,9 @@
           </w:p>
         </w:tc>
         <w:tc>
-          <w:tcPr/>
+          <w:tcPr>
+            <w:tcW w:w="2058" w:type="dxa"/>
+          </w:tcPr>
           <w:p>
             <w:pPr>
               <w:pStyle w:val="Compact"/>
@@ -4480,7 +4575,9 @@
       </w:tr>
       <w:tr>
         <w:tc>
-          <w:tcPr/>
+          <w:tcPr>
+            <w:tcW w:w="3525" w:type="dxa"/>
+          </w:tcPr>
           <w:p>
             <w:pPr>
               <w:pStyle w:val="Compact"/>
@@ -4495,7 +4592,9 @@
           </w:p>
         </w:tc>
         <w:tc>
-          <w:tcPr/>
+          <w:tcPr>
+            <w:tcW w:w="2332" w:type="dxa"/>
+          </w:tcPr>
           <w:p>
             <w:pPr>
               <w:pStyle w:val="Compact"/>
@@ -4510,7 +4609,9 @@
           </w:p>
         </w:tc>
         <w:tc>
-          <w:tcPr/>
+          <w:tcPr>
+            <w:tcW w:w="2058" w:type="dxa"/>
+          </w:tcPr>
           <w:p>
             <w:pPr>
               <w:pStyle w:val="Compact"/>
@@ -4527,7 +4628,9 @@
       </w:tr>
       <w:tr>
         <w:tc>
-          <w:tcPr/>
+          <w:tcPr>
+            <w:tcW w:w="3525" w:type="dxa"/>
+          </w:tcPr>
           <w:p>
             <w:pPr>
               <w:pStyle w:val="Compact"/>
@@ -4542,7 +4645,9 @@
           </w:p>
         </w:tc>
         <w:tc>
-          <w:tcPr/>
+          <w:tcPr>
+            <w:tcW w:w="2332" w:type="dxa"/>
+          </w:tcPr>
           <w:p>
             <w:pPr>
               <w:pStyle w:val="Compact"/>
@@ -4557,7 +4662,9 @@
           </w:p>
         </w:tc>
         <w:tc>
-          <w:tcPr/>
+          <w:tcPr>
+            <w:tcW w:w="2058" w:type="dxa"/>
+          </w:tcPr>
           <w:p>
             <w:pPr>
               <w:pStyle w:val="Compact"/>
@@ -4574,7 +4681,9 @@
       </w:tr>
       <w:tr>
         <w:tc>
-          <w:tcPr/>
+          <w:tcPr>
+            <w:tcW w:w="3525" w:type="dxa"/>
+          </w:tcPr>
           <w:p>
             <w:pPr>
               <w:pStyle w:val="Compact"/>
@@ -4589,7 +4698,9 @@
           </w:p>
         </w:tc>
         <w:tc>
-          <w:tcPr/>
+          <w:tcPr>
+            <w:tcW w:w="2332" w:type="dxa"/>
+          </w:tcPr>
           <w:p>
             <w:pPr>
               <w:pStyle w:val="Compact"/>
@@ -4604,7 +4715,9 @@
           </w:p>
         </w:tc>
         <w:tc>
-          <w:tcPr/>
+          <w:tcPr>
+            <w:tcW w:w="2058" w:type="dxa"/>
+          </w:tcPr>
           <w:p>
             <w:pPr>
               <w:pStyle w:val="Compact"/>
@@ -4621,7 +4734,9 @@
       </w:tr>
       <w:tr>
         <w:tc>
-          <w:tcPr/>
+          <w:tcPr>
+            <w:tcW w:w="3525" w:type="dxa"/>
+          </w:tcPr>
           <w:p>
             <w:pPr>
               <w:pStyle w:val="Compact"/>
@@ -4636,7 +4751,9 @@
           </w:p>
         </w:tc>
         <w:tc>
-          <w:tcPr/>
+          <w:tcPr>
+            <w:tcW w:w="2332" w:type="dxa"/>
+          </w:tcPr>
           <w:p>
             <w:pPr>
               <w:pStyle w:val="Compact"/>
@@ -4651,7 +4768,9 @@
           </w:p>
         </w:tc>
         <w:tc>
-          <w:tcPr/>
+          <w:tcPr>
+            <w:tcW w:w="2058" w:type="dxa"/>
+          </w:tcPr>
           <w:p>
             <w:pPr>
               <w:pStyle w:val="Compact"/>
@@ -4668,7 +4787,9 @@
       </w:tr>
       <w:tr>
         <w:tc>
-          <w:tcPr/>
+          <w:tcPr>
+            <w:tcW w:w="3525" w:type="dxa"/>
+          </w:tcPr>
           <w:p>
             <w:pPr>
               <w:pStyle w:val="Compact"/>
@@ -4683,7 +4804,9 @@
           </w:p>
         </w:tc>
         <w:tc>
-          <w:tcPr/>
+          <w:tcPr>
+            <w:tcW w:w="2332" w:type="dxa"/>
+          </w:tcPr>
           <w:p>
             <w:pPr>
               <w:pStyle w:val="Compact"/>
@@ -4698,7 +4821,9 @@
           </w:p>
         </w:tc>
         <w:tc>
-          <w:tcPr/>
+          <w:tcPr>
+            <w:tcW w:w="2058" w:type="dxa"/>
+          </w:tcPr>
           <w:p>
             <w:pPr>
               <w:pStyle w:val="Compact"/>
@@ -4715,7 +4840,9 @@
       </w:tr>
       <w:tr>
         <w:tc>
-          <w:tcPr/>
+          <w:tcPr>
+            <w:tcW w:w="3525" w:type="dxa"/>
+          </w:tcPr>
           <w:p>
             <w:pPr>
               <w:pStyle w:val="Compact"/>
@@ -4730,7 +4857,9 @@
           </w:p>
         </w:tc>
         <w:tc>
-          <w:tcPr/>
+          <w:tcPr>
+            <w:tcW w:w="2332" w:type="dxa"/>
+          </w:tcPr>
           <w:p>
             <w:pPr>
               <w:pStyle w:val="Compact"/>
@@ -4745,7 +4874,9 @@
           </w:p>
         </w:tc>
         <w:tc>
-          <w:tcPr/>
+          <w:tcPr>
+            <w:tcW w:w="2058" w:type="dxa"/>
+          </w:tcPr>
           <w:p>
             <w:pPr>
               <w:pStyle w:val="Compact"/>
@@ -4762,7 +4893,9 @@
       </w:tr>
       <w:tr>
         <w:tc>
-          <w:tcPr/>
+          <w:tcPr>
+            <w:tcW w:w="3525" w:type="dxa"/>
+          </w:tcPr>
           <w:p>
             <w:pPr>
               <w:pStyle w:val="Compact"/>
@@ -4777,7 +4910,9 @@
           </w:p>
         </w:tc>
         <w:tc>
-          <w:tcPr/>
+          <w:tcPr>
+            <w:tcW w:w="2332" w:type="dxa"/>
+          </w:tcPr>
           <w:p>
             <w:pPr>
               <w:pStyle w:val="Compact"/>
@@ -4792,7 +4927,9 @@
           </w:p>
         </w:tc>
         <w:tc>
-          <w:tcPr/>
+          <w:tcPr>
+            <w:tcW w:w="2058" w:type="dxa"/>
+          </w:tcPr>
           <w:p>
             <w:pPr>
               <w:pStyle w:val="Compact"/>
@@ -4809,7 +4946,9 @@
       </w:tr>
       <w:tr>
         <w:tc>
-          <w:tcPr/>
+          <w:tcPr>
+            <w:tcW w:w="3525" w:type="dxa"/>
+          </w:tcPr>
           <w:p>
             <w:pPr>
               <w:pStyle w:val="Compact"/>
@@ -4824,7 +4963,9 @@
           </w:p>
         </w:tc>
         <w:tc>
-          <w:tcPr/>
+          <w:tcPr>
+            <w:tcW w:w="2332" w:type="dxa"/>
+          </w:tcPr>
           <w:p>
             <w:pPr>
               <w:pStyle w:val="Compact"/>
@@ -4839,7 +4980,9 @@
           </w:p>
         </w:tc>
         <w:tc>
-          <w:tcPr/>
+          <w:tcPr>
+            <w:tcW w:w="2058" w:type="dxa"/>
+          </w:tcPr>
           <w:p>
             <w:pPr>
               <w:pStyle w:val="Compact"/>
@@ -4856,7 +4999,9 @@
       </w:tr>
       <w:tr>
         <w:tc>
-          <w:tcPr/>
+          <w:tcPr>
+            <w:tcW w:w="3525" w:type="dxa"/>
+          </w:tcPr>
           <w:p>
             <w:pPr>
               <w:pStyle w:val="Compact"/>
@@ -4871,7 +5016,9 @@
           </w:p>
         </w:tc>
         <w:tc>
-          <w:tcPr/>
+          <w:tcPr>
+            <w:tcW w:w="2332" w:type="dxa"/>
+          </w:tcPr>
           <w:p>
             <w:pPr>
               <w:pStyle w:val="Compact"/>
@@ -4886,7 +5033,9 @@
           </w:p>
         </w:tc>
         <w:tc>
-          <w:tcPr/>
+          <w:tcPr>
+            <w:tcW w:w="2058" w:type="dxa"/>
+          </w:tcPr>
           <w:p>
             <w:pPr>
               <w:pStyle w:val="Compact"/>
@@ -4903,7 +5052,9 @@
       </w:tr>
       <w:tr>
         <w:tc>
-          <w:tcPr/>
+          <w:tcPr>
+            <w:tcW w:w="3525" w:type="dxa"/>
+          </w:tcPr>
           <w:p>
             <w:pPr>
               <w:pStyle w:val="Compact"/>
@@ -4918,7 +5069,9 @@
           </w:p>
         </w:tc>
         <w:tc>
-          <w:tcPr/>
+          <w:tcPr>
+            <w:tcW w:w="2332" w:type="dxa"/>
+          </w:tcPr>
           <w:p>
             <w:pPr>
               <w:pStyle w:val="Compact"/>
@@ -4933,7 +5086,9 @@
           </w:p>
         </w:tc>
         <w:tc>
-          <w:tcPr/>
+          <w:tcPr>
+            <w:tcW w:w="2058" w:type="dxa"/>
+          </w:tcPr>
           <w:p>
             <w:pPr>
               <w:pStyle w:val="Compact"/>
@@ -4950,7 +5105,9 @@
       </w:tr>
       <w:tr>
         <w:tc>
-          <w:tcPr/>
+          <w:tcPr>
+            <w:tcW w:w="3525" w:type="dxa"/>
+          </w:tcPr>
           <w:p>
             <w:pPr>
               <w:pStyle w:val="Compact"/>
@@ -4965,7 +5122,9 @@
           </w:p>
         </w:tc>
         <w:tc>
-          <w:tcPr/>
+          <w:tcPr>
+            <w:tcW w:w="2332" w:type="dxa"/>
+          </w:tcPr>
           <w:p>
             <w:pPr>
               <w:pStyle w:val="Compact"/>
@@ -4980,7 +5139,9 @@
           </w:p>
         </w:tc>
         <w:tc>
-          <w:tcPr/>
+          <w:tcPr>
+            <w:tcW w:w="2058" w:type="dxa"/>
+          </w:tcPr>
           <w:p>
             <w:pPr>
               <w:pStyle w:val="Compact"/>
@@ -4997,7 +5158,9 @@
       </w:tr>
       <w:tr>
         <w:tc>
-          <w:tcPr/>
+          <w:tcPr>
+            <w:tcW w:w="3525" w:type="dxa"/>
+          </w:tcPr>
           <w:p>
             <w:pPr>
               <w:pStyle w:val="Compact"/>
@@ -5012,7 +5175,9 @@
           </w:p>
         </w:tc>
         <w:tc>
-          <w:tcPr/>
+          <w:tcPr>
+            <w:tcW w:w="2332" w:type="dxa"/>
+          </w:tcPr>
           <w:p>
             <w:pPr>
               <w:pStyle w:val="Compact"/>
@@ -5027,7 +5192,9 @@
           </w:p>
         </w:tc>
         <w:tc>
-          <w:tcPr/>
+          <w:tcPr>
+            <w:tcW w:w="2058" w:type="dxa"/>
+          </w:tcPr>
           <w:p>
             <w:pPr>
               <w:pStyle w:val="Compact"/>
@@ -5044,7 +5211,9 @@
       </w:tr>
       <w:tr>
         <w:tc>
-          <w:tcPr/>
+          <w:tcPr>
+            <w:tcW w:w="3525" w:type="dxa"/>
+          </w:tcPr>
           <w:p>
             <w:pPr>
               <w:pStyle w:val="Compact"/>
@@ -5059,7 +5228,9 @@
           </w:p>
         </w:tc>
         <w:tc>
-          <w:tcPr/>
+          <w:tcPr>
+            <w:tcW w:w="2332" w:type="dxa"/>
+          </w:tcPr>
           <w:p>
             <w:pPr>
               <w:pStyle w:val="Compact"/>
@@ -5074,7 +5245,9 @@
           </w:p>
         </w:tc>
         <w:tc>
-          <w:tcPr/>
+          <w:tcPr>
+            <w:tcW w:w="2058" w:type="dxa"/>
+          </w:tcPr>
           <w:p>
             <w:pPr>
               <w:pStyle w:val="Compact"/>
@@ -5091,7 +5264,9 @@
       </w:tr>
       <w:tr>
         <w:tc>
-          <w:tcPr/>
+          <w:tcPr>
+            <w:tcW w:w="3525" w:type="dxa"/>
+          </w:tcPr>
           <w:p>
             <w:pPr>
               <w:pStyle w:val="Compact"/>
@@ -5106,7 +5281,9 @@
           </w:p>
         </w:tc>
         <w:tc>
-          <w:tcPr/>
+          <w:tcPr>
+            <w:tcW w:w="2332" w:type="dxa"/>
+          </w:tcPr>
           <w:p>
             <w:pPr>
               <w:pStyle w:val="Compact"/>
@@ -5121,7 +5298,9 @@
           </w:p>
         </w:tc>
         <w:tc>
-          <w:tcPr/>
+          <w:tcPr>
+            <w:tcW w:w="2058" w:type="dxa"/>
+          </w:tcPr>
           <w:p>
             <w:pPr>
               <w:pStyle w:val="Compact"/>
@@ -5138,7 +5317,9 @@
       </w:tr>
       <w:tr>
         <w:tc>
-          <w:tcPr/>
+          <w:tcPr>
+            <w:tcW w:w="3525" w:type="dxa"/>
+          </w:tcPr>
           <w:p>
             <w:pPr>
               <w:pStyle w:val="Compact"/>
@@ -5153,7 +5334,9 @@
           </w:p>
         </w:tc>
         <w:tc>
-          <w:tcPr/>
+          <w:tcPr>
+            <w:tcW w:w="2332" w:type="dxa"/>
+          </w:tcPr>
           <w:p>
             <w:pPr>
               <w:pStyle w:val="Compact"/>
@@ -5168,7 +5351,9 @@
           </w:p>
         </w:tc>
         <w:tc>
-          <w:tcPr/>
+          <w:tcPr>
+            <w:tcW w:w="2058" w:type="dxa"/>
+          </w:tcPr>
           <w:p>
             <w:pPr>
               <w:pStyle w:val="Compact"/>
@@ -5185,7 +5370,9 @@
       </w:tr>
       <w:tr>
         <w:tc>
-          <w:tcPr/>
+          <w:tcPr>
+            <w:tcW w:w="3525" w:type="dxa"/>
+          </w:tcPr>
           <w:p>
             <w:pPr>
               <w:pStyle w:val="Compact"/>
@@ -5200,7 +5387,9 @@
           </w:p>
         </w:tc>
         <w:tc>
-          <w:tcPr/>
+          <w:tcPr>
+            <w:tcW w:w="2332" w:type="dxa"/>
+          </w:tcPr>
           <w:p>
             <w:pPr>
               <w:pStyle w:val="Compact"/>
@@ -5215,7 +5404,9 @@
           </w:p>
         </w:tc>
         <w:tc>
-          <w:tcPr/>
+          <w:tcPr>
+            <w:tcW w:w="2058" w:type="dxa"/>
+          </w:tcPr>
           <w:p>
             <w:pPr>
               <w:pStyle w:val="Compact"/>
@@ -5232,7 +5423,9 @@
       </w:tr>
       <w:tr>
         <w:tc>
-          <w:tcPr/>
+          <w:tcPr>
+            <w:tcW w:w="3525" w:type="dxa"/>
+          </w:tcPr>
           <w:p>
             <w:pPr>
               <w:pStyle w:val="Compact"/>
@@ -5247,7 +5440,9 @@
           </w:p>
         </w:tc>
         <w:tc>
-          <w:tcPr/>
+          <w:tcPr>
+            <w:tcW w:w="2332" w:type="dxa"/>
+          </w:tcPr>
           <w:p>
             <w:pPr>
               <w:pStyle w:val="Compact"/>
@@ -5262,7 +5457,9 @@
           </w:p>
         </w:tc>
         <w:tc>
-          <w:tcPr/>
+          <w:tcPr>
+            <w:tcW w:w="2058" w:type="dxa"/>
+          </w:tcPr>
           <w:p>
             <w:pPr>
               <w:pStyle w:val="Compact"/>
@@ -5279,7 +5476,9 @@
       </w:tr>
       <w:tr>
         <w:tc>
-          <w:tcPr/>
+          <w:tcPr>
+            <w:tcW w:w="3525" w:type="dxa"/>
+          </w:tcPr>
           <w:p>
             <w:pPr>
               <w:pStyle w:val="Compact"/>
@@ -5294,7 +5493,9 @@
           </w:p>
         </w:tc>
         <w:tc>
-          <w:tcPr/>
+          <w:tcPr>
+            <w:tcW w:w="2332" w:type="dxa"/>
+          </w:tcPr>
           <w:p>
             <w:pPr>
               <w:pStyle w:val="Compact"/>
@@ -5309,7 +5510,9 @@
           </w:p>
         </w:tc>
         <w:tc>
-          <w:tcPr/>
+          <w:tcPr>
+            <w:tcW w:w="2058" w:type="dxa"/>
+          </w:tcPr>
           <w:p>
             <w:pPr>
               <w:pStyle w:val="Compact"/>
@@ -5326,7 +5529,9 @@
       </w:tr>
       <w:tr>
         <w:tc>
-          <w:tcPr/>
+          <w:tcPr>
+            <w:tcW w:w="3525" w:type="dxa"/>
+          </w:tcPr>
           <w:p>
             <w:pPr>
               <w:pStyle w:val="Compact"/>
@@ -5341,7 +5546,9 @@
           </w:p>
         </w:tc>
         <w:tc>
-          <w:tcPr/>
+          <w:tcPr>
+            <w:tcW w:w="2332" w:type="dxa"/>
+          </w:tcPr>
           <w:p>
             <w:pPr>
               <w:pStyle w:val="Compact"/>
@@ -5356,7 +5563,9 @@
           </w:p>
         </w:tc>
         <w:tc>
-          <w:tcPr/>
+          <w:tcPr>
+            <w:tcW w:w="2058" w:type="dxa"/>
+          </w:tcPr>
           <w:p>
             <w:pPr>
               <w:pStyle w:val="Compact"/>
@@ -5466,10 +5675,10 @@
         </w:tblBorders>
       </w:tblPr>
       <w:tblGrid>
-        <w:gridCol w:w="1980"/>
-        <w:gridCol w:w="1980"/>
-        <w:gridCol w:w="1980"/>
-        <w:gridCol w:w="1980"/>
+        <w:gridCol w:w="1059"/>
+        <w:gridCol w:w="3096"/>
+        <w:gridCol w:w="2489"/>
+        <w:gridCol w:w="1271"/>
       </w:tblGrid>
       <w:tr>
         <w:trPr>
@@ -5477,6 +5686,7 @@
         </w:trPr>
         <w:tc>
           <w:tcPr>
+            <w:tcW w:w="1059" w:type="dxa"/>
             <w:shd w:val="clear" w:color="auto" w:fill="D9E2F3"/>
           </w:tcPr>
           <w:p>
@@ -5495,6 +5705,7 @@
         </w:tc>
         <w:tc>
           <w:tcPr>
+            <w:tcW w:w="3096" w:type="dxa"/>
             <w:shd w:val="clear" w:color="auto" w:fill="D9E2F3"/>
           </w:tcPr>
           <w:p>
@@ -5513,6 +5724,7 @@
         </w:tc>
         <w:tc>
           <w:tcPr>
+            <w:tcW w:w="2489" w:type="dxa"/>
             <w:shd w:val="clear" w:color="auto" w:fill="D9E2F3"/>
           </w:tcPr>
           <w:p>
@@ -5531,6 +5743,7 @@
         </w:tc>
         <w:tc>
           <w:tcPr>
+            <w:tcW w:w="1271" w:type="dxa"/>
             <w:shd w:val="clear" w:color="auto" w:fill="D9E2F3"/>
           </w:tcPr>
           <w:p>
@@ -5550,7 +5763,9 @@
       </w:tr>
       <w:tr>
         <w:tc>
-          <w:tcPr/>
+          <w:tcPr>
+            <w:tcW w:w="1059" w:type="dxa"/>
+          </w:tcPr>
           <w:p>
             <w:pPr>
               <w:pStyle w:val="Compact"/>
@@ -5565,7 +5780,9 @@
           </w:p>
         </w:tc>
         <w:tc>
-          <w:tcPr/>
+          <w:tcPr>
+            <w:tcW w:w="3096" w:type="dxa"/>
+          </w:tcPr>
           <w:p>
             <w:pPr>
               <w:pStyle w:val="Compact"/>
@@ -5580,7 +5797,9 @@
           </w:p>
         </w:tc>
         <w:tc>
-          <w:tcPr/>
+          <w:tcPr>
+            <w:tcW w:w="2489" w:type="dxa"/>
+          </w:tcPr>
           <w:p>
             <w:pPr>
               <w:pStyle w:val="Compact"/>
@@ -5595,7 +5814,9 @@
           </w:p>
         </w:tc>
         <w:tc>
-          <w:tcPr/>
+          <w:tcPr>
+            <w:tcW w:w="1271" w:type="dxa"/>
+          </w:tcPr>
           <w:p>
             <w:pPr>
               <w:pStyle w:val="Compact"/>
@@ -5612,7 +5833,9 @@
       </w:tr>
       <w:tr>
         <w:tc>
-          <w:tcPr/>
+          <w:tcPr>
+            <w:tcW w:w="1059" w:type="dxa"/>
+          </w:tcPr>
           <w:p>
             <w:pPr>
               <w:pStyle w:val="Compact"/>
@@ -5627,7 +5850,9 @@
           </w:p>
         </w:tc>
         <w:tc>
-          <w:tcPr/>
+          <w:tcPr>
+            <w:tcW w:w="3096" w:type="dxa"/>
+          </w:tcPr>
           <w:p>
             <w:pPr>
               <w:pStyle w:val="Compact"/>
@@ -5642,7 +5867,9 @@
           </w:p>
         </w:tc>
         <w:tc>
-          <w:tcPr/>
+          <w:tcPr>
+            <w:tcW w:w="2489" w:type="dxa"/>
+          </w:tcPr>
           <w:p>
             <w:pPr>
               <w:pStyle w:val="Compact"/>
@@ -5657,7 +5884,9 @@
           </w:p>
         </w:tc>
         <w:tc>
-          <w:tcPr/>
+          <w:tcPr>
+            <w:tcW w:w="1271" w:type="dxa"/>
+          </w:tcPr>
           <w:p>
             <w:pPr>
               <w:pStyle w:val="Compact"/>
@@ -5674,7 +5903,9 @@
       </w:tr>
       <w:tr>
         <w:tc>
-          <w:tcPr/>
+          <w:tcPr>
+            <w:tcW w:w="1059" w:type="dxa"/>
+          </w:tcPr>
           <w:p>
             <w:pPr>
               <w:pStyle w:val="Compact"/>
@@ -5689,7 +5920,9 @@
           </w:p>
         </w:tc>
         <w:tc>
-          <w:tcPr/>
+          <w:tcPr>
+            <w:tcW w:w="3096" w:type="dxa"/>
+          </w:tcPr>
           <w:p>
             <w:pPr>
               <w:pStyle w:val="Compact"/>
@@ -5704,7 +5937,9 @@
           </w:p>
         </w:tc>
         <w:tc>
-          <w:tcPr/>
+          <w:tcPr>
+            <w:tcW w:w="2489" w:type="dxa"/>
+          </w:tcPr>
           <w:p>
             <w:pPr>
               <w:pStyle w:val="Compact"/>
@@ -5719,7 +5954,9 @@
           </w:p>
         </w:tc>
         <w:tc>
-          <w:tcPr/>
+          <w:tcPr>
+            <w:tcW w:w="1271" w:type="dxa"/>
+          </w:tcPr>
           <w:p>
             <w:pPr>
               <w:pStyle w:val="Compact"/>
@@ -5736,7 +5973,9 @@
       </w:tr>
       <w:tr>
         <w:tc>
-          <w:tcPr/>
+          <w:tcPr>
+            <w:tcW w:w="1059" w:type="dxa"/>
+          </w:tcPr>
           <w:p>
             <w:pPr>
               <w:pStyle w:val="Compact"/>
@@ -5751,7 +5990,9 @@
           </w:p>
         </w:tc>
         <w:tc>
-          <w:tcPr/>
+          <w:tcPr>
+            <w:tcW w:w="3096" w:type="dxa"/>
+          </w:tcPr>
           <w:p>
             <w:pPr>
               <w:pStyle w:val="Compact"/>
@@ -5766,7 +6007,9 @@
           </w:p>
         </w:tc>
         <w:tc>
-          <w:tcPr/>
+          <w:tcPr>
+            <w:tcW w:w="2489" w:type="dxa"/>
+          </w:tcPr>
           <w:p>
             <w:pPr>
               <w:pStyle w:val="Compact"/>
@@ -5781,7 +6024,9 @@
           </w:p>
         </w:tc>
         <w:tc>
-          <w:tcPr/>
+          <w:tcPr>
+            <w:tcW w:w="1271" w:type="dxa"/>
+          </w:tcPr>
           <w:p>
             <w:pPr>
               <w:pStyle w:val="Compact"/>
@@ -5798,7 +6043,9 @@
       </w:tr>
       <w:tr>
         <w:tc>
-          <w:tcPr/>
+          <w:tcPr>
+            <w:tcW w:w="1059" w:type="dxa"/>
+          </w:tcPr>
           <w:p>
             <w:pPr>
               <w:pStyle w:val="Compact"/>
@@ -5813,7 +6060,9 @@
           </w:p>
         </w:tc>
         <w:tc>
-          <w:tcPr/>
+          <w:tcPr>
+            <w:tcW w:w="3096" w:type="dxa"/>
+          </w:tcPr>
           <w:p>
             <w:pPr>
               <w:pStyle w:val="Compact"/>
@@ -5828,7 +6077,9 @@
           </w:p>
         </w:tc>
         <w:tc>
-          <w:tcPr/>
+          <w:tcPr>
+            <w:tcW w:w="2489" w:type="dxa"/>
+          </w:tcPr>
           <w:p>
             <w:pPr>
               <w:pStyle w:val="Compact"/>
@@ -5843,7 +6094,9 @@
           </w:p>
         </w:tc>
         <w:tc>
-          <w:tcPr/>
+          <w:tcPr>
+            <w:tcW w:w="1271" w:type="dxa"/>
+          </w:tcPr>
           <w:p>
             <w:pPr>
               <w:pStyle w:val="Compact"/>
@@ -5860,7 +6113,9 @@
       </w:tr>
       <w:tr>
         <w:tc>
-          <w:tcPr/>
+          <w:tcPr>
+            <w:tcW w:w="1059" w:type="dxa"/>
+          </w:tcPr>
           <w:p>
             <w:pPr>
               <w:pStyle w:val="Compact"/>
@@ -5875,7 +6130,9 @@
           </w:p>
         </w:tc>
         <w:tc>
-          <w:tcPr/>
+          <w:tcPr>
+            <w:tcW w:w="3096" w:type="dxa"/>
+          </w:tcPr>
           <w:p>
             <w:pPr>
               <w:pStyle w:val="Compact"/>
@@ -5890,7 +6147,9 @@
           </w:p>
         </w:tc>
         <w:tc>
-          <w:tcPr/>
+          <w:tcPr>
+            <w:tcW w:w="2489" w:type="dxa"/>
+          </w:tcPr>
           <w:p>
             <w:pPr>
               <w:pStyle w:val="Compact"/>
@@ -5905,7 +6164,9 @@
           </w:p>
         </w:tc>
         <w:tc>
-          <w:tcPr/>
+          <w:tcPr>
+            <w:tcW w:w="1271" w:type="dxa"/>
+          </w:tcPr>
           <w:p>
             <w:pPr>
               <w:pStyle w:val="Compact"/>
@@ -5922,7 +6183,9 @@
       </w:tr>
       <w:tr>
         <w:tc>
-          <w:tcPr/>
+          <w:tcPr>
+            <w:tcW w:w="1059" w:type="dxa"/>
+          </w:tcPr>
           <w:p>
             <w:pPr>
               <w:pStyle w:val="Compact"/>
@@ -5937,7 +6200,9 @@
           </w:p>
         </w:tc>
         <w:tc>
-          <w:tcPr/>
+          <w:tcPr>
+            <w:tcW w:w="3096" w:type="dxa"/>
+          </w:tcPr>
           <w:p>
             <w:pPr>
               <w:pStyle w:val="Compact"/>
@@ -5952,7 +6217,9 @@
           </w:p>
         </w:tc>
         <w:tc>
-          <w:tcPr/>
+          <w:tcPr>
+            <w:tcW w:w="2489" w:type="dxa"/>
+          </w:tcPr>
           <w:p>
             <w:pPr>
               <w:pStyle w:val="Compact"/>
@@ -5967,7 +6234,9 @@
           </w:p>
         </w:tc>
         <w:tc>
-          <w:tcPr/>
+          <w:tcPr>
+            <w:tcW w:w="1271" w:type="dxa"/>
+          </w:tcPr>
           <w:p>
             <w:pPr>
               <w:pStyle w:val="Compact"/>
@@ -5984,7 +6253,9 @@
       </w:tr>
       <w:tr>
         <w:tc>
-          <w:tcPr/>
+          <w:tcPr>
+            <w:tcW w:w="1059" w:type="dxa"/>
+          </w:tcPr>
           <w:p>
             <w:pPr>
               <w:pStyle w:val="Compact"/>
@@ -5999,7 +6270,9 @@
           </w:p>
         </w:tc>
         <w:tc>
-          <w:tcPr/>
+          <w:tcPr>
+            <w:tcW w:w="3096" w:type="dxa"/>
+          </w:tcPr>
           <w:p>
             <w:pPr>
               <w:pStyle w:val="Compact"/>
@@ -6014,7 +6287,9 @@
           </w:p>
         </w:tc>
         <w:tc>
-          <w:tcPr/>
+          <w:tcPr>
+            <w:tcW w:w="2489" w:type="dxa"/>
+          </w:tcPr>
           <w:p>
             <w:pPr>
               <w:pStyle w:val="Compact"/>
@@ -6029,7 +6304,9 @@
           </w:p>
         </w:tc>
         <w:tc>
-          <w:tcPr/>
+          <w:tcPr>
+            <w:tcW w:w="1271" w:type="dxa"/>
+          </w:tcPr>
           <w:p>
             <w:pPr>
               <w:pStyle w:val="Compact"/>
@@ -6046,7 +6323,9 @@
       </w:tr>
       <w:tr>
         <w:tc>
-          <w:tcPr/>
+          <w:tcPr>
+            <w:tcW w:w="1059" w:type="dxa"/>
+          </w:tcPr>
           <w:p>
             <w:pPr>
               <w:pStyle w:val="Compact"/>
@@ -6061,7 +6340,9 @@
           </w:p>
         </w:tc>
         <w:tc>
-          <w:tcPr/>
+          <w:tcPr>
+            <w:tcW w:w="3096" w:type="dxa"/>
+          </w:tcPr>
           <w:p>
             <w:pPr>
               <w:pStyle w:val="Compact"/>
@@ -6076,7 +6357,9 @@
           </w:p>
         </w:tc>
         <w:tc>
-          <w:tcPr/>
+          <w:tcPr>
+            <w:tcW w:w="2489" w:type="dxa"/>
+          </w:tcPr>
           <w:p>
             <w:pPr>
               <w:pStyle w:val="Compact"/>
@@ -6091,7 +6374,9 @@
           </w:p>
         </w:tc>
         <w:tc>
-          <w:tcPr/>
+          <w:tcPr>
+            <w:tcW w:w="1271" w:type="dxa"/>
+          </w:tcPr>
           <w:p>
             <w:pPr>
               <w:pStyle w:val="Compact"/>
@@ -6108,7 +6393,9 @@
       </w:tr>
       <w:tr>
         <w:tc>
-          <w:tcPr/>
+          <w:tcPr>
+            <w:tcW w:w="1059" w:type="dxa"/>
+          </w:tcPr>
           <w:p>
             <w:pPr>
               <w:pStyle w:val="Compact"/>
@@ -6123,7 +6410,9 @@
           </w:p>
         </w:tc>
         <w:tc>
-          <w:tcPr/>
+          <w:tcPr>
+            <w:tcW w:w="3096" w:type="dxa"/>
+          </w:tcPr>
           <w:p>
             <w:pPr>
               <w:pStyle w:val="Compact"/>
@@ -6138,7 +6427,9 @@
           </w:p>
         </w:tc>
         <w:tc>
-          <w:tcPr/>
+          <w:tcPr>
+            <w:tcW w:w="2489" w:type="dxa"/>
+          </w:tcPr>
           <w:p>
             <w:pPr>
               <w:pStyle w:val="Compact"/>
@@ -6153,7 +6444,9 @@
           </w:p>
         </w:tc>
         <w:tc>
-          <w:tcPr/>
+          <w:tcPr>
+            <w:tcW w:w="1271" w:type="dxa"/>
+          </w:tcPr>
           <w:p>
             <w:pPr>
               <w:pStyle w:val="Compact"/>
@@ -6195,8 +6488,8 @@
         </w:tblBorders>
       </w:tblPr>
       <w:tblGrid>
-        <w:gridCol w:w="3960"/>
-        <w:gridCol w:w="3960"/>
+        <w:gridCol w:w="2532"/>
+        <w:gridCol w:w="5385"/>
       </w:tblGrid>
       <w:tr>
         <w:trPr>
@@ -6204,6 +6497,7 @@
         </w:trPr>
         <w:tc>
           <w:tcPr>
+            <w:tcW w:w="2532" w:type="dxa"/>
             <w:shd w:val="clear" w:color="auto" w:fill="D9E2F3"/>
           </w:tcPr>
           <w:p>
@@ -6222,6 +6516,7 @@
         </w:tc>
         <w:tc>
           <w:tcPr>
+            <w:tcW w:w="5385" w:type="dxa"/>
             <w:shd w:val="clear" w:color="auto" w:fill="D9E2F3"/>
           </w:tcPr>
           <w:p>
@@ -6241,7 +6536,9 @@
       </w:tr>
       <w:tr>
         <w:tc>
-          <w:tcPr/>
+          <w:tcPr>
+            <w:tcW w:w="2532" w:type="dxa"/>
+          </w:tcPr>
           <w:p>
             <w:pPr>
               <w:pStyle w:val="Compact"/>
@@ -6256,7 +6553,9 @@
           </w:p>
         </w:tc>
         <w:tc>
-          <w:tcPr/>
+          <w:tcPr>
+            <w:tcW w:w="5385" w:type="dxa"/>
+          </w:tcPr>
           <w:p>
             <w:pPr>
               <w:pStyle w:val="Compact"/>
@@ -6273,7 +6572,9 @@
       </w:tr>
       <w:tr>
         <w:tc>
-          <w:tcPr/>
+          <w:tcPr>
+            <w:tcW w:w="2532" w:type="dxa"/>
+          </w:tcPr>
           <w:p>
             <w:pPr>
               <w:pStyle w:val="Compact"/>
@@ -6288,7 +6589,9 @@
           </w:p>
         </w:tc>
         <w:tc>
-          <w:tcPr/>
+          <w:tcPr>
+            <w:tcW w:w="5385" w:type="dxa"/>
+          </w:tcPr>
           <w:p>
             <w:pPr>
               <w:pStyle w:val="Compact"/>
@@ -6305,7 +6608,9 @@
       </w:tr>
       <w:tr>
         <w:tc>
-          <w:tcPr/>
+          <w:tcPr>
+            <w:tcW w:w="2532" w:type="dxa"/>
+          </w:tcPr>
           <w:p>
             <w:pPr>
               <w:pStyle w:val="Compact"/>
@@ -6320,7 +6625,9 @@
           </w:p>
         </w:tc>
         <w:tc>
-          <w:tcPr/>
+          <w:tcPr>
+            <w:tcW w:w="5385" w:type="dxa"/>
+          </w:tcPr>
           <w:p>
             <w:pPr>
               <w:pStyle w:val="Compact"/>
@@ -6337,7 +6644,9 @@
       </w:tr>
       <w:tr>
         <w:tc>
-          <w:tcPr/>
+          <w:tcPr>
+            <w:tcW w:w="2532" w:type="dxa"/>
+          </w:tcPr>
           <w:p>
             <w:pPr>
               <w:pStyle w:val="Compact"/>
@@ -6352,7 +6661,9 @@
           </w:p>
         </w:tc>
         <w:tc>
-          <w:tcPr/>
+          <w:tcPr>
+            <w:tcW w:w="5385" w:type="dxa"/>
+          </w:tcPr>
           <w:p>
             <w:pPr>
               <w:pStyle w:val="Compact"/>
@@ -6369,7 +6680,9 @@
       </w:tr>
       <w:tr>
         <w:tc>
-          <w:tcPr/>
+          <w:tcPr>
+            <w:tcW w:w="2532" w:type="dxa"/>
+          </w:tcPr>
           <w:p>
             <w:pPr>
               <w:pStyle w:val="Compact"/>
@@ -6384,7 +6697,9 @@
           </w:p>
         </w:tc>
         <w:tc>
-          <w:tcPr/>
+          <w:tcPr>
+            <w:tcW w:w="5385" w:type="dxa"/>
+          </w:tcPr>
           <w:p>
             <w:pPr>
               <w:pStyle w:val="Compact"/>
@@ -6401,7 +6716,9 @@
       </w:tr>
       <w:tr>
         <w:tc>
-          <w:tcPr/>
+          <w:tcPr>
+            <w:tcW w:w="2532" w:type="dxa"/>
+          </w:tcPr>
           <w:p>
             <w:pPr>
               <w:pStyle w:val="Compact"/>
@@ -6416,7 +6733,9 @@
           </w:p>
         </w:tc>
         <w:tc>
-          <w:tcPr/>
+          <w:tcPr>
+            <w:tcW w:w="5385" w:type="dxa"/>
+          </w:tcPr>
           <w:p>
             <w:pPr>
               <w:pStyle w:val="Compact"/>
@@ -6433,7 +6752,9 @@
       </w:tr>
       <w:tr>
         <w:tc>
-          <w:tcPr/>
+          <w:tcPr>
+            <w:tcW w:w="2532" w:type="dxa"/>
+          </w:tcPr>
           <w:p>
             <w:pPr>
               <w:pStyle w:val="Compact"/>
@@ -6448,7 +6769,9 @@
           </w:p>
         </w:tc>
         <w:tc>
-          <w:tcPr/>
+          <w:tcPr>
+            <w:tcW w:w="5385" w:type="dxa"/>
+          </w:tcPr>
           <w:p>
             <w:pPr>
               <w:pStyle w:val="Compact"/>
@@ -6465,7 +6788,9 @@
       </w:tr>
       <w:tr>
         <w:tc>
-          <w:tcPr/>
+          <w:tcPr>
+            <w:tcW w:w="2532" w:type="dxa"/>
+          </w:tcPr>
           <w:p>
             <w:pPr>
               <w:pStyle w:val="Compact"/>
@@ -6480,7 +6805,9 @@
           </w:p>
         </w:tc>
         <w:tc>
-          <w:tcPr/>
+          <w:tcPr>
+            <w:tcW w:w="5385" w:type="dxa"/>
+          </w:tcPr>
           <w:p>
             <w:pPr>
               <w:pStyle w:val="Compact"/>
@@ -6497,7 +6824,9 @@
       </w:tr>
       <w:tr>
         <w:tc>
-          <w:tcPr/>
+          <w:tcPr>
+            <w:tcW w:w="2532" w:type="dxa"/>
+          </w:tcPr>
           <w:p>
             <w:pPr>
               <w:pStyle w:val="Compact"/>
@@ -6512,7 +6841,9 @@
           </w:p>
         </w:tc>
         <w:tc>
-          <w:tcPr/>
+          <w:tcPr>
+            <w:tcW w:w="5385" w:type="dxa"/>
+          </w:tcPr>
           <w:p>
             <w:pPr>
               <w:pStyle w:val="Compact"/>

--- a/Fase 2/Evidencias del Proyecto/SICMA_MCK_v1.0.docx
+++ b/Fase 2/Evidencias del Proyecto/SICMA_MCK_v1.0.docx
@@ -421,7 +421,7 @@
         <w:tab/>
       </w:r>
       <w:r>
-        <w:t>4</w:t>
+        <w:t>5</w:t>
       </w:r>
     </w:p>
     <w:p>
@@ -897,7 +897,7 @@
         <w:tab/>
       </w:r>
       <w:r>
-        <w:t>32</w:t>
+        <w:t>33</w:t>
       </w:r>
       <w:r>
         <w:fldChar w:fldCharType="end"/>
@@ -1220,7 +1220,7 @@
               <w:rPr>
                 <w:sz w:val="18"/>
               </w:rPr>
-              <w:t>Pasa de borrador a vigente. Se agrega la portada y se actualizan las referencias a las versiones vigentes de los demás documentos. Se agrega la tabla de contenido, la numeración de páginas y se completa la lista de referencias. Se quita la etiqueta Vigente de la portada. Se aplica el formato de entrega (márgenes de 3 cm, interlineado 1,5, sangría y texto justificado). Se corrige una tilde. Se ajusta el ancho de las columnas de las tablas.</w:t>
+              <w:t>Pasa de borrador a vigente. Se agrega la portada y se actualizan las referencias a las versiones vigentes de los demás documentos. Se agrega la tabla de contenido, la numeración de páginas y se completa la lista de referencias. Se quita la etiqueta Vigente de la portada. Se aplica el formato de entrega (márgenes de 3 cm, interlineado 1,5, sangría y texto justificado). Se corrige una tilde. Se ajusta el ancho de las columnas de las tablas. Las referencias pasan a una hoja aparte.</w:t>
             </w:r>
           </w:p>
         </w:tc>
@@ -1357,7 +1357,7 @@
       </w:tblPr>
       <w:tblGrid>
         <w:gridCol w:w="2460"/>
-        <w:gridCol w:w="5457"/>
+        <w:gridCol w:w="5455"/>
       </w:tblGrid>
       <w:tr>
         <w:trPr>
@@ -1384,7 +1384,7 @@
         </w:tc>
         <w:tc>
           <w:tcPr>
-            <w:tcW w:w="5457" w:type="dxa"/>
+            <w:tcW w:w="5455" w:type="dxa"/>
             <w:shd w:val="clear" w:color="auto" w:fill="D9E2F3"/>
           </w:tcPr>
           <w:p>
@@ -1422,7 +1422,7 @@
         </w:tc>
         <w:tc>
           <w:tcPr>
-            <w:tcW w:w="5457" w:type="dxa"/>
+            <w:tcW w:w="5455" w:type="dxa"/>
           </w:tcPr>
           <w:p>
             <w:pPr>
@@ -1458,7 +1458,7 @@
         </w:tc>
         <w:tc>
           <w:tcPr>
-            <w:tcW w:w="5457" w:type="dxa"/>
+            <w:tcW w:w="5455" w:type="dxa"/>
           </w:tcPr>
           <w:p>
             <w:pPr>
@@ -1494,7 +1494,7 @@
         </w:tc>
         <w:tc>
           <w:tcPr>
-            <w:tcW w:w="5457" w:type="dxa"/>
+            <w:tcW w:w="5455" w:type="dxa"/>
           </w:tcPr>
           <w:p>
             <w:pPr>
@@ -1530,7 +1530,7 @@
         </w:tc>
         <w:tc>
           <w:tcPr>
-            <w:tcW w:w="5457" w:type="dxa"/>
+            <w:tcW w:w="5455" w:type="dxa"/>
           </w:tcPr>
           <w:p>
             <w:pPr>
@@ -1566,7 +1566,7 @@
         </w:tc>
         <w:tc>
           <w:tcPr>
-            <w:tcW w:w="5457" w:type="dxa"/>
+            <w:tcW w:w="5455" w:type="dxa"/>
           </w:tcPr>
           <w:p>
             <w:pPr>
@@ -1602,7 +1602,7 @@
         </w:tc>
         <w:tc>
           <w:tcPr>
-            <w:tcW w:w="5457" w:type="dxa"/>
+            <w:tcW w:w="5455" w:type="dxa"/>
           </w:tcPr>
           <w:p>
             <w:pPr>
@@ -1638,7 +1638,7 @@
         </w:tc>
         <w:tc>
           <w:tcPr>
-            <w:tcW w:w="5457" w:type="dxa"/>
+            <w:tcW w:w="5455" w:type="dxa"/>
           </w:tcPr>
           <w:p>
             <w:pPr>
@@ -3587,8 +3587,8 @@
         </w:tblBorders>
       </w:tblPr>
       <w:tblGrid>
-        <w:gridCol w:w="3467"/>
-        <w:gridCol w:w="4450"/>
+        <w:gridCol w:w="3466"/>
+        <w:gridCol w:w="4449"/>
       </w:tblGrid>
       <w:tr>
         <w:trPr>
@@ -3596,7 +3596,7 @@
         </w:trPr>
         <w:tc>
           <w:tcPr>
-            <w:tcW w:w="3467" w:type="dxa"/>
+            <w:tcW w:w="3466" w:type="dxa"/>
             <w:shd w:val="clear" w:color="auto" w:fill="D9E2F3"/>
           </w:tcPr>
           <w:p>
@@ -3615,7 +3615,7 @@
         </w:tc>
         <w:tc>
           <w:tcPr>
-            <w:tcW w:w="4450" w:type="dxa"/>
+            <w:tcW w:w="4449" w:type="dxa"/>
             <w:shd w:val="clear" w:color="auto" w:fill="D9E2F3"/>
           </w:tcPr>
           <w:p>
@@ -3636,7 +3636,7 @@
       <w:tr>
         <w:tc>
           <w:tcPr>
-            <w:tcW w:w="3467" w:type="dxa"/>
+            <w:tcW w:w="3466" w:type="dxa"/>
           </w:tcPr>
           <w:p>
             <w:pPr>
@@ -3653,7 +3653,7 @@
         </w:tc>
         <w:tc>
           <w:tcPr>
-            <w:tcW w:w="4450" w:type="dxa"/>
+            <w:tcW w:w="4449" w:type="dxa"/>
           </w:tcPr>
           <w:p>
             <w:pPr>
@@ -3672,7 +3672,7 @@
       <w:tr>
         <w:tc>
           <w:tcPr>
-            <w:tcW w:w="3467" w:type="dxa"/>
+            <w:tcW w:w="3466" w:type="dxa"/>
           </w:tcPr>
           <w:p>
             <w:pPr>
@@ -3689,7 +3689,7 @@
         </w:tc>
         <w:tc>
           <w:tcPr>
-            <w:tcW w:w="4450" w:type="dxa"/>
+            <w:tcW w:w="4449" w:type="dxa"/>
           </w:tcPr>
           <w:p>
             <w:pPr>
@@ -3708,7 +3708,7 @@
       <w:tr>
         <w:tc>
           <w:tcPr>
-            <w:tcW w:w="3467" w:type="dxa"/>
+            <w:tcW w:w="3466" w:type="dxa"/>
           </w:tcPr>
           <w:p>
             <w:pPr>
@@ -3725,7 +3725,7 @@
         </w:tc>
         <w:tc>
           <w:tcPr>
-            <w:tcW w:w="4450" w:type="dxa"/>
+            <w:tcW w:w="4449" w:type="dxa"/>
           </w:tcPr>
           <w:p>
             <w:pPr>
@@ -3744,7 +3744,7 @@
       <w:tr>
         <w:tc>
           <w:tcPr>
-            <w:tcW w:w="3467" w:type="dxa"/>
+            <w:tcW w:w="3466" w:type="dxa"/>
           </w:tcPr>
           <w:p>
             <w:pPr>
@@ -3761,7 +3761,7 @@
         </w:tc>
         <w:tc>
           <w:tcPr>
-            <w:tcW w:w="4450" w:type="dxa"/>
+            <w:tcW w:w="4449" w:type="dxa"/>
           </w:tcPr>
           <w:p>
             <w:pPr>
@@ -3780,7 +3780,7 @@
       <w:tr>
         <w:tc>
           <w:tcPr>
-            <w:tcW w:w="3467" w:type="dxa"/>
+            <w:tcW w:w="3466" w:type="dxa"/>
           </w:tcPr>
           <w:p>
             <w:pPr>
@@ -3797,7 +3797,7 @@
         </w:tc>
         <w:tc>
           <w:tcPr>
-            <w:tcW w:w="4450" w:type="dxa"/>
+            <w:tcW w:w="4449" w:type="dxa"/>
           </w:tcPr>
           <w:p>
             <w:pPr>
@@ -3816,7 +3816,7 @@
       <w:tr>
         <w:tc>
           <w:tcPr>
-            <w:tcW w:w="3467" w:type="dxa"/>
+            <w:tcW w:w="3466" w:type="dxa"/>
           </w:tcPr>
           <w:p>
             <w:pPr>
@@ -3833,7 +3833,7 @@
         </w:tc>
         <w:tc>
           <w:tcPr>
-            <w:tcW w:w="4450" w:type="dxa"/>
+            <w:tcW w:w="4449" w:type="dxa"/>
           </w:tcPr>
           <w:p>
             <w:pPr>
@@ -4189,9 +4189,9 @@
         </w:tblBorders>
       </w:tblPr>
       <w:tblGrid>
-        <w:gridCol w:w="3525"/>
-        <w:gridCol w:w="2332"/>
-        <w:gridCol w:w="2058"/>
+        <w:gridCol w:w="3524"/>
+        <w:gridCol w:w="2331"/>
+        <w:gridCol w:w="2057"/>
       </w:tblGrid>
       <w:tr>
         <w:trPr>
@@ -4199,7 +4199,7 @@
         </w:trPr>
         <w:tc>
           <w:tcPr>
-            <w:tcW w:w="3525" w:type="dxa"/>
+            <w:tcW w:w="3524" w:type="dxa"/>
             <w:shd w:val="clear" w:color="auto" w:fill="D9E2F3"/>
           </w:tcPr>
           <w:p>
@@ -4218,7 +4218,7 @@
         </w:tc>
         <w:tc>
           <w:tcPr>
-            <w:tcW w:w="2332" w:type="dxa"/>
+            <w:tcW w:w="2331" w:type="dxa"/>
             <w:shd w:val="clear" w:color="auto" w:fill="D9E2F3"/>
           </w:tcPr>
           <w:p>
@@ -4237,7 +4237,7 @@
         </w:tc>
         <w:tc>
           <w:tcPr>
-            <w:tcW w:w="2058" w:type="dxa"/>
+            <w:tcW w:w="2057" w:type="dxa"/>
             <w:shd w:val="clear" w:color="auto" w:fill="D9E2F3"/>
           </w:tcPr>
           <w:p>
@@ -4258,7 +4258,7 @@
       <w:tr>
         <w:tc>
           <w:tcPr>
-            <w:tcW w:w="3525" w:type="dxa"/>
+            <w:tcW w:w="3524" w:type="dxa"/>
           </w:tcPr>
           <w:p>
             <w:pPr>
@@ -4275,7 +4275,7 @@
         </w:tc>
         <w:tc>
           <w:tcPr>
-            <w:tcW w:w="2332" w:type="dxa"/>
+            <w:tcW w:w="2331" w:type="dxa"/>
           </w:tcPr>
           <w:p>
             <w:pPr>
@@ -4292,7 +4292,7 @@
         </w:tc>
         <w:tc>
           <w:tcPr>
-            <w:tcW w:w="2058" w:type="dxa"/>
+            <w:tcW w:w="2057" w:type="dxa"/>
           </w:tcPr>
           <w:p>
             <w:pPr>
@@ -4311,7 +4311,7 @@
       <w:tr>
         <w:tc>
           <w:tcPr>
-            <w:tcW w:w="3525" w:type="dxa"/>
+            <w:tcW w:w="3524" w:type="dxa"/>
           </w:tcPr>
           <w:p>
             <w:pPr>
@@ -4328,7 +4328,7 @@
         </w:tc>
         <w:tc>
           <w:tcPr>
-            <w:tcW w:w="2332" w:type="dxa"/>
+            <w:tcW w:w="2331" w:type="dxa"/>
           </w:tcPr>
           <w:p>
             <w:pPr>
@@ -4345,7 +4345,7 @@
         </w:tc>
         <w:tc>
           <w:tcPr>
-            <w:tcW w:w="2058" w:type="dxa"/>
+            <w:tcW w:w="2057" w:type="dxa"/>
           </w:tcPr>
           <w:p>
             <w:pPr>
@@ -4364,7 +4364,7 @@
       <w:tr>
         <w:tc>
           <w:tcPr>
-            <w:tcW w:w="3525" w:type="dxa"/>
+            <w:tcW w:w="3524" w:type="dxa"/>
           </w:tcPr>
           <w:p>
             <w:pPr>
@@ -4381,7 +4381,7 @@
         </w:tc>
         <w:tc>
           <w:tcPr>
-            <w:tcW w:w="2332" w:type="dxa"/>
+            <w:tcW w:w="2331" w:type="dxa"/>
           </w:tcPr>
           <w:p>
             <w:pPr>
@@ -4398,7 +4398,7 @@
         </w:tc>
         <w:tc>
           <w:tcPr>
-            <w:tcW w:w="2058" w:type="dxa"/>
+            <w:tcW w:w="2057" w:type="dxa"/>
           </w:tcPr>
           <w:p>
             <w:pPr>
@@ -4417,7 +4417,7 @@
       <w:tr>
         <w:tc>
           <w:tcPr>
-            <w:tcW w:w="3525" w:type="dxa"/>
+            <w:tcW w:w="3524" w:type="dxa"/>
           </w:tcPr>
           <w:p>
             <w:pPr>
@@ -4434,7 +4434,7 @@
         </w:tc>
         <w:tc>
           <w:tcPr>
-            <w:tcW w:w="2332" w:type="dxa"/>
+            <w:tcW w:w="2331" w:type="dxa"/>
           </w:tcPr>
           <w:p>
             <w:pPr>
@@ -4451,7 +4451,7 @@
         </w:tc>
         <w:tc>
           <w:tcPr>
-            <w:tcW w:w="2058" w:type="dxa"/>
+            <w:tcW w:w="2057" w:type="dxa"/>
           </w:tcPr>
           <w:p>
             <w:pPr>
@@ -4470,7 +4470,7 @@
       <w:tr>
         <w:tc>
           <w:tcPr>
-            <w:tcW w:w="3525" w:type="dxa"/>
+            <w:tcW w:w="3524" w:type="dxa"/>
           </w:tcPr>
           <w:p>
             <w:pPr>
@@ -4487,7 +4487,7 @@
         </w:tc>
         <w:tc>
           <w:tcPr>
-            <w:tcW w:w="2332" w:type="dxa"/>
+            <w:tcW w:w="2331" w:type="dxa"/>
           </w:tcPr>
           <w:p>
             <w:pPr>
@@ -4504,7 +4504,7 @@
         </w:tc>
         <w:tc>
           <w:tcPr>
-            <w:tcW w:w="2058" w:type="dxa"/>
+            <w:tcW w:w="2057" w:type="dxa"/>
           </w:tcPr>
           <w:p>
             <w:pPr>
@@ -4523,7 +4523,7 @@
       <w:tr>
         <w:tc>
           <w:tcPr>
-            <w:tcW w:w="3525" w:type="dxa"/>
+            <w:tcW w:w="3524" w:type="dxa"/>
           </w:tcPr>
           <w:p>
             <w:pPr>
@@ -4540,7 +4540,7 @@
         </w:tc>
         <w:tc>
           <w:tcPr>
-            <w:tcW w:w="2332" w:type="dxa"/>
+            <w:tcW w:w="2331" w:type="dxa"/>
           </w:tcPr>
           <w:p>
             <w:pPr>
@@ -4557,7 +4557,7 @@
         </w:tc>
         <w:tc>
           <w:tcPr>
-            <w:tcW w:w="2058" w:type="dxa"/>
+            <w:tcW w:w="2057" w:type="dxa"/>
           </w:tcPr>
           <w:p>
             <w:pPr>
@@ -4576,7 +4576,7 @@
       <w:tr>
         <w:tc>
           <w:tcPr>
-            <w:tcW w:w="3525" w:type="dxa"/>
+            <w:tcW w:w="3524" w:type="dxa"/>
           </w:tcPr>
           <w:p>
             <w:pPr>
@@ -4593,7 +4593,7 @@
         </w:tc>
         <w:tc>
           <w:tcPr>
-            <w:tcW w:w="2332" w:type="dxa"/>
+            <w:tcW w:w="2331" w:type="dxa"/>
           </w:tcPr>
           <w:p>
             <w:pPr>
@@ -4610,7 +4610,7 @@
         </w:tc>
         <w:tc>
           <w:tcPr>
-            <w:tcW w:w="2058" w:type="dxa"/>
+            <w:tcW w:w="2057" w:type="dxa"/>
           </w:tcPr>
           <w:p>
             <w:pPr>
@@ -4629,7 +4629,7 @@
       <w:tr>
         <w:tc>
           <w:tcPr>
-            <w:tcW w:w="3525" w:type="dxa"/>
+            <w:tcW w:w="3524" w:type="dxa"/>
           </w:tcPr>
           <w:p>
             <w:pPr>
@@ -4646,7 +4646,7 @@
         </w:tc>
         <w:tc>
           <w:tcPr>
-            <w:tcW w:w="2332" w:type="dxa"/>
+            <w:tcW w:w="2331" w:type="dxa"/>
           </w:tcPr>
           <w:p>
             <w:pPr>
@@ -4663,7 +4663,7 @@
         </w:tc>
         <w:tc>
           <w:tcPr>
-            <w:tcW w:w="2058" w:type="dxa"/>
+            <w:tcW w:w="2057" w:type="dxa"/>
           </w:tcPr>
           <w:p>
             <w:pPr>
@@ -4682,7 +4682,7 @@
       <w:tr>
         <w:tc>
           <w:tcPr>
-            <w:tcW w:w="3525" w:type="dxa"/>
+            <w:tcW w:w="3524" w:type="dxa"/>
           </w:tcPr>
           <w:p>
             <w:pPr>
@@ -4699,7 +4699,7 @@
         </w:tc>
         <w:tc>
           <w:tcPr>
-            <w:tcW w:w="2332" w:type="dxa"/>
+            <w:tcW w:w="2331" w:type="dxa"/>
           </w:tcPr>
           <w:p>
             <w:pPr>
@@ -4716,7 +4716,7 @@
         </w:tc>
         <w:tc>
           <w:tcPr>
-            <w:tcW w:w="2058" w:type="dxa"/>
+            <w:tcW w:w="2057" w:type="dxa"/>
           </w:tcPr>
           <w:p>
             <w:pPr>
@@ -4735,7 +4735,7 @@
       <w:tr>
         <w:tc>
           <w:tcPr>
-            <w:tcW w:w="3525" w:type="dxa"/>
+            <w:tcW w:w="3524" w:type="dxa"/>
           </w:tcPr>
           <w:p>
             <w:pPr>
@@ -4752,7 +4752,7 @@
         </w:tc>
         <w:tc>
           <w:tcPr>
-            <w:tcW w:w="2332" w:type="dxa"/>
+            <w:tcW w:w="2331" w:type="dxa"/>
           </w:tcPr>
           <w:p>
             <w:pPr>
@@ -4769,7 +4769,7 @@
         </w:tc>
         <w:tc>
           <w:tcPr>
-            <w:tcW w:w="2058" w:type="dxa"/>
+            <w:tcW w:w="2057" w:type="dxa"/>
           </w:tcPr>
           <w:p>
             <w:pPr>
@@ -4788,7 +4788,7 @@
       <w:tr>
         <w:tc>
           <w:tcPr>
-            <w:tcW w:w="3525" w:type="dxa"/>
+            <w:tcW w:w="3524" w:type="dxa"/>
           </w:tcPr>
           <w:p>
             <w:pPr>
@@ -4805,7 +4805,7 @@
         </w:tc>
         <w:tc>
           <w:tcPr>
-            <w:tcW w:w="2332" w:type="dxa"/>
+            <w:tcW w:w="2331" w:type="dxa"/>
           </w:tcPr>
           <w:p>
             <w:pPr>
@@ -4822,7 +4822,7 @@
         </w:tc>
         <w:tc>
           <w:tcPr>
-            <w:tcW w:w="2058" w:type="dxa"/>
+            <w:tcW w:w="2057" w:type="dxa"/>
           </w:tcPr>
           <w:p>
             <w:pPr>
@@ -4841,7 +4841,7 @@
       <w:tr>
         <w:tc>
           <w:tcPr>
-            <w:tcW w:w="3525" w:type="dxa"/>
+            <w:tcW w:w="3524" w:type="dxa"/>
           </w:tcPr>
           <w:p>
             <w:pPr>
@@ -4858,7 +4858,7 @@
         </w:tc>
         <w:tc>
           <w:tcPr>
-            <w:tcW w:w="2332" w:type="dxa"/>
+            <w:tcW w:w="2331" w:type="dxa"/>
           </w:tcPr>
           <w:p>
             <w:pPr>
@@ -4875,7 +4875,7 @@
         </w:tc>
         <w:tc>
           <w:tcPr>
-            <w:tcW w:w="2058" w:type="dxa"/>
+            <w:tcW w:w="2057" w:type="dxa"/>
           </w:tcPr>
           <w:p>
             <w:pPr>
@@ -4894,7 +4894,7 @@
       <w:tr>
         <w:tc>
           <w:tcPr>
-            <w:tcW w:w="3525" w:type="dxa"/>
+            <w:tcW w:w="3524" w:type="dxa"/>
           </w:tcPr>
           <w:p>
             <w:pPr>
@@ -4911,7 +4911,7 @@
         </w:tc>
         <w:tc>
           <w:tcPr>
-            <w:tcW w:w="2332" w:type="dxa"/>
+            <w:tcW w:w="2331" w:type="dxa"/>
           </w:tcPr>
           <w:p>
             <w:pPr>
@@ -4928,7 +4928,7 @@
         </w:tc>
         <w:tc>
           <w:tcPr>
-            <w:tcW w:w="2058" w:type="dxa"/>
+            <w:tcW w:w="2057" w:type="dxa"/>
           </w:tcPr>
           <w:p>
             <w:pPr>
@@ -4947,7 +4947,7 @@
       <w:tr>
         <w:tc>
           <w:tcPr>
-            <w:tcW w:w="3525" w:type="dxa"/>
+            <w:tcW w:w="3524" w:type="dxa"/>
           </w:tcPr>
           <w:p>
             <w:pPr>
@@ -4964,7 +4964,7 @@
         </w:tc>
         <w:tc>
           <w:tcPr>
-            <w:tcW w:w="2332" w:type="dxa"/>
+            <w:tcW w:w="2331" w:type="dxa"/>
           </w:tcPr>
           <w:p>
             <w:pPr>
@@ -4981,7 +4981,7 @@
         </w:tc>
         <w:tc>
           <w:tcPr>
-            <w:tcW w:w="2058" w:type="dxa"/>
+            <w:tcW w:w="2057" w:type="dxa"/>
           </w:tcPr>
           <w:p>
             <w:pPr>
@@ -5000,7 +5000,7 @@
       <w:tr>
         <w:tc>
           <w:tcPr>
-            <w:tcW w:w="3525" w:type="dxa"/>
+            <w:tcW w:w="3524" w:type="dxa"/>
           </w:tcPr>
           <w:p>
             <w:pPr>
@@ -5017,7 +5017,7 @@
         </w:tc>
         <w:tc>
           <w:tcPr>
-            <w:tcW w:w="2332" w:type="dxa"/>
+            <w:tcW w:w="2331" w:type="dxa"/>
           </w:tcPr>
           <w:p>
             <w:pPr>
@@ -5034,7 +5034,7 @@
         </w:tc>
         <w:tc>
           <w:tcPr>
-            <w:tcW w:w="2058" w:type="dxa"/>
+            <w:tcW w:w="2057" w:type="dxa"/>
           </w:tcPr>
           <w:p>
             <w:pPr>
@@ -5053,7 +5053,7 @@
       <w:tr>
         <w:tc>
           <w:tcPr>
-            <w:tcW w:w="3525" w:type="dxa"/>
+            <w:tcW w:w="3524" w:type="dxa"/>
           </w:tcPr>
           <w:p>
             <w:pPr>
@@ -5070,7 +5070,7 @@
         </w:tc>
         <w:tc>
           <w:tcPr>
-            <w:tcW w:w="2332" w:type="dxa"/>
+            <w:tcW w:w="2331" w:type="dxa"/>
           </w:tcPr>
           <w:p>
             <w:pPr>
@@ -5087,7 +5087,7 @@
         </w:tc>
         <w:tc>
           <w:tcPr>
-            <w:tcW w:w="2058" w:type="dxa"/>
+            <w:tcW w:w="2057" w:type="dxa"/>
           </w:tcPr>
           <w:p>
             <w:pPr>
@@ -5106,7 +5106,7 @@
       <w:tr>
         <w:tc>
           <w:tcPr>
-            <w:tcW w:w="3525" w:type="dxa"/>
+            <w:tcW w:w="3524" w:type="dxa"/>
           </w:tcPr>
           <w:p>
             <w:pPr>
@@ -5123,7 +5123,7 @@
         </w:tc>
         <w:tc>
           <w:tcPr>
-            <w:tcW w:w="2332" w:type="dxa"/>
+            <w:tcW w:w="2331" w:type="dxa"/>
           </w:tcPr>
           <w:p>
             <w:pPr>
@@ -5140,7 +5140,7 @@
         </w:tc>
         <w:tc>
           <w:tcPr>
-            <w:tcW w:w="2058" w:type="dxa"/>
+            <w:tcW w:w="2057" w:type="dxa"/>
           </w:tcPr>
           <w:p>
             <w:pPr>
@@ -5159,7 +5159,7 @@
       <w:tr>
         <w:tc>
           <w:tcPr>
-            <w:tcW w:w="3525" w:type="dxa"/>
+            <w:tcW w:w="3524" w:type="dxa"/>
           </w:tcPr>
           <w:p>
             <w:pPr>
@@ -5176,7 +5176,7 @@
         </w:tc>
         <w:tc>
           <w:tcPr>
-            <w:tcW w:w="2332" w:type="dxa"/>
+            <w:tcW w:w="2331" w:type="dxa"/>
           </w:tcPr>
           <w:p>
             <w:pPr>
@@ -5193,7 +5193,7 @@
         </w:tc>
         <w:tc>
           <w:tcPr>
-            <w:tcW w:w="2058" w:type="dxa"/>
+            <w:tcW w:w="2057" w:type="dxa"/>
           </w:tcPr>
           <w:p>
             <w:pPr>
@@ -5212,7 +5212,7 @@
       <w:tr>
         <w:tc>
           <w:tcPr>
-            <w:tcW w:w="3525" w:type="dxa"/>
+            <w:tcW w:w="3524" w:type="dxa"/>
           </w:tcPr>
           <w:p>
             <w:pPr>
@@ -5229,7 +5229,7 @@
         </w:tc>
         <w:tc>
           <w:tcPr>
-            <w:tcW w:w="2332" w:type="dxa"/>
+            <w:tcW w:w="2331" w:type="dxa"/>
           </w:tcPr>
           <w:p>
             <w:pPr>
@@ -5246,7 +5246,7 @@
         </w:tc>
         <w:tc>
           <w:tcPr>
-            <w:tcW w:w="2058" w:type="dxa"/>
+            <w:tcW w:w="2057" w:type="dxa"/>
           </w:tcPr>
           <w:p>
             <w:pPr>
@@ -5265,7 +5265,7 @@
       <w:tr>
         <w:tc>
           <w:tcPr>
-            <w:tcW w:w="3525" w:type="dxa"/>
+            <w:tcW w:w="3524" w:type="dxa"/>
           </w:tcPr>
           <w:p>
             <w:pPr>
@@ -5282,7 +5282,7 @@
         </w:tc>
         <w:tc>
           <w:tcPr>
-            <w:tcW w:w="2332" w:type="dxa"/>
+            <w:tcW w:w="2331" w:type="dxa"/>
           </w:tcPr>
           <w:p>
             <w:pPr>
@@ -5299,7 +5299,7 @@
         </w:tc>
         <w:tc>
           <w:tcPr>
-            <w:tcW w:w="2058" w:type="dxa"/>
+            <w:tcW w:w="2057" w:type="dxa"/>
           </w:tcPr>
           <w:p>
             <w:pPr>
@@ -5318,7 +5318,7 @@
       <w:tr>
         <w:tc>
           <w:tcPr>
-            <w:tcW w:w="3525" w:type="dxa"/>
+            <w:tcW w:w="3524" w:type="dxa"/>
           </w:tcPr>
           <w:p>
             <w:pPr>
@@ -5335,7 +5335,7 @@
         </w:tc>
         <w:tc>
           <w:tcPr>
-            <w:tcW w:w="2332" w:type="dxa"/>
+            <w:tcW w:w="2331" w:type="dxa"/>
           </w:tcPr>
           <w:p>
             <w:pPr>
@@ -5352,7 +5352,7 @@
         </w:tc>
         <w:tc>
           <w:tcPr>
-            <w:tcW w:w="2058" w:type="dxa"/>
+            <w:tcW w:w="2057" w:type="dxa"/>
           </w:tcPr>
           <w:p>
             <w:pPr>
@@ -5371,7 +5371,7 @@
       <w:tr>
         <w:tc>
           <w:tcPr>
-            <w:tcW w:w="3525" w:type="dxa"/>
+            <w:tcW w:w="3524" w:type="dxa"/>
           </w:tcPr>
           <w:p>
             <w:pPr>
@@ -5388,7 +5388,7 @@
         </w:tc>
         <w:tc>
           <w:tcPr>
-            <w:tcW w:w="2332" w:type="dxa"/>
+            <w:tcW w:w="2331" w:type="dxa"/>
           </w:tcPr>
           <w:p>
             <w:pPr>
@@ -5405,7 +5405,7 @@
         </w:tc>
         <w:tc>
           <w:tcPr>
-            <w:tcW w:w="2058" w:type="dxa"/>
+            <w:tcW w:w="2057" w:type="dxa"/>
           </w:tcPr>
           <w:p>
             <w:pPr>
@@ -5424,7 +5424,7 @@
       <w:tr>
         <w:tc>
           <w:tcPr>
-            <w:tcW w:w="3525" w:type="dxa"/>
+            <w:tcW w:w="3524" w:type="dxa"/>
           </w:tcPr>
           <w:p>
             <w:pPr>
@@ -5441,7 +5441,7 @@
         </w:tc>
         <w:tc>
           <w:tcPr>
-            <w:tcW w:w="2332" w:type="dxa"/>
+            <w:tcW w:w="2331" w:type="dxa"/>
           </w:tcPr>
           <w:p>
             <w:pPr>
@@ -5458,7 +5458,7 @@
         </w:tc>
         <w:tc>
           <w:tcPr>
-            <w:tcW w:w="2058" w:type="dxa"/>
+            <w:tcW w:w="2057" w:type="dxa"/>
           </w:tcPr>
           <w:p>
             <w:pPr>
@@ -5477,7 +5477,7 @@
       <w:tr>
         <w:tc>
           <w:tcPr>
-            <w:tcW w:w="3525" w:type="dxa"/>
+            <w:tcW w:w="3524" w:type="dxa"/>
           </w:tcPr>
           <w:p>
             <w:pPr>
@@ -5494,7 +5494,7 @@
         </w:tc>
         <w:tc>
           <w:tcPr>
-            <w:tcW w:w="2332" w:type="dxa"/>
+            <w:tcW w:w="2331" w:type="dxa"/>
           </w:tcPr>
           <w:p>
             <w:pPr>
@@ -5511,7 +5511,7 @@
         </w:tc>
         <w:tc>
           <w:tcPr>
-            <w:tcW w:w="2058" w:type="dxa"/>
+            <w:tcW w:w="2057" w:type="dxa"/>
           </w:tcPr>
           <w:p>
             <w:pPr>
@@ -5530,7 +5530,7 @@
       <w:tr>
         <w:tc>
           <w:tcPr>
-            <w:tcW w:w="3525" w:type="dxa"/>
+            <w:tcW w:w="3524" w:type="dxa"/>
           </w:tcPr>
           <w:p>
             <w:pPr>
@@ -5547,7 +5547,7 @@
         </w:tc>
         <w:tc>
           <w:tcPr>
-            <w:tcW w:w="2332" w:type="dxa"/>
+            <w:tcW w:w="2331" w:type="dxa"/>
           </w:tcPr>
           <w:p>
             <w:pPr>
@@ -5564,7 +5564,7 @@
         </w:tc>
         <w:tc>
           <w:tcPr>
-            <w:tcW w:w="2058" w:type="dxa"/>
+            <w:tcW w:w="2057" w:type="dxa"/>
           </w:tcPr>
           <w:p>
             <w:pPr>
@@ -5675,9 +5675,9 @@
         </w:tblBorders>
       </w:tblPr>
       <w:tblGrid>
-        <w:gridCol w:w="1059"/>
-        <w:gridCol w:w="3096"/>
-        <w:gridCol w:w="2489"/>
+        <w:gridCol w:w="1058"/>
+        <w:gridCol w:w="3094"/>
+        <w:gridCol w:w="2487"/>
         <w:gridCol w:w="1271"/>
       </w:tblGrid>
       <w:tr>
@@ -5686,7 +5686,7 @@
         </w:trPr>
         <w:tc>
           <w:tcPr>
-            <w:tcW w:w="1059" w:type="dxa"/>
+            <w:tcW w:w="1058" w:type="dxa"/>
             <w:shd w:val="clear" w:color="auto" w:fill="D9E2F3"/>
           </w:tcPr>
           <w:p>
@@ -5705,7 +5705,7 @@
         </w:tc>
         <w:tc>
           <w:tcPr>
-            <w:tcW w:w="3096" w:type="dxa"/>
+            <w:tcW w:w="3094" w:type="dxa"/>
             <w:shd w:val="clear" w:color="auto" w:fill="D9E2F3"/>
           </w:tcPr>
           <w:p>
@@ -5724,7 +5724,7 @@
         </w:tc>
         <w:tc>
           <w:tcPr>
-            <w:tcW w:w="2489" w:type="dxa"/>
+            <w:tcW w:w="2487" w:type="dxa"/>
             <w:shd w:val="clear" w:color="auto" w:fill="D9E2F3"/>
           </w:tcPr>
           <w:p>
@@ -5764,7 +5764,7 @@
       <w:tr>
         <w:tc>
           <w:tcPr>
-            <w:tcW w:w="1059" w:type="dxa"/>
+            <w:tcW w:w="1058" w:type="dxa"/>
           </w:tcPr>
           <w:p>
             <w:pPr>
@@ -5781,7 +5781,7 @@
         </w:tc>
         <w:tc>
           <w:tcPr>
-            <w:tcW w:w="3096" w:type="dxa"/>
+            <w:tcW w:w="3094" w:type="dxa"/>
           </w:tcPr>
           <w:p>
             <w:pPr>
@@ -5798,7 +5798,7 @@
         </w:tc>
         <w:tc>
           <w:tcPr>
-            <w:tcW w:w="2489" w:type="dxa"/>
+            <w:tcW w:w="2487" w:type="dxa"/>
           </w:tcPr>
           <w:p>
             <w:pPr>
@@ -5834,7 +5834,7 @@
       <w:tr>
         <w:tc>
           <w:tcPr>
-            <w:tcW w:w="1059" w:type="dxa"/>
+            <w:tcW w:w="1058" w:type="dxa"/>
           </w:tcPr>
           <w:p>
             <w:pPr>
@@ -5851,7 +5851,7 @@
         </w:tc>
         <w:tc>
           <w:tcPr>
-            <w:tcW w:w="3096" w:type="dxa"/>
+            <w:tcW w:w="3094" w:type="dxa"/>
           </w:tcPr>
           <w:p>
             <w:pPr>
@@ -5868,7 +5868,7 @@
         </w:tc>
         <w:tc>
           <w:tcPr>
-            <w:tcW w:w="2489" w:type="dxa"/>
+            <w:tcW w:w="2487" w:type="dxa"/>
           </w:tcPr>
           <w:p>
             <w:pPr>
@@ -5904,7 +5904,7 @@
       <w:tr>
         <w:tc>
           <w:tcPr>
-            <w:tcW w:w="1059" w:type="dxa"/>
+            <w:tcW w:w="1058" w:type="dxa"/>
           </w:tcPr>
           <w:p>
             <w:pPr>
@@ -5921,7 +5921,7 @@
         </w:tc>
         <w:tc>
           <w:tcPr>
-            <w:tcW w:w="3096" w:type="dxa"/>
+            <w:tcW w:w="3094" w:type="dxa"/>
           </w:tcPr>
           <w:p>
             <w:pPr>
@@ -5938,7 +5938,7 @@
         </w:tc>
         <w:tc>
           <w:tcPr>
-            <w:tcW w:w="2489" w:type="dxa"/>
+            <w:tcW w:w="2487" w:type="dxa"/>
           </w:tcPr>
           <w:p>
             <w:pPr>
@@ -5974,7 +5974,7 @@
       <w:tr>
         <w:tc>
           <w:tcPr>
-            <w:tcW w:w="1059" w:type="dxa"/>
+            <w:tcW w:w="1058" w:type="dxa"/>
           </w:tcPr>
           <w:p>
             <w:pPr>
@@ -5991,7 +5991,7 @@
         </w:tc>
         <w:tc>
           <w:tcPr>
-            <w:tcW w:w="3096" w:type="dxa"/>
+            <w:tcW w:w="3094" w:type="dxa"/>
           </w:tcPr>
           <w:p>
             <w:pPr>
@@ -6008,7 +6008,7 @@
         </w:tc>
         <w:tc>
           <w:tcPr>
-            <w:tcW w:w="2489" w:type="dxa"/>
+            <w:tcW w:w="2487" w:type="dxa"/>
           </w:tcPr>
           <w:p>
             <w:pPr>
@@ -6044,7 +6044,7 @@
       <w:tr>
         <w:tc>
           <w:tcPr>
-            <w:tcW w:w="1059" w:type="dxa"/>
+            <w:tcW w:w="1058" w:type="dxa"/>
           </w:tcPr>
           <w:p>
             <w:pPr>
@@ -6061,7 +6061,7 @@
         </w:tc>
         <w:tc>
           <w:tcPr>
-            <w:tcW w:w="3096" w:type="dxa"/>
+            <w:tcW w:w="3094" w:type="dxa"/>
           </w:tcPr>
           <w:p>
             <w:pPr>
@@ -6078,7 +6078,7 @@
         </w:tc>
         <w:tc>
           <w:tcPr>
-            <w:tcW w:w="2489" w:type="dxa"/>
+            <w:tcW w:w="2487" w:type="dxa"/>
           </w:tcPr>
           <w:p>
             <w:pPr>
@@ -6114,7 +6114,7 @@
       <w:tr>
         <w:tc>
           <w:tcPr>
-            <w:tcW w:w="1059" w:type="dxa"/>
+            <w:tcW w:w="1058" w:type="dxa"/>
           </w:tcPr>
           <w:p>
             <w:pPr>
@@ -6131,7 +6131,7 @@
         </w:tc>
         <w:tc>
           <w:tcPr>
-            <w:tcW w:w="3096" w:type="dxa"/>
+            <w:tcW w:w="3094" w:type="dxa"/>
           </w:tcPr>
           <w:p>
             <w:pPr>
@@ -6148,7 +6148,7 @@
         </w:tc>
         <w:tc>
           <w:tcPr>
-            <w:tcW w:w="2489" w:type="dxa"/>
+            <w:tcW w:w="2487" w:type="dxa"/>
           </w:tcPr>
           <w:p>
             <w:pPr>
@@ -6184,7 +6184,7 @@
       <w:tr>
         <w:tc>
           <w:tcPr>
-            <w:tcW w:w="1059" w:type="dxa"/>
+            <w:tcW w:w="1058" w:type="dxa"/>
           </w:tcPr>
           <w:p>
             <w:pPr>
@@ -6201,7 +6201,7 @@
         </w:tc>
         <w:tc>
           <w:tcPr>
-            <w:tcW w:w="3096" w:type="dxa"/>
+            <w:tcW w:w="3094" w:type="dxa"/>
           </w:tcPr>
           <w:p>
             <w:pPr>
@@ -6218,7 +6218,7 @@
         </w:tc>
         <w:tc>
           <w:tcPr>
-            <w:tcW w:w="2489" w:type="dxa"/>
+            <w:tcW w:w="2487" w:type="dxa"/>
           </w:tcPr>
           <w:p>
             <w:pPr>
@@ -6254,7 +6254,7 @@
       <w:tr>
         <w:tc>
           <w:tcPr>
-            <w:tcW w:w="1059" w:type="dxa"/>
+            <w:tcW w:w="1058" w:type="dxa"/>
           </w:tcPr>
           <w:p>
             <w:pPr>
@@ -6271,7 +6271,7 @@
         </w:tc>
         <w:tc>
           <w:tcPr>
-            <w:tcW w:w="3096" w:type="dxa"/>
+            <w:tcW w:w="3094" w:type="dxa"/>
           </w:tcPr>
           <w:p>
             <w:pPr>
@@ -6288,7 +6288,7 @@
         </w:tc>
         <w:tc>
           <w:tcPr>
-            <w:tcW w:w="2489" w:type="dxa"/>
+            <w:tcW w:w="2487" w:type="dxa"/>
           </w:tcPr>
           <w:p>
             <w:pPr>
@@ -6324,7 +6324,7 @@
       <w:tr>
         <w:tc>
           <w:tcPr>
-            <w:tcW w:w="1059" w:type="dxa"/>
+            <w:tcW w:w="1058" w:type="dxa"/>
           </w:tcPr>
           <w:p>
             <w:pPr>
@@ -6341,7 +6341,7 @@
         </w:tc>
         <w:tc>
           <w:tcPr>
-            <w:tcW w:w="3096" w:type="dxa"/>
+            <w:tcW w:w="3094" w:type="dxa"/>
           </w:tcPr>
           <w:p>
             <w:pPr>
@@ -6358,7 +6358,7 @@
         </w:tc>
         <w:tc>
           <w:tcPr>
-            <w:tcW w:w="2489" w:type="dxa"/>
+            <w:tcW w:w="2487" w:type="dxa"/>
           </w:tcPr>
           <w:p>
             <w:pPr>
@@ -6394,7 +6394,7 @@
       <w:tr>
         <w:tc>
           <w:tcPr>
-            <w:tcW w:w="1059" w:type="dxa"/>
+            <w:tcW w:w="1058" w:type="dxa"/>
           </w:tcPr>
           <w:p>
             <w:pPr>
@@ -6411,7 +6411,7 @@
         </w:tc>
         <w:tc>
           <w:tcPr>
-            <w:tcW w:w="3096" w:type="dxa"/>
+            <w:tcW w:w="3094" w:type="dxa"/>
           </w:tcPr>
           <w:p>
             <w:pPr>
@@ -6428,7 +6428,7 @@
         </w:tc>
         <w:tc>
           <w:tcPr>
-            <w:tcW w:w="2489" w:type="dxa"/>
+            <w:tcW w:w="2487" w:type="dxa"/>
           </w:tcPr>
           <w:p>
             <w:pPr>
@@ -6489,7 +6489,7 @@
       </w:tblPr>
       <w:tblGrid>
         <w:gridCol w:w="2532"/>
-        <w:gridCol w:w="5385"/>
+        <w:gridCol w:w="5383"/>
       </w:tblGrid>
       <w:tr>
         <w:trPr>
@@ -6516,7 +6516,7 @@
         </w:tc>
         <w:tc>
           <w:tcPr>
-            <w:tcW w:w="5385" w:type="dxa"/>
+            <w:tcW w:w="5383" w:type="dxa"/>
             <w:shd w:val="clear" w:color="auto" w:fill="D9E2F3"/>
           </w:tcPr>
           <w:p>
@@ -6554,7 +6554,7 @@
         </w:tc>
         <w:tc>
           <w:tcPr>
-            <w:tcW w:w="5385" w:type="dxa"/>
+            <w:tcW w:w="5383" w:type="dxa"/>
           </w:tcPr>
           <w:p>
             <w:pPr>
@@ -6590,7 +6590,7 @@
         </w:tc>
         <w:tc>
           <w:tcPr>
-            <w:tcW w:w="5385" w:type="dxa"/>
+            <w:tcW w:w="5383" w:type="dxa"/>
           </w:tcPr>
           <w:p>
             <w:pPr>
@@ -6626,7 +6626,7 @@
         </w:tc>
         <w:tc>
           <w:tcPr>
-            <w:tcW w:w="5385" w:type="dxa"/>
+            <w:tcW w:w="5383" w:type="dxa"/>
           </w:tcPr>
           <w:p>
             <w:pPr>
@@ -6662,7 +6662,7 @@
         </w:tc>
         <w:tc>
           <w:tcPr>
-            <w:tcW w:w="5385" w:type="dxa"/>
+            <w:tcW w:w="5383" w:type="dxa"/>
           </w:tcPr>
           <w:p>
             <w:pPr>
@@ -6698,7 +6698,7 @@
         </w:tc>
         <w:tc>
           <w:tcPr>
-            <w:tcW w:w="5385" w:type="dxa"/>
+            <w:tcW w:w="5383" w:type="dxa"/>
           </w:tcPr>
           <w:p>
             <w:pPr>
@@ -6734,7 +6734,7 @@
         </w:tc>
         <w:tc>
           <w:tcPr>
-            <w:tcW w:w="5385" w:type="dxa"/>
+            <w:tcW w:w="5383" w:type="dxa"/>
           </w:tcPr>
           <w:p>
             <w:pPr>
@@ -6770,7 +6770,7 @@
         </w:tc>
         <w:tc>
           <w:tcPr>
-            <w:tcW w:w="5385" w:type="dxa"/>
+            <w:tcW w:w="5383" w:type="dxa"/>
           </w:tcPr>
           <w:p>
             <w:pPr>
@@ -6806,7 +6806,7 @@
         </w:tc>
         <w:tc>
           <w:tcPr>
-            <w:tcW w:w="5385" w:type="dxa"/>
+            <w:tcW w:w="5383" w:type="dxa"/>
           </w:tcPr>
           <w:p>
             <w:pPr>
@@ -6842,7 +6842,7 @@
         </w:tc>
         <w:tc>
           <w:tcPr>
-            <w:tcW w:w="5385" w:type="dxa"/>
+            <w:tcW w:w="5383" w:type="dxa"/>
           </w:tcPr>
           <w:p>
             <w:pPr>
@@ -6862,6 +6862,7 @@
     <w:p>
       <w:pPr>
         <w:pStyle w:val="Heading3"/>
+        <w:pageBreakBefore/>
       </w:pPr>
       <w:r>
         <w:t>Referencias</w:t>

--- a/Fase 2/Evidencias del Proyecto/SICMA_MCK_v1.0.docx
+++ b/Fase 2/Evidencias del Proyecto/SICMA_MCK_v1.0.docx
@@ -1203,7 +1203,7 @@
               <w:rPr>
                 <w:sz w:val="18"/>
               </w:rPr>
-              <w:t>Fidel Rodríguez</w:t>
+              <w:t>Claudio Varas</w:t>
             </w:r>
           </w:p>
         </w:tc>
@@ -1220,7 +1220,7 @@
               <w:rPr>
                 <w:sz w:val="18"/>
               </w:rPr>
-              <w:t>Pasa de borrador a vigente. Se agrega la portada y se actualizan las referencias a las versiones vigentes de los demás documentos. Se agrega la tabla de contenido, la numeración de páginas y se completa la lista de referencias. Se quita la etiqueta Vigente de la portada. Se aplica el formato de entrega (márgenes de 3 cm, interlineado 1,5, sangría y texto justificado). Se corrige una tilde. Se ajusta el ancho de las columnas de las tablas. Las referencias pasan a una hoja aparte.</w:t>
+              <w:t>Pasa de borrador a vigente. Se agrega la portada y se actualizan las referencias a las versiones vigentes de los demás documentos. Se agrega la tabla de contenido, la numeración de páginas y se completa la lista de referencias.</w:t>
             </w:r>
           </w:p>
         </w:tc>

--- a/Fase 2/Evidencias del Proyecto/SICMA_MCK_v1.0.docx
+++ b/Fase 2/Evidencias del Proyecto/SICMA_MCK_v1.0.docx
@@ -301,53 +301,7 @@
     </w:p>
     <w:p>
       <w:pPr>
-        <w:pStyle w:val="Title"/>
         <w:pageBreakBefore/>
-      </w:pPr>
-      <w:r>
-        <w:t xml:space="preserve">SICMA</w:t>
-      </w:r>
-      <w:r>
-        <w:t xml:space="preserve"> </w:t>
-      </w:r>
-      <w:r>
-        <w:t xml:space="preserve">·</w:t>
-      </w:r>
-      <w:r>
-        <w:t xml:space="preserve"> </w:t>
-      </w:r>
-      <w:r>
-        <w:t xml:space="preserve">Mockups</w:t>
-      </w:r>
-    </w:p>
-    <w:p>
-      <w:pPr>
-        <w:pStyle w:val="Subtitle"/>
-      </w:pPr>
-      <w:r>
-        <w:t>SICMA-MCK · Versión 1.0 · Vigente</w:t>
-      </w:r>
-      <w:r/>
-      <w:r/>
-      <w:r/>
-      <w:r/>
-      <w:r/>
-      <w:r/>
-      <w:r/>
-      <w:r/>
-      <w:r/>
-      <w:r/>
-    </w:p>
-    <w:p>
-      <w:pPr>
-        <w:pStyle w:val="Date"/>
-      </w:pPr>
-      <w:r>
-        <w:t>2026-10-17</w:t>
-      </w:r>
-    </w:p>
-    <w:p>
-      <w:pPr>
         <w:spacing w:before="360" w:after="160"/>
       </w:pPr>
       <w:r>
@@ -379,21 +333,469 @@
         <w:tab/>
       </w:r>
       <w:r>
+        <w:t>3</w:t>
+      </w:r>
+    </w:p>
+    <w:p>
+      <w:pPr>
+        <w:pStyle w:val="toc1"/>
+      </w:pPr>
+      <w:r>
+        <w:t>Resumen y propósito</w:t>
+      </w:r>
+      <w:r>
+        <w:tab/>
+      </w:r>
+      <w:r>
+        <w:t>3</w:t>
+      </w:r>
+    </w:p>
+    <w:p>
+      <w:pPr>
+        <w:pStyle w:val="toc1"/>
+      </w:pPr>
+      <w:r>
+        <w:t>Criterios y guía de estilo</w:t>
+      </w:r>
+      <w:r>
+        <w:tab/>
+      </w:r>
+      <w:r>
+        <w:t>3</w:t>
+      </w:r>
+    </w:p>
+    <w:p>
+      <w:pPr>
+        <w:pStyle w:val="toc1"/>
+      </w:pPr>
+      <w:r>
+        <w:t>Vistas web</w:t>
+      </w:r>
+      <w:r>
+        <w:tab/>
+      </w:r>
+      <w:r>
         <w:t>4</w:t>
       </w:r>
     </w:p>
     <w:p>
       <w:pPr>
+        <w:pStyle w:val="toc2"/>
+      </w:pPr>
+      <w:r>
+        <w:t>Pantallas existentes (capturas reales)</w:t>
+      </w:r>
+      <w:r>
+        <w:tab/>
+      </w:r>
+      <w:r>
+        <w:t>4</w:t>
+      </w:r>
+    </w:p>
+    <w:p>
+      <w:pPr>
+        <w:pStyle w:val="toc3"/>
+      </w:pPr>
+      <w:r>
+        <w:t>MW-01 · Inicio de sesión (CU-01)</w:t>
+      </w:r>
+      <w:r>
+        <w:tab/>
+      </w:r>
+      <w:r>
+        <w:t>4</w:t>
+      </w:r>
+    </w:p>
+    <w:p>
+      <w:pPr>
+        <w:pStyle w:val="toc3"/>
+      </w:pPr>
+      <w:r>
+        <w:t>MW-02 · Recuperar contraseña en dos pasos (CU-02)</w:t>
+      </w:r>
+      <w:r>
+        <w:tab/>
+      </w:r>
+      <w:r>
+        <w:t>5</w:t>
+      </w:r>
+    </w:p>
+    <w:p>
+      <w:pPr>
+        <w:pStyle w:val="toc3"/>
+      </w:pPr>
+      <w:r>
+        <w:t>MW-03 · Usuarios y roles (CU-03)</w:t>
+      </w:r>
+      <w:r>
+        <w:tab/>
+      </w:r>
+      <w:r>
+        <w:t>7</w:t>
+      </w:r>
+    </w:p>
+    <w:p>
+      <w:pPr>
+        <w:pStyle w:val="toc3"/>
+      </w:pPr>
+      <w:r>
+        <w:t>MW-04 · Panel (CU-13, CU-24)</w:t>
+      </w:r>
+      <w:r>
+        <w:tab/>
+      </w:r>
+      <w:r>
+        <w:t>7</w:t>
+      </w:r>
+    </w:p>
+    <w:p>
+      <w:pPr>
+        <w:pStyle w:val="toc3"/>
+      </w:pPr>
+      <w:r>
+        <w:t>MW-05 · Lista de activos (CU-05)</w:t>
+      </w:r>
+      <w:r>
+        <w:tab/>
+      </w:r>
+      <w:r>
+        <w:t>8</w:t>
+      </w:r>
+    </w:p>
+    <w:p>
+      <w:pPr>
+        <w:pStyle w:val="toc3"/>
+      </w:pPr>
+      <w:r>
+        <w:t>MW-06 · Ficha del activo e historial (CU-05)</w:t>
+      </w:r>
+      <w:r>
+        <w:tab/>
+      </w:r>
+      <w:r>
+        <w:t>9</w:t>
+      </w:r>
+    </w:p>
+    <w:p>
+      <w:pPr>
+        <w:pStyle w:val="toc3"/>
+      </w:pPr>
+      <w:r>
+        <w:t>MW-07 · Monitoreo de ambiente (CU-13)</w:t>
+      </w:r>
+      <w:r>
+        <w:tab/>
+      </w:r>
+      <w:r>
+        <w:t>10</w:t>
+      </w:r>
+    </w:p>
+    <w:p>
+      <w:pPr>
+        <w:pStyle w:val="toc3"/>
+      </w:pPr>
+      <w:r>
+        <w:t>MW-08 · Dispositivos Arduino (CU-07, CU-11 en parte)</w:t>
+      </w:r>
+      <w:r>
+        <w:tab/>
+      </w:r>
+      <w:r>
+        <w:t>11</w:t>
+      </w:r>
+    </w:p>
+    <w:p>
+      <w:pPr>
+        <w:pStyle w:val="toc3"/>
+      </w:pPr>
+      <w:r>
+        <w:t>MW-09 · Registro de accesos (CU-18)</w:t>
+      </w:r>
+      <w:r>
+        <w:tab/>
+      </w:r>
+      <w:r>
+        <w:t>12</w:t>
+      </w:r>
+    </w:p>
+    <w:p>
+      <w:pPr>
+        <w:pStyle w:val="toc3"/>
+      </w:pPr>
+      <w:r>
+        <w:t>MW-10 · Lista de intervenciones (CU-19 a CU-23, lista)</w:t>
+      </w:r>
+      <w:r>
+        <w:tab/>
+      </w:r>
+      <w:r>
+        <w:t>13</w:t>
+      </w:r>
+    </w:p>
+    <w:p>
+      <w:pPr>
+        <w:pStyle w:val="toc2"/>
+      </w:pPr>
+      <w:r>
+        <w:t>Pantallas nuevas (diseño)</w:t>
+      </w:r>
+      <w:r>
+        <w:tab/>
+      </w:r>
+      <w:r>
+        <w:t>14</w:t>
+      </w:r>
+    </w:p>
+    <w:p>
+      <w:pPr>
+        <w:pStyle w:val="toc3"/>
+      </w:pPr>
+      <w:r>
+        <w:t>MW-11 · Navegación propuesta</w:t>
+      </w:r>
+      <w:r>
+        <w:tab/>
+      </w:r>
+      <w:r>
+        <w:t>14</w:t>
+      </w:r>
+    </w:p>
+    <w:p>
+      <w:pPr>
+        <w:pStyle w:val="toc3"/>
+      </w:pPr>
+      <w:r>
+        <w:t>MW-12 · Crear y editar activo (CU-04)</w:t>
+      </w:r>
+      <w:r>
+        <w:tab/>
+      </w:r>
+      <w:r>
+        <w:t>15</w:t>
+      </w:r>
+    </w:p>
+    <w:p>
+      <w:pPr>
+        <w:pStyle w:val="toc3"/>
+      </w:pPr>
+      <w:r>
+        <w:t>MW-13 · Zonas y ubicaciones (CU-06)</w:t>
+      </w:r>
+      <w:r>
+        <w:tab/>
+      </w:r>
+      <w:r>
+        <w:t>16</w:t>
+      </w:r>
+    </w:p>
+    <w:p>
+      <w:pPr>
+        <w:pStyle w:val="toc3"/>
+      </w:pPr>
+      <w:r>
+        <w:t>MW-14 · Tipos y estados de activo (CU-08)</w:t>
+      </w:r>
+      <w:r>
+        <w:tab/>
+      </w:r>
+      <w:r>
+        <w:t>17</w:t>
+      </w:r>
+    </w:p>
+    <w:p>
+      <w:pPr>
+        <w:pStyle w:val="toc3"/>
+      </w:pPr>
+      <w:r>
+        <w:t>MW-15 · Responsables de alerta (CU-09)</w:t>
+      </w:r>
+      <w:r>
+        <w:tab/>
+      </w:r>
+      <w:r>
+        <w:t>18</w:t>
+      </w:r>
+    </w:p>
+    <w:p>
+      <w:pPr>
+        <w:pStyle w:val="toc3"/>
+      </w:pPr>
+      <w:r>
+        <w:t>MW-16 · Alertas (CU-13, resultado de CU-12)</w:t>
+      </w:r>
+      <w:r>
+        <w:tab/>
+      </w:r>
+      <w:r>
+        <w:t>19</w:t>
+      </w:r>
+    </w:p>
+    <w:p>
+      <w:pPr>
+        <w:pStyle w:val="toc3"/>
+      </w:pPr>
+      <w:r>
+        <w:t>MW-17 · Detalle de alerta (CU-13)</w:t>
+      </w:r>
+      <w:r>
+        <w:tab/>
+      </w:r>
+      <w:r>
+        <w:t>19</w:t>
+      </w:r>
+    </w:p>
+    <w:p>
+      <w:pPr>
+        <w:pStyle w:val="toc3"/>
+      </w:pPr>
+      <w:r>
+        <w:t>MW-18 · Servidores (CU-14, CU-15)</w:t>
+      </w:r>
+      <w:r>
+        <w:tab/>
+      </w:r>
+      <w:r>
+        <w:t>20</w:t>
+      </w:r>
+    </w:p>
+    <w:p>
+      <w:pPr>
+        <w:pStyle w:val="toc3"/>
+      </w:pPr>
+      <w:r>
+        <w:t>MW-19 · Huellas (CU-16)</w:t>
+      </w:r>
+      <w:r>
+        <w:tab/>
+      </w:r>
+      <w:r>
+        <w:t>21</w:t>
+      </w:r>
+    </w:p>
+    <w:p>
+      <w:pPr>
+        <w:pStyle w:val="toc3"/>
+      </w:pPr>
+      <w:r>
+        <w:t>MW-20 · Intervención pendiente (CU-20)</w:t>
+      </w:r>
+      <w:r>
+        <w:tab/>
+      </w:r>
+      <w:r>
+        <w:t>22</w:t>
+      </w:r>
+    </w:p>
+    <w:p>
+      <w:pPr>
+        <w:pStyle w:val="toc3"/>
+      </w:pPr>
+      <w:r>
+        <w:t>MW-21 · Asignar técnico y agendar (CU-21)</w:t>
+      </w:r>
+      <w:r>
+        <w:tab/>
+      </w:r>
+      <w:r>
+        <w:t>23</w:t>
+      </w:r>
+    </w:p>
+    <w:p>
+      <w:pPr>
+        <w:pStyle w:val="toc3"/>
+      </w:pPr>
+      <w:r>
+        <w:t>MW-22 · Ejecutar y cerrar (CU-23)</w:t>
+      </w:r>
+      <w:r>
+        <w:tab/>
+      </w:r>
+      <w:r>
+        <w:t>24</w:t>
+      </w:r>
+    </w:p>
+    <w:p>
+      <w:pPr>
+        <w:pStyle w:val="toc2"/>
+      </w:pPr>
+      <w:r>
+        <w:t>Casos sin pantalla propia</w:t>
+      </w:r>
+      <w:r>
+        <w:tab/>
+      </w:r>
+      <w:r>
+        <w:t>25</w:t>
+      </w:r>
+    </w:p>
+    <w:p>
+      <w:pPr>
         <w:pStyle w:val="toc1"/>
       </w:pPr>
       <w:r>
-        <w:t>Resumen y propósito</w:t>
+        <w:t>Vistas móviles</w:t>
       </w:r>
       <w:r>
         <w:tab/>
       </w:r>
       <w:r>
-        <w:t>4</w:t>
+        <w:t>25</w:t>
+      </w:r>
+    </w:p>
+    <w:p>
+      <w:pPr>
+        <w:pStyle w:val="toc3"/>
+      </w:pPr>
+      <w:r>
+        <w:t>MM-01 · Panel (CU-25, existente)</w:t>
+      </w:r>
+      <w:r>
+        <w:tab/>
+      </w:r>
+      <w:r>
+        <w:t>26</w:t>
+      </w:r>
+    </w:p>
+    <w:p>
+      <w:pPr>
+        <w:pStyle w:val="toc3"/>
+      </w:pPr>
+      <w:r>
+        <w:t>MM-02 · Activos (CU-25, existente)</w:t>
+      </w:r>
+      <w:r>
+        <w:tab/>
+      </w:r>
+      <w:r>
+        <w:t>27</w:t>
+      </w:r>
+    </w:p>
+    <w:p>
+      <w:pPr>
+        <w:pStyle w:val="toc3"/>
+      </w:pPr>
+      <w:r>
+        <w:t>MM-03 · Ambiente (CU-25, existente)</w:t>
+      </w:r>
+      <w:r>
+        <w:tab/>
+      </w:r>
+      <w:r>
+        <w:t>28</w:t>
+      </w:r>
+    </w:p>
+    <w:p>
+      <w:pPr>
+        <w:pStyle w:val="toc3"/>
+      </w:pPr>
+      <w:r>
+        <w:t>MM-04 · Alertas (CU-25, diseño nuevo)</w:t>
+      </w:r>
+      <w:r>
+        <w:tab/>
+      </w:r>
+      <w:r>
+        <w:t>28</w:t>
       </w:r>
     </w:p>
     <w:p>
@@ -401,13 +803,13 @@
         <w:pStyle w:val="toc1"/>
       </w:pPr>
       <w:r>
-        <w:t>Criterios y guía de estilo</w:t>
+        <w:t>Trazabilidad</w:t>
       </w:r>
       <w:r>
         <w:tab/>
       </w:r>
       <w:r>
-        <w:t>4</w:t>
+        <w:t>29</w:t>
       </w:r>
     </w:p>
     <w:p>
@@ -415,489 +817,41 @@
         <w:pStyle w:val="toc1"/>
       </w:pPr>
       <w:r>
-        <w:t>Vistas web</w:t>
+        <w:t>Supuestos y pendientes</w:t>
       </w:r>
       <w:r>
         <w:tab/>
       </w:r>
       <w:r>
-        <w:t>5</w:t>
-      </w:r>
-    </w:p>
-    <w:p>
-      <w:pPr>
-        <w:pStyle w:val="toc2"/>
-      </w:pPr>
-      <w:r>
-        <w:t>Pantallas existentes (capturas reales)</w:t>
+        <w:t>30</w:t>
+      </w:r>
+    </w:p>
+    <w:p>
+      <w:pPr>
+        <w:pStyle w:val="toc1"/>
+      </w:pPr>
+      <w:r>
+        <w:t>Glosario</w:t>
       </w:r>
       <w:r>
         <w:tab/>
       </w:r>
       <w:r>
-        <w:t>5</w:t>
-      </w:r>
-    </w:p>
-    <w:p>
-      <w:pPr>
-        <w:pStyle w:val="toc3"/>
-      </w:pPr>
-      <w:r>
-        <w:t>MW-01 · Inicio de sesión (CU-01)</w:t>
+        <w:t>31</w:t>
+      </w:r>
+    </w:p>
+    <w:p>
+      <w:pPr>
+        <w:pStyle w:val="toc1"/>
+      </w:pPr>
+      <w:r>
+        <w:t>Referencias</w:t>
       </w:r>
       <w:r>
         <w:tab/>
       </w:r>
       <w:r>
-        <w:t>5</w:t>
-      </w:r>
-    </w:p>
-    <w:p>
-      <w:pPr>
-        <w:pStyle w:val="toc3"/>
-      </w:pPr>
-      <w:r>
-        <w:t>MW-02 · Recuperar contraseña en dos pasos (CU-02)</w:t>
-      </w:r>
-      <w:r>
-        <w:tab/>
-      </w:r>
-      <w:r>
-        <w:t>6</w:t>
-      </w:r>
-    </w:p>
-    <w:p>
-      <w:pPr>
-        <w:pStyle w:val="toc3"/>
-      </w:pPr>
-      <w:r>
-        <w:t>MW-03 · Usuarios y roles (CU-03)</w:t>
-      </w:r>
-      <w:r>
-        <w:tab/>
-      </w:r>
-      <w:r>
-        <w:t>8</w:t>
-      </w:r>
-    </w:p>
-    <w:p>
-      <w:pPr>
-        <w:pStyle w:val="toc3"/>
-      </w:pPr>
-      <w:r>
-        <w:t>MW-04 · Panel (CU-13, CU-24)</w:t>
-      </w:r>
-      <w:r>
-        <w:tab/>
-      </w:r>
-      <w:r>
-        <w:t>8</w:t>
-      </w:r>
-    </w:p>
-    <w:p>
-      <w:pPr>
-        <w:pStyle w:val="toc3"/>
-      </w:pPr>
-      <w:r>
-        <w:t>MW-05 · Lista de activos (CU-05)</w:t>
-      </w:r>
-      <w:r>
-        <w:tab/>
-      </w:r>
-      <w:r>
-        <w:t>9</w:t>
-      </w:r>
-    </w:p>
-    <w:p>
-      <w:pPr>
-        <w:pStyle w:val="toc3"/>
-      </w:pPr>
-      <w:r>
-        <w:t>MW-06 · Ficha del activo e historial (CU-05)</w:t>
-      </w:r>
-      <w:r>
-        <w:tab/>
-      </w:r>
-      <w:r>
-        <w:t>10</w:t>
-      </w:r>
-    </w:p>
-    <w:p>
-      <w:pPr>
-        <w:pStyle w:val="toc3"/>
-      </w:pPr>
-      <w:r>
-        <w:t>MW-07 · Monitoreo de ambiente (CU-13)</w:t>
-      </w:r>
-      <w:r>
-        <w:tab/>
-      </w:r>
-      <w:r>
-        <w:t>11</w:t>
-      </w:r>
-    </w:p>
-    <w:p>
-      <w:pPr>
-        <w:pStyle w:val="toc3"/>
-      </w:pPr>
-      <w:r>
-        <w:t>MW-08 · Dispositivos Arduino (CU-07, CU-11 en parte)</w:t>
-      </w:r>
-      <w:r>
-        <w:tab/>
-      </w:r>
-      <w:r>
-        <w:t>12</w:t>
-      </w:r>
-    </w:p>
-    <w:p>
-      <w:pPr>
-        <w:pStyle w:val="toc3"/>
-      </w:pPr>
-      <w:r>
-        <w:t>MW-09 · Registro de accesos (CU-18)</w:t>
-      </w:r>
-      <w:r>
-        <w:tab/>
-      </w:r>
-      <w:r>
-        <w:t>13</w:t>
-      </w:r>
-    </w:p>
-    <w:p>
-      <w:pPr>
-        <w:pStyle w:val="toc3"/>
-      </w:pPr>
-      <w:r>
-        <w:t>MW-10 · Lista de intervenciones (CU-19 a CU-23, lista)</w:t>
-      </w:r>
-      <w:r>
-        <w:tab/>
-      </w:r>
-      <w:r>
-        <w:t>14</w:t>
-      </w:r>
-    </w:p>
-    <w:p>
-      <w:pPr>
-        <w:pStyle w:val="toc2"/>
-      </w:pPr>
-      <w:r>
-        <w:t>Pantallas nuevas (diseño)</w:t>
-      </w:r>
-      <w:r>
-        <w:tab/>
-      </w:r>
-      <w:r>
-        <w:t>15</w:t>
-      </w:r>
-    </w:p>
-    <w:p>
-      <w:pPr>
-        <w:pStyle w:val="toc3"/>
-      </w:pPr>
-      <w:r>
-        <w:t>MW-11 · Navegación propuesta</w:t>
-      </w:r>
-      <w:r>
-        <w:tab/>
-      </w:r>
-      <w:r>
-        <w:t>15</w:t>
-      </w:r>
-    </w:p>
-    <w:p>
-      <w:pPr>
-        <w:pStyle w:val="toc3"/>
-      </w:pPr>
-      <w:r>
-        <w:t>MW-12 · Crear y editar activo (CU-04)</w:t>
-      </w:r>
-      <w:r>
-        <w:tab/>
-      </w:r>
-      <w:r>
-        <w:t>16</w:t>
-      </w:r>
-    </w:p>
-    <w:p>
-      <w:pPr>
-        <w:pStyle w:val="toc3"/>
-      </w:pPr>
-      <w:r>
-        <w:t>MW-13 · Zonas y ubicaciones (CU-06)</w:t>
-      </w:r>
-      <w:r>
-        <w:tab/>
-      </w:r>
-      <w:r>
-        <w:t>17</w:t>
-      </w:r>
-    </w:p>
-    <w:p>
-      <w:pPr>
-        <w:pStyle w:val="toc3"/>
-      </w:pPr>
-      <w:r>
-        <w:t>MW-14 · Tipos y estados de activo (CU-08)</w:t>
-      </w:r>
-      <w:r>
-        <w:tab/>
-      </w:r>
-      <w:r>
-        <w:t>18</w:t>
-      </w:r>
-    </w:p>
-    <w:p>
-      <w:pPr>
-        <w:pStyle w:val="toc3"/>
-      </w:pPr>
-      <w:r>
-        <w:t>MW-15 · Responsables de alerta (CU-09)</w:t>
-      </w:r>
-      <w:r>
-        <w:tab/>
-      </w:r>
-      <w:r>
-        <w:t>19</w:t>
-      </w:r>
-    </w:p>
-    <w:p>
-      <w:pPr>
-        <w:pStyle w:val="toc3"/>
-      </w:pPr>
-      <w:r>
-        <w:t>MW-16 · Alertas (CU-13, resultado de CU-12)</w:t>
-      </w:r>
-      <w:r>
-        <w:tab/>
-      </w:r>
-      <w:r>
-        <w:t>20</w:t>
-      </w:r>
-    </w:p>
-    <w:p>
-      <w:pPr>
-        <w:pStyle w:val="toc3"/>
-      </w:pPr>
-      <w:r>
-        <w:t>MW-17 · Detalle de alerta (CU-13)</w:t>
-      </w:r>
-      <w:r>
-        <w:tab/>
-      </w:r>
-      <w:r>
-        <w:t>20</w:t>
-      </w:r>
-    </w:p>
-    <w:p>
-      <w:pPr>
-        <w:pStyle w:val="toc3"/>
-      </w:pPr>
-      <w:r>
-        <w:t>MW-18 · Servidores (CU-14, CU-15)</w:t>
-      </w:r>
-      <w:r>
-        <w:tab/>
-      </w:r>
-      <w:r>
-        <w:t>21</w:t>
-      </w:r>
-    </w:p>
-    <w:p>
-      <w:pPr>
-        <w:pStyle w:val="toc3"/>
-      </w:pPr>
-      <w:r>
-        <w:t>MW-19 · Huellas (CU-16)</w:t>
-      </w:r>
-      <w:r>
-        <w:tab/>
-      </w:r>
-      <w:r>
-        <w:t>22</w:t>
-      </w:r>
-    </w:p>
-    <w:p>
-      <w:pPr>
-        <w:pStyle w:val="toc3"/>
-      </w:pPr>
-      <w:r>
-        <w:t>MW-20 · Intervención pendiente (CU-20)</w:t>
-      </w:r>
-      <w:r>
-        <w:tab/>
-      </w:r>
-      <w:r>
-        <w:t>23</w:t>
-      </w:r>
-    </w:p>
-    <w:p>
-      <w:pPr>
-        <w:pStyle w:val="toc3"/>
-      </w:pPr>
-      <w:r>
-        <w:t>MW-21 · Asignar técnico y agendar (CU-21)</w:t>
-      </w:r>
-      <w:r>
-        <w:tab/>
-      </w:r>
-      <w:r>
-        <w:t>24</w:t>
-      </w:r>
-    </w:p>
-    <w:p>
-      <w:pPr>
-        <w:pStyle w:val="toc3"/>
-      </w:pPr>
-      <w:r>
-        <w:t>MW-22 · Ejecutar y cerrar (CU-23)</w:t>
-      </w:r>
-      <w:r>
-        <w:tab/>
-      </w:r>
-      <w:r>
-        <w:t>25</w:t>
-      </w:r>
-    </w:p>
-    <w:p>
-      <w:pPr>
-        <w:pStyle w:val="toc2"/>
-      </w:pPr>
-      <w:r>
-        <w:t>Casos sin pantalla propia</w:t>
-      </w:r>
-      <w:r>
-        <w:tab/>
-      </w:r>
-      <w:r>
-        <w:t>26</w:t>
-      </w:r>
-    </w:p>
-    <w:p>
-      <w:pPr>
-        <w:pStyle w:val="toc1"/>
-      </w:pPr>
-      <w:r>
-        <w:t>Vistas móviles</w:t>
-      </w:r>
-      <w:r>
-        <w:tab/>
-      </w:r>
-      <w:r>
-        <w:t>26</w:t>
-      </w:r>
-    </w:p>
-    <w:p>
-      <w:pPr>
-        <w:pStyle w:val="toc3"/>
-      </w:pPr>
-      <w:r>
-        <w:t>MM-01 · Panel (CU-25, existente)</w:t>
-      </w:r>
-      <w:r>
-        <w:tab/>
-      </w:r>
-      <w:r>
-        <w:t>27</w:t>
-      </w:r>
-    </w:p>
-    <w:p>
-      <w:pPr>
-        <w:pStyle w:val="toc3"/>
-      </w:pPr>
-      <w:r>
-        <w:t>MM-02 · Activos (CU-25, existente)</w:t>
-      </w:r>
-      <w:r>
-        <w:tab/>
-      </w:r>
-      <w:r>
-        <w:t>28</w:t>
-      </w:r>
-    </w:p>
-    <w:p>
-      <w:pPr>
-        <w:pStyle w:val="toc3"/>
-      </w:pPr>
-      <w:r>
-        <w:t>MM-03 · Ambiente (CU-25, existente)</w:t>
-      </w:r>
-      <w:r>
-        <w:tab/>
-      </w:r>
-      <w:r>
-        <w:t>29</w:t>
-      </w:r>
-    </w:p>
-    <w:p>
-      <w:pPr>
-        <w:pStyle w:val="toc3"/>
-      </w:pPr>
-      <w:r>
-        <w:t>MM-04 · Alertas (CU-25, diseño nuevo)</w:t>
-      </w:r>
-      <w:r>
-        <w:tab/>
-      </w:r>
-      <w:r>
-        <w:t>29</w:t>
-      </w:r>
-    </w:p>
-    <w:p>
-      <w:pPr>
-        <w:pStyle w:val="toc1"/>
-      </w:pPr>
-      <w:r>
-        <w:t>Trazabilidad</w:t>
-      </w:r>
-      <w:r>
-        <w:tab/>
-      </w:r>
-      <w:r>
-        <w:t>30</w:t>
-      </w:r>
-    </w:p>
-    <w:p>
-      <w:pPr>
-        <w:pStyle w:val="toc1"/>
-      </w:pPr>
-      <w:r>
-        <w:t>Supuestos y pendientes</w:t>
-      </w:r>
-      <w:r>
-        <w:tab/>
-      </w:r>
-      <w:r>
-        <w:t>31</w:t>
-      </w:r>
-    </w:p>
-    <w:p>
-      <w:pPr>
-        <w:pStyle w:val="toc1"/>
-      </w:pPr>
-      <w:r>
-        <w:t>Glosario y referencias</w:t>
-      </w:r>
-      <w:r>
-        <w:tab/>
-      </w:r>
-      <w:r>
         <w:t>32</w:t>
-      </w:r>
-    </w:p>
-    <w:p>
-      <w:pPr>
-        <w:pStyle w:val="toc2"/>
-      </w:pPr>
-      <w:r>
-        <w:t>Referencias</w:t>
-      </w:r>
-      <w:r>
-        <w:tab/>
-      </w:r>
-      <w:r>
-        <w:t>33</w:t>
       </w:r>
       <w:r>
         <w:fldChar w:fldCharType="end"/>
@@ -6469,7 +6423,7 @@
         <w:pStyle w:val="Heading2"/>
       </w:pPr>
       <w:r>
-        <w:t xml:space="preserve">Glosario y referencias</w:t>
+        <w:t>Glosario</w:t>
       </w:r>
     </w:p>
     <w:tbl>
@@ -6861,7 +6815,7 @@
     </w:tbl>
     <w:p>
       <w:pPr>
-        <w:pStyle w:val="Heading3"/>
+        <w:pStyle w:val="Heading2"/>
         <w:pageBreakBefore/>
       </w:pPr>
       <w:r>
@@ -7336,7 +7290,7 @@
         <w:rFonts w:asciiTheme="minorHAnsi" w:cstheme="minorBidi" w:eastAsiaTheme="minorHAnsi" w:hAnsiTheme="minorHAnsi"/>
         <w:sz w:val="24"/>
         <w:szCs w:val="24"/>
-        <w:lang w:bidi="ar-SA" w:eastAsia="en-US" w:val="en-US"/>
+        <w:lang w:bidi="ar-SA" w:eastAsia="es-CL" w:val="es-CL"/>
       </w:rPr>
     </w:rPrDefault>
     <w:pPrDefault>
@@ -7368,7 +7322,7 @@
     </w:rPr>
   </w:style>
   <w:style w:customStyle="1" w:styleId="FirstParagraph" w:type="paragraph">
-    <w:name w:val="First Paragraph"/>
+    <w:name w:val="Primer párrafo"/>
     <w:basedOn w:val="BodyText"/>
     <w:next w:val="BodyText"/>
     <w:qFormat/>
@@ -7378,7 +7332,7 @@
     </w:rPr>
   </w:style>
   <w:style w:customStyle="1" w:styleId="Compact" w:type="paragraph">
-    <w:name w:val="Compact"/>
+    <w:name w:val="Compacto"/>
     <w:basedOn w:val="BodyText"/>
     <w:qFormat/>
     <w:pPr>
@@ -7718,7 +7672,7 @@
     <w:unhideWhenUsed/>
   </w:style>
   <w:style w:default="1" w:styleId="Table" w:type="table">
-    <w:name w:val="Table"/>
+    <w:name w:val="Tabla"/>
     <w:basedOn w:val="TableNormal"/>
     <w:semiHidden/>
     <w:unhideWhenUsed/>
@@ -7782,7 +7736,7 @@
     </w:rPr>
   </w:style>
   <w:style w:customStyle="1" w:styleId="TableCaption" w:type="paragraph">
-    <w:name w:val="Table Caption"/>
+    <w:name w:val="Leyenda de tabla"/>
     <w:basedOn w:val="Caption"/>
     <w:pPr>
       <w:keepNext/>
@@ -7792,7 +7746,7 @@
     </w:rPr>
   </w:style>
   <w:style w:customStyle="1" w:styleId="ImageCaption" w:type="paragraph">
-    <w:name w:val="Image Caption"/>
+    <w:name w:val="Leyenda de imagen"/>
     <w:basedOn w:val="Caption"/>
     <w:rPr>
       <w:rFonts w:ascii="Calibri" w:hAnsi="Calibri" w:cs="Calibri" w:eastAsia="Calibri"/>
@@ -7806,7 +7760,7 @@
     </w:rPr>
   </w:style>
   <w:style w:customStyle="1" w:styleId="CaptionedFigure" w:type="paragraph">
-    <w:name w:val="Captioned Figure"/>
+    <w:name w:val="Figura con leyenda"/>
     <w:basedOn w:val="Figure"/>
     <w:pPr>
       <w:keepNext/>
@@ -7821,7 +7775,7 @@
     <w:link w:val="BodyText"/>
   </w:style>
   <w:style w:customStyle="1" w:styleId="VerbatimChar" w:type="character">
-    <w:name w:val="Verbatim Char"/>
+    <w:name w:val="Carácter literal"/>
     <w:basedOn w:val="BodyTextChar"/>
     <w:rPr>
       <w:rFonts w:ascii="Consolas" w:hAnsi="Consolas"/>
@@ -7865,7 +7819,7 @@
     </w:rPr>
   </w:style>
   <w:style w:type="paragraph" w:customStyle="1" w:styleId="SourceCode">
-    <w:name w:val="Source Code"/>
+    <w:name w:val="Código fuente"/>
     <w:basedOn w:val="Normal"/>
     <w:link w:val="VerbatimChar"/>
     <w:pPr>
